--- a/docs/Guide-utilisation-Projets-Le-Roy.docx
+++ b/docs/Guide-utilisation-Projets-Le-Roy.docx
@@ -289,7 +289,7 @@
           <w:sz w:val="22"/>
           <w:szCs w:val="22"/>
         </w:rPr>
-        <w:t xml:space="preserve">10. Utiliser Claude avec l'application</w:t>
+        <w:t xml:space="preserve">10. Utiliser Claude ou ChatGPT</w:t>
       </w:r>
     </w:p>
     <w:p>
@@ -4403,7 +4403,7 @@
         <w:pageBreakBefore/>
       </w:pPr>
       <w:r>
-        <w:t xml:space="preserve">10. Utiliser Claude avec l'application</w:t>
+        <w:t xml:space="preserve">10. Utiliser Claude ou ChatGPT</w:t>
       </w:r>
     </w:p>
     <w:p>
@@ -4411,17 +4411,27 @@
         <w:spacing w:after="120"/>
       </w:pPr>
       <w:r>
-        <w:t xml:space="preserve">Si l'application </w:t>
-      </w:r>
-      <w:r>
-        <w:rPr>
-          <w:b/>
-          <w:bCs/>
-        </w:rPr>
-        <w:t xml:space="preserve">Claude pour ordinateur</w:t>
-      </w:r>
-      <w:r>
-        <w:t xml:space="preserve"> a été reliée à votre compte (voir le guide d'installation, chapitre 11), vous pouvez lui parler de vos tâches en français.</w:t>
+        <w:t xml:space="preserve">Si </w:t>
+      </w:r>
+      <w:r>
+        <w:rPr>
+          <w:b/>
+          <w:bCs/>
+        </w:rPr>
+        <w:t xml:space="preserve">Claude</w:t>
+      </w:r>
+      <w:r>
+        <w:t xml:space="preserve"> (application pour ordinateur) ou </w:t>
+      </w:r>
+      <w:r>
+        <w:rPr>
+          <w:b/>
+          <w:bCs/>
+        </w:rPr>
+        <w:t xml:space="preserve">ChatGPT</w:t>
+      </w:r>
+      <w:r>
+        <w:t xml:space="preserve"> a été relié à votre compte (voir le guide d'installation, chapitres 11 et 12), vous pouvez lui parler de vos tâches en français. Les demandes et les possibilités sont les mêmes avec les deux assistants.</w:t>
       </w:r>
     </w:p>
     <w:p>
@@ -4818,6 +4828,406 @@
         <w:pStyle w:val="Heading2"/>
       </w:pPr>
       <w:r>
+        <w:t xml:space="preserve">Claude ou ChatGPT : les différences</w:t>
+      </w:r>
+    </w:p>
+    <w:tbl>
+      <w:tblPr>
+        <w:tblW w:type="dxa" w:w="9638"/>
+        <w:tblBorders>
+          <w:top w:val="single" w:color="auto" w:sz="4"/>
+          <w:left w:val="single" w:color="auto" w:sz="4"/>
+          <w:bottom w:val="single" w:color="auto" w:sz="4"/>
+          <w:right w:val="single" w:color="auto" w:sz="4"/>
+          <w:insideH w:val="single" w:color="auto" w:sz="4"/>
+          <w:insideV w:val="single" w:color="auto" w:sz="4"/>
+        </w:tblBorders>
+      </w:tblPr>
+      <w:tblGrid>
+        <w:gridCol w:w="2000"/>
+        <w:gridCol w:w="3819"/>
+        <w:gridCol w:w="3819"/>
+      </w:tblGrid>
+      <w:tr>
+        <w:trPr>
+          <w:cantSplit/>
+        </w:trPr>
+        <w:tc>
+          <w:tcPr>
+            <w:tcW w:type="dxa" w:w="2000"/>
+            <w:tcBorders>
+              <w:top w:val="single" w:color="D9D4D1" w:sz="4"/>
+              <w:left w:val="single" w:color="D9D4D1" w:sz="4"/>
+              <w:bottom w:val="single" w:color="D9D4D1" w:sz="4"/>
+              <w:right w:val="single" w:color="D9D4D1" w:sz="4"/>
+            </w:tcBorders>
+            <w:shd w:fill="C4122F" w:color="auto" w:val="clear"/>
+            <w:tcMar>
+              <w:top w:type="dxa" w:w="80"/>
+              <w:left w:type="dxa" w:w="120"/>
+              <w:bottom w:type="dxa" w:w="80"/>
+              <w:right w:type="dxa" w:w="120"/>
+            </w:tcMar>
+            <w:vAlign w:val="center"/>
+          </w:tcPr>
+          <w:p>
+            <w:pPr>
+              <w:spacing w:after="40"/>
+            </w:pPr>
+          </w:p>
+        </w:tc>
+        <w:tc>
+          <w:tcPr>
+            <w:tcW w:type="dxa" w:w="3819"/>
+            <w:tcBorders>
+              <w:top w:val="single" w:color="D9D4D1" w:sz="4"/>
+              <w:left w:val="single" w:color="D9D4D1" w:sz="4"/>
+              <w:bottom w:val="single" w:color="D9D4D1" w:sz="4"/>
+              <w:right w:val="single" w:color="D9D4D1" w:sz="4"/>
+            </w:tcBorders>
+            <w:shd w:fill="C4122F" w:color="auto" w:val="clear"/>
+            <w:tcMar>
+              <w:top w:type="dxa" w:w="80"/>
+              <w:left w:type="dxa" w:w="120"/>
+              <w:bottom w:type="dxa" w:w="80"/>
+              <w:right w:type="dxa" w:w="120"/>
+            </w:tcMar>
+            <w:vAlign w:val="center"/>
+          </w:tcPr>
+          <w:p>
+            <w:pPr>
+              <w:spacing w:after="40"/>
+            </w:pPr>
+            <w:r>
+              <w:rPr>
+                <w:b/>
+                <w:bCs/>
+                <w:color w:val="FFFFFF"/>
+              </w:rPr>
+              <w:t xml:space="preserve">Claude</w:t>
+            </w:r>
+          </w:p>
+        </w:tc>
+        <w:tc>
+          <w:tcPr>
+            <w:tcW w:type="dxa" w:w="3819"/>
+            <w:tcBorders>
+              <w:top w:val="single" w:color="D9D4D1" w:sz="4"/>
+              <w:left w:val="single" w:color="D9D4D1" w:sz="4"/>
+              <w:bottom w:val="single" w:color="D9D4D1" w:sz="4"/>
+              <w:right w:val="single" w:color="D9D4D1" w:sz="4"/>
+            </w:tcBorders>
+            <w:shd w:fill="C4122F" w:color="auto" w:val="clear"/>
+            <w:tcMar>
+              <w:top w:type="dxa" w:w="80"/>
+              <w:left w:type="dxa" w:w="120"/>
+              <w:bottom w:type="dxa" w:w="80"/>
+              <w:right w:type="dxa" w:w="120"/>
+            </w:tcMar>
+            <w:vAlign w:val="center"/>
+          </w:tcPr>
+          <w:p>
+            <w:pPr>
+              <w:spacing w:after="40"/>
+            </w:pPr>
+            <w:r>
+              <w:rPr>
+                <w:b/>
+                <w:bCs/>
+                <w:color w:val="FFFFFF"/>
+              </w:rPr>
+              <w:t xml:space="preserve">ChatGPT</w:t>
+            </w:r>
+          </w:p>
+        </w:tc>
+      </w:tr>
+      <w:tr>
+        <w:trPr>
+          <w:cantSplit/>
+        </w:trPr>
+        <w:tc>
+          <w:tcPr>
+            <w:tcW w:type="dxa" w:w="2000"/>
+            <w:tcBorders>
+              <w:top w:val="single" w:color="D9D4D1" w:sz="4"/>
+              <w:left w:val="single" w:color="D9D4D1" w:sz="4"/>
+              <w:bottom w:val="single" w:color="D9D4D1" w:sz="4"/>
+              <w:right w:val="single" w:color="D9D4D1" w:sz="4"/>
+            </w:tcBorders>
+            <w:shd w:fill="FFFFFF" w:color="auto" w:val="clear"/>
+            <w:tcMar>
+              <w:top w:type="dxa" w:w="80"/>
+              <w:left w:type="dxa" w:w="120"/>
+              <w:bottom w:type="dxa" w:w="80"/>
+              <w:right w:type="dxa" w:w="120"/>
+            </w:tcMar>
+            <w:vAlign w:val="center"/>
+          </w:tcPr>
+          <w:p>
+            <w:pPr>
+              <w:spacing w:after="40"/>
+            </w:pPr>
+            <w:r>
+              <w:t xml:space="preserve">Où l'utiliser</w:t>
+            </w:r>
+          </w:p>
+        </w:tc>
+        <w:tc>
+          <w:tcPr>
+            <w:tcW w:type="dxa" w:w="3819"/>
+            <w:tcBorders>
+              <w:top w:val="single" w:color="D9D4D1" w:sz="4"/>
+              <w:left w:val="single" w:color="D9D4D1" w:sz="4"/>
+              <w:bottom w:val="single" w:color="D9D4D1" w:sz="4"/>
+              <w:right w:val="single" w:color="D9D4D1" w:sz="4"/>
+            </w:tcBorders>
+            <w:shd w:fill="FFFFFF" w:color="auto" w:val="clear"/>
+            <w:tcMar>
+              <w:top w:type="dxa" w:w="80"/>
+              <w:left w:type="dxa" w:w="120"/>
+              <w:bottom w:type="dxa" w:w="80"/>
+              <w:right w:type="dxa" w:w="120"/>
+            </w:tcMar>
+            <w:vAlign w:val="center"/>
+          </w:tcPr>
+          <w:p>
+            <w:pPr>
+              <w:spacing w:after="40"/>
+            </w:pPr>
+            <w:r>
+              <w:t xml:space="preserve">Application Claude pour ordinateur, sur un PC du bureau</w:t>
+            </w:r>
+          </w:p>
+        </w:tc>
+        <w:tc>
+          <w:tcPr>
+            <w:tcW w:type="dxa" w:w="3819"/>
+            <w:tcBorders>
+              <w:top w:val="single" w:color="D9D4D1" w:sz="4"/>
+              <w:left w:val="single" w:color="D9D4D1" w:sz="4"/>
+              <w:bottom w:val="single" w:color="D9D4D1" w:sz="4"/>
+              <w:right w:val="single" w:color="D9D4D1" w:sz="4"/>
+            </w:tcBorders>
+            <w:shd w:fill="FFFFFF" w:color="auto" w:val="clear"/>
+            <w:tcMar>
+              <w:top w:type="dxa" w:w="80"/>
+              <w:left w:type="dxa" w:w="120"/>
+              <w:bottom w:type="dxa" w:w="80"/>
+              <w:right w:type="dxa" w:w="120"/>
+            </w:tcMar>
+            <w:vAlign w:val="center"/>
+          </w:tcPr>
+          <w:p>
+            <w:pPr>
+              <w:spacing w:after="40"/>
+            </w:pPr>
+            <w:r>
+              <w:t xml:space="preserve">ChatGPT (site ou application), avec le mode développeur</w:t>
+            </w:r>
+          </w:p>
+        </w:tc>
+      </w:tr>
+      <w:tr>
+        <w:trPr>
+          <w:cantSplit/>
+        </w:trPr>
+        <w:tc>
+          <w:tcPr>
+            <w:tcW w:type="dxa" w:w="2000"/>
+            <w:tcBorders>
+              <w:top w:val="single" w:color="D9D4D1" w:sz="4"/>
+              <w:left w:val="single" w:color="D9D4D1" w:sz="4"/>
+              <w:bottom w:val="single" w:color="D9D4D1" w:sz="4"/>
+              <w:right w:val="single" w:color="D9D4D1" w:sz="4"/>
+            </w:tcBorders>
+            <w:shd w:fill="F7F5F4" w:color="auto" w:val="clear"/>
+            <w:tcMar>
+              <w:top w:type="dxa" w:w="80"/>
+              <w:left w:type="dxa" w:w="120"/>
+              <w:bottom w:type="dxa" w:w="80"/>
+              <w:right w:type="dxa" w:w="120"/>
+            </w:tcMar>
+            <w:vAlign w:val="center"/>
+          </w:tcPr>
+          <w:p>
+            <w:pPr>
+              <w:spacing w:after="40"/>
+            </w:pPr>
+            <w:r>
+              <w:t xml:space="preserve">Ce qu'il faut</w:t>
+            </w:r>
+          </w:p>
+        </w:tc>
+        <w:tc>
+          <w:tcPr>
+            <w:tcW w:type="dxa" w:w="3819"/>
+            <w:tcBorders>
+              <w:top w:val="single" w:color="D9D4D1" w:sz="4"/>
+              <w:left w:val="single" w:color="D9D4D1" w:sz="4"/>
+              <w:bottom w:val="single" w:color="D9D4D1" w:sz="4"/>
+              <w:right w:val="single" w:color="D9D4D1" w:sz="4"/>
+            </w:tcBorders>
+            <w:shd w:fill="F7F5F4" w:color="auto" w:val="clear"/>
+            <w:tcMar>
+              <w:top w:type="dxa" w:w="80"/>
+              <w:left w:type="dxa" w:w="120"/>
+              <w:bottom w:type="dxa" w:w="80"/>
+              <w:right w:type="dxa" w:w="120"/>
+            </w:tcMar>
+            <w:vAlign w:val="center"/>
+          </w:tcPr>
+          <w:p>
+            <w:pPr>
+              <w:spacing w:after="40"/>
+            </w:pPr>
+            <w:r>
+              <w:t xml:space="preserve">Lancer une fois </w:t>
+            </w:r>
+            <w:r>
+              <w:rPr>
+                <w:rFonts w:ascii="Consolas" w:cs="Consolas" w:eastAsia="Consolas" w:hAnsi="Consolas"/>
+                <w:color w:val="3D3A39"/>
+                <w:sz w:val="20"/>
+                <w:szCs w:val="20"/>
+                <w:shd w:fill="EDEAE8" w:color="auto" w:val="clear"/>
+              </w:rPr>
+              <w:t xml:space="preserve">lier-a-claude.bat</w:t>
+            </w:r>
+          </w:p>
+        </w:tc>
+        <w:tc>
+          <w:tcPr>
+            <w:tcW w:type="dxa" w:w="3819"/>
+            <w:tcBorders>
+              <w:top w:val="single" w:color="D9D4D1" w:sz="4"/>
+              <w:left w:val="single" w:color="D9D4D1" w:sz="4"/>
+              <w:bottom w:val="single" w:color="D9D4D1" w:sz="4"/>
+              <w:right w:val="single" w:color="D9D4D1" w:sz="4"/>
+            </w:tcBorders>
+            <w:shd w:fill="F7F5F4" w:color="auto" w:val="clear"/>
+            <w:tcMar>
+              <w:top w:type="dxa" w:w="80"/>
+              <w:left w:type="dxa" w:w="120"/>
+              <w:bottom w:type="dxa" w:w="80"/>
+              <w:right w:type="dxa" w:w="120"/>
+            </w:tcMar>
+            <w:vAlign w:val="center"/>
+          </w:tcPr>
+          <w:p>
+            <w:pPr>
+              <w:spacing w:after="40"/>
+            </w:pPr>
+            <w:r>
+              <w:t xml:space="preserve">Connecteur activé par l'administrateur, et la fenêtre </w:t>
+            </w:r>
+            <w:r>
+              <w:rPr>
+                <w:rFonts w:ascii="Consolas" w:cs="Consolas" w:eastAsia="Consolas" w:hAnsi="Consolas"/>
+                <w:color w:val="3D3A39"/>
+                <w:sz w:val="20"/>
+                <w:szCs w:val="20"/>
+                <w:shd w:fill="EDEAE8" w:color="auto" w:val="clear"/>
+              </w:rPr>
+              <w:t xml:space="preserve">ouvrir-pour-chatgpt.bat</w:t>
+            </w:r>
+            <w:r>
+              <w:t xml:space="preserve"> ouverte sur le PC serveur</w:t>
+            </w:r>
+          </w:p>
+        </w:tc>
+      </w:tr>
+      <w:tr>
+        <w:trPr>
+          <w:cantSplit/>
+        </w:trPr>
+        <w:tc>
+          <w:tcPr>
+            <w:tcW w:type="dxa" w:w="2000"/>
+            <w:tcBorders>
+              <w:top w:val="single" w:color="D9D4D1" w:sz="4"/>
+              <w:left w:val="single" w:color="D9D4D1" w:sz="4"/>
+              <w:bottom w:val="single" w:color="D9D4D1" w:sz="4"/>
+              <w:right w:val="single" w:color="D9D4D1" w:sz="4"/>
+            </w:tcBorders>
+            <w:shd w:fill="FFFFFF" w:color="auto" w:val="clear"/>
+            <w:tcMar>
+              <w:top w:type="dxa" w:w="80"/>
+              <w:left w:type="dxa" w:w="120"/>
+              <w:bottom w:type="dxa" w:w="80"/>
+              <w:right w:type="dxa" w:w="120"/>
+            </w:tcMar>
+            <w:vAlign w:val="center"/>
+          </w:tcPr>
+          <w:p>
+            <w:pPr>
+              <w:spacing w:after="40"/>
+            </w:pPr>
+            <w:r>
+              <w:t xml:space="preserve">Abonnement</w:t>
+            </w:r>
+          </w:p>
+        </w:tc>
+        <w:tc>
+          <w:tcPr>
+            <w:tcW w:type="dxa" w:w="3819"/>
+            <w:tcBorders>
+              <w:top w:val="single" w:color="D9D4D1" w:sz="4"/>
+              <w:left w:val="single" w:color="D9D4D1" w:sz="4"/>
+              <w:bottom w:val="single" w:color="D9D4D1" w:sz="4"/>
+              <w:right w:val="single" w:color="D9D4D1" w:sz="4"/>
+            </w:tcBorders>
+            <w:shd w:fill="FFFFFF" w:color="auto" w:val="clear"/>
+            <w:tcMar>
+              <w:top w:type="dxa" w:w="80"/>
+              <w:left w:type="dxa" w:w="120"/>
+              <w:bottom w:type="dxa" w:w="80"/>
+              <w:right w:type="dxa" w:w="120"/>
+            </w:tcMar>
+            <w:vAlign w:val="center"/>
+          </w:tcPr>
+          <w:p>
+            <w:pPr>
+              <w:spacing w:after="40"/>
+            </w:pPr>
+            <w:r>
+              <w:t xml:space="preserve">Claude</w:t>
+            </w:r>
+          </w:p>
+        </w:tc>
+        <w:tc>
+          <w:tcPr>
+            <w:tcW w:type="dxa" w:w="3819"/>
+            <w:tcBorders>
+              <w:top w:val="single" w:color="D9D4D1" w:sz="4"/>
+              <w:left w:val="single" w:color="D9D4D1" w:sz="4"/>
+              <w:bottom w:val="single" w:color="D9D4D1" w:sz="4"/>
+              <w:right w:val="single" w:color="D9D4D1" w:sz="4"/>
+            </w:tcBorders>
+            <w:shd w:fill="FFFFFF" w:color="auto" w:val="clear"/>
+            <w:tcMar>
+              <w:top w:type="dxa" w:w="80"/>
+              <w:left w:type="dxa" w:w="120"/>
+              <w:bottom w:type="dxa" w:w="80"/>
+              <w:right w:type="dxa" w:w="120"/>
+            </w:tcMar>
+            <w:vAlign w:val="center"/>
+          </w:tcPr>
+          <w:p>
+            <w:pPr>
+              <w:spacing w:after="40"/>
+            </w:pPr>
+            <w:r>
+              <w:t xml:space="preserve">ChatGPT payant (Plus, Pro, Business…)</w:t>
+            </w:r>
+          </w:p>
+        </w:tc>
+      </w:tr>
+    </w:tbl>
+    <w:p>
+      <w:pPr>
+        <w:pStyle w:val="Heading2"/>
+      </w:pPr>
+      <w:r>
         <w:t xml:space="preserve">Votre clé d'accès</w:t>
       </w:r>
     </w:p>
@@ -4830,9 +5240,9 @@
       <w:r>
         <w:drawing>
           <wp:inline distT="0" distB="0" distL="0" distR="0">
-            <wp:extent cx="4324350" cy="4572000"/>
+            <wp:extent cx="3962400" cy="5334000"/>
             <wp:effectExtent t="0" r="0" b="0" l="0"/>
-            <wp:docPr id="1" name="10-claude.png" descr="Compte → Lier à Claude : créer une clé, la copier, puis lancer lier-a-claude.bat." title="Compte → Lier à Claude : créer une clé, la copier, puis lancer lier-a-claude.bat."/>
+            <wp:docPr id="1" name="16-chatgpt.png" descr="Compte → Lier à Claude ou ChatGPT : créer une clé, la copier ; l'administrateur active le connecteur ChatGPT." title="Compte → Lier à Claude ou ChatGPT : créer une clé, la copier ; l'administrateur active le connecteur ChatGPT."/>
             <wp:cNvGraphicFramePr>
               <a:graphicFrameLocks xmlns:a="http://schemas.openxmlformats.org/drawingml/2006/main" noChangeAspect="1"/>
             </wp:cNvGraphicFramePr>
@@ -4855,7 +5265,7 @@
                   <pic:spPr bwMode="auto">
                     <a:xfrm>
                       <a:off x="0" y="0"/>
-                      <a:ext cx="4324350" cy="4572000"/>
+                      <a:ext cx="3962400" cy="5334000"/>
                     </a:xfrm>
                     <a:prstGeom prst="rect">
                       <a:avLst/>
@@ -4881,7 +5291,7 @@
           <w:sz w:val="18"/>
           <w:szCs w:val="18"/>
         </w:rPr>
-        <w:t xml:space="preserve">Compte → Lier à Claude : créer une clé, la copier, puis lancer lier-a-claude.bat.</w:t>
+        <w:t xml:space="preserve">Compte → Lier à Claude ou ChatGPT : créer une clé, la copier ; l'administrateur active le connecteur ChatGPT.</w:t>
       </w:r>
     </w:p>
     <w:tbl>
@@ -5002,7 +5412,15 @@
               <w:spacing w:after="40"/>
             </w:pPr>
             <w:r>
-              <w:t xml:space="preserve">Ça ne marche qu'avec l'application Claude installée sur un PC du bureau (pas sur claude.ai dans le navigateur, ni sur téléphone).</w:t>
+              <w:t xml:space="preserve">Claude : seulement avec l'application Claude installée sur un PC du bureau (pas claude.ai dans le navigateur, ni le téléphone).</w:t>
+            </w:r>
+          </w:p>
+          <w:p>
+            <w:pPr>
+              <w:spacing w:after="40"/>
+            </w:pPr>
+            <w:r>
+              <w:t xml:space="preserve">ChatGPT : seulement pendant que le tunnel est ouvert sur le PC serveur ; l'adresse du connecteur contient votre clé, ne la partagez pas.</w:t>
             </w:r>
           </w:p>
         </w:tc>

--- a/docs/Guide-utilisation-Projets-Le-Roy.docx
+++ b/docs/Guide-utilisation-Projets-Le-Roy.docx
@@ -2227,6 +2227,36 @@
     </w:p>
     <w:p>
       <w:pPr>
+        <w:pStyle w:val="ListParagraph"/>
+        <w:numPr>
+          <w:ilvl w:val="0"/>
+          <w:numId w:val="3"/>
+        </w:numPr>
+        <w:spacing w:after="80"/>
+      </w:pPr>
+      <w:r>
+        <w:rPr>
+          <w:b/>
+          <w:bCs/>
+        </w:rPr>
+        <w:t xml:space="preserve">Qui a validé</w:t>
+      </w:r>
+      <w:r>
+        <w:t xml:space="preserve"> : sous chaque étape cochée, on voit </w:t>
+      </w:r>
+      <w:r>
+        <w:rPr>
+          <w:b/>
+          <w:bCs/>
+        </w:rPr>
+        <w:t xml:space="preserve">qui l'a cochée et quand</w:t>
+      </w:r>
+      <w:r>
+        <w:t xml:space="preserve"> (« Validée par Claire · aujourd'hui 14:05 »). Quand la dernière étape est cochée, un bandeau vert indique qui a terminé la tâche.</w:t>
+      </w:r>
+    </w:p>
+    <w:p>
+      <w:pPr>
         <w:pStyle w:val="Heading2"/>
       </w:pPr>
       <w:r>
@@ -2340,10 +2370,20 @@
           <w:b/>
           <w:bCs/>
         </w:rPr>
-        <w:t xml:space="preserve">Historique</w:t>
-      </w:r>
-      <w:r>
-        <w:t xml:space="preserve"> : cliquez dessus pour voir qui a créé, coché, modifié quoi, et quand.</w:t>
+        <w:t xml:space="preserve">Historique de la tâche</w:t>
+      </w:r>
+      <w:r>
+        <w:t xml:space="preserve"> (qui a créé, coché, modifié quoi) : visible par l'</w:t>
+      </w:r>
+      <w:r>
+        <w:rPr>
+          <w:b/>
+          <w:bCs/>
+        </w:rPr>
+        <w:t xml:space="preserve">administrateur</w:t>
+      </w:r>
+      <w:r>
+        <w:t xml:space="preserve"> seulement.</w:t>
       </w:r>
     </w:p>
     <w:p>
@@ -2643,6 +2683,52 @@
       </w:r>
       <w:r>
         <w:t xml:space="preserve">, ou un clic à côté.</w:t>
+      </w:r>
+    </w:p>
+    <w:p>
+      <w:pPr>
+        <w:pStyle w:val="Heading2"/>
+      </w:pPr>
+      <w:r>
+        <w:t xml:space="preserve">Que devient une tâche terminée ?</w:t>
+      </w:r>
+    </w:p>
+    <w:p>
+      <w:pPr>
+        <w:spacing w:after="120"/>
+      </w:pPr>
+      <w:r>
+        <w:t xml:space="preserve">Une tâche terminée (✅) reste affichée </w:t>
+      </w:r>
+      <w:r>
+        <w:rPr>
+          <w:b/>
+          <w:bCs/>
+        </w:rPr>
+        <w:t xml:space="preserve">7 jours</w:t>
+      </w:r>
+      <w:r>
+        <w:t xml:space="preserve"> sur l'accueil et la timeline (la date de disparition est indiquée dans sa fiche), puis elle </w:t>
+      </w:r>
+      <w:r>
+        <w:rPr>
+          <w:b/>
+          <w:bCs/>
+        </w:rPr>
+        <w:t xml:space="preserve">disparaît de l'écran</w:t>
+      </w:r>
+      <w:r>
+        <w:t xml:space="preserve">. Elle n'est pas perdue : l'administrateur la retrouve dans l'onglet </w:t>
+      </w:r>
+      <w:r>
+        <w:rPr>
+          <w:b/>
+          <w:bCs/>
+        </w:rPr>
+        <w:t xml:space="preserve">Historique</w:t>
+      </w:r>
+      <w:r>
+        <w:t xml:space="preserve">, avec qui l'a validée et quand (chapitre 11). Si une étape est décochée avant ces 7 jours, la tâche redevient « en cours ».</w:t>
       </w:r>
     </w:p>
     <w:p>
@@ -3577,12 +3663,10 @@
     </w:p>
     <w:p>
       <w:pPr>
-        <w:pStyle w:val="Heading1"/>
-        <w:keepNext/>
-        <w:pageBreakBefore/>
-      </w:pPr>
-      <w:r>
-        <w:t xml:space="preserve">8. Les catégories</w:t>
+        <w:pStyle w:val="Heading2"/>
+      </w:pPr>
+      <w:r>
+        <w:t xml:space="preserve">Changer l'ordre des groupes (administrateur)</w:t>
       </w:r>
     </w:p>
     <w:p>
@@ -3590,17 +3674,37 @@
         <w:spacing w:after="120"/>
       </w:pPr>
       <w:r>
-        <w:t xml:space="preserve">Les catégories classent les tâches (Devis, Chantier, Commercial…). L'onglet </w:t>
-      </w:r>
-      <w:r>
-        <w:rPr>
-          <w:b/>
-          <w:bCs/>
-        </w:rPr>
-        <w:t xml:space="preserve">Catégories</w:t>
-      </w:r>
-      <w:r>
-        <w:t xml:space="preserve"> permet de les adapter à votre façon de travailler.</w:t>
+        <w:t xml:space="preserve">Dans la liste </w:t>
+      </w:r>
+      <w:r>
+        <w:rPr>
+          <w:b/>
+          <w:bCs/>
+        </w:rPr>
+        <w:t xml:space="preserve">Groupes existants</w:t>
+      </w:r>
+      <w:r>
+        <w:t xml:space="preserve">, les flèches </w:t>
+      </w:r>
+      <w:r>
+        <w:rPr>
+          <w:b/>
+          <w:bCs/>
+        </w:rPr>
+        <w:t xml:space="preserve">↑ ↓</w:t>
+      </w:r>
+      <w:r>
+        <w:t xml:space="preserve"> font monter ou descendre un groupe. Cet ordre s'applique à l'accueil et à la timeline de </w:t>
+      </w:r>
+      <w:r>
+        <w:rPr>
+          <w:b/>
+          <w:bCs/>
+        </w:rPr>
+        <w:t xml:space="preserve">tout le monde</w:t>
+      </w:r>
+      <w:r>
+        <w:t xml:space="preserve">.</w:t>
       </w:r>
     </w:p>
     <w:p>
@@ -3612,9 +3716,9 @@
       <w:r>
         <w:drawing>
           <wp:inline distT="0" distB="0" distL="0" distR="0">
-            <wp:extent cx="4162425" cy="4953000"/>
+            <wp:extent cx="4953000" cy="2819400"/>
             <wp:effectExtent t="0" r="0" b="0" l="0"/>
-            <wp:docPr id="1" name="09-categories.png" descr="La page Catégories : création en haut, liste en bas." title="La page Catégories : création en haut, liste en bas."/>
+            <wp:docPr id="1" name="18-groupes-ordre.png" descr="Les flèches ↑ ↓ de l'administrateur, dans la liste des groupes." title="Les flèches ↑ ↓ de l'administrateur, dans la liste des groupes."/>
             <wp:cNvGraphicFramePr>
               <a:graphicFrameLocks xmlns:a="http://schemas.openxmlformats.org/drawingml/2006/main" noChangeAspect="1"/>
             </wp:cNvGraphicFramePr>
@@ -3637,7 +3741,7 @@
                   <pic:spPr bwMode="auto">
                     <a:xfrm>
                       <a:off x="0" y="0"/>
-                      <a:ext cx="4162425" cy="4953000"/>
+                      <a:ext cx="4953000" cy="2819400"/>
                     </a:xfrm>
                     <a:prstGeom prst="rect">
                       <a:avLst/>
@@ -3663,450 +3767,9 @@
           <w:sz w:val="18"/>
           <w:szCs w:val="18"/>
         </w:rPr>
-        <w:t xml:space="preserve">La page Catégories : création en haut, liste en bas.</w:t>
-      </w:r>
-    </w:p>
-    <w:tbl>
-      <w:tblPr>
-        <w:tblW w:type="dxa" w:w="9638"/>
-        <w:tblBorders>
-          <w:top w:val="single" w:color="auto" w:sz="4"/>
-          <w:left w:val="single" w:color="auto" w:sz="4"/>
-          <w:bottom w:val="single" w:color="auto" w:sz="4"/>
-          <w:right w:val="single" w:color="auto" w:sz="4"/>
-          <w:insideH w:val="single" w:color="auto" w:sz="4"/>
-          <w:insideV w:val="single" w:color="auto" w:sz="4"/>
-        </w:tblBorders>
-      </w:tblPr>
-      <w:tblGrid>
-        <w:gridCol w:w="3000"/>
-        <w:gridCol w:w="6638"/>
-      </w:tblGrid>
-      <w:tr>
-        <w:trPr>
-          <w:cantSplit/>
-        </w:trPr>
-        <w:tc>
-          <w:tcPr>
-            <w:tcW w:type="dxa" w:w="3000"/>
-            <w:tcBorders>
-              <w:top w:val="single" w:color="D9D4D1" w:sz="4"/>
-              <w:left w:val="single" w:color="D9D4D1" w:sz="4"/>
-              <w:bottom w:val="single" w:color="D9D4D1" w:sz="4"/>
-              <w:right w:val="single" w:color="D9D4D1" w:sz="4"/>
-            </w:tcBorders>
-            <w:shd w:fill="C4122F" w:color="auto" w:val="clear"/>
-            <w:tcMar>
-              <w:top w:type="dxa" w:w="80"/>
-              <w:left w:type="dxa" w:w="120"/>
-              <w:bottom w:type="dxa" w:w="80"/>
-              <w:right w:type="dxa" w:w="120"/>
-            </w:tcMar>
-            <w:vAlign w:val="center"/>
-          </w:tcPr>
-          <w:p>
-            <w:pPr>
-              <w:spacing w:after="40"/>
-            </w:pPr>
-            <w:r>
-              <w:rPr>
-                <w:b/>
-                <w:bCs/>
-                <w:color w:val="FFFFFF"/>
-              </w:rPr>
-              <w:t xml:space="preserve">Action</w:t>
-            </w:r>
-          </w:p>
-        </w:tc>
-        <w:tc>
-          <w:tcPr>
-            <w:tcW w:type="dxa" w:w="6638"/>
-            <w:tcBorders>
-              <w:top w:val="single" w:color="D9D4D1" w:sz="4"/>
-              <w:left w:val="single" w:color="D9D4D1" w:sz="4"/>
-              <w:bottom w:val="single" w:color="D9D4D1" w:sz="4"/>
-              <w:right w:val="single" w:color="D9D4D1" w:sz="4"/>
-            </w:tcBorders>
-            <w:shd w:fill="C4122F" w:color="auto" w:val="clear"/>
-            <w:tcMar>
-              <w:top w:type="dxa" w:w="80"/>
-              <w:left w:type="dxa" w:w="120"/>
-              <w:bottom w:type="dxa" w:w="80"/>
-              <w:right w:type="dxa" w:w="120"/>
-            </w:tcMar>
-            <w:vAlign w:val="center"/>
-          </w:tcPr>
-          <w:p>
-            <w:pPr>
-              <w:spacing w:after="40"/>
-            </w:pPr>
-            <w:r>
-              <w:rPr>
-                <w:b/>
-                <w:bCs/>
-                <w:color w:val="FFFFFF"/>
-              </w:rPr>
-              <w:t xml:space="preserve">Comment</w:t>
-            </w:r>
-          </w:p>
-        </w:tc>
-      </w:tr>
-      <w:tr>
-        <w:trPr>
-          <w:cantSplit/>
-        </w:trPr>
-        <w:tc>
-          <w:tcPr>
-            <w:tcW w:type="dxa" w:w="3000"/>
-            <w:tcBorders>
-              <w:top w:val="single" w:color="D9D4D1" w:sz="4"/>
-              <w:left w:val="single" w:color="D9D4D1" w:sz="4"/>
-              <w:bottom w:val="single" w:color="D9D4D1" w:sz="4"/>
-              <w:right w:val="single" w:color="D9D4D1" w:sz="4"/>
-            </w:tcBorders>
-            <w:shd w:fill="FFFFFF" w:color="auto" w:val="clear"/>
-            <w:tcMar>
-              <w:top w:type="dxa" w:w="80"/>
-              <w:left w:type="dxa" w:w="120"/>
-              <w:bottom w:type="dxa" w:w="80"/>
-              <w:right w:type="dxa" w:w="120"/>
-            </w:tcMar>
-            <w:vAlign w:val="center"/>
-          </w:tcPr>
-          <w:p>
-            <w:pPr>
-              <w:spacing w:after="40"/>
-            </w:pPr>
-            <w:r>
-              <w:t xml:space="preserve">Créer</w:t>
-            </w:r>
-          </w:p>
-        </w:tc>
-        <w:tc>
-          <w:tcPr>
-            <w:tcW w:type="dxa" w:w="6638"/>
-            <w:tcBorders>
-              <w:top w:val="single" w:color="D9D4D1" w:sz="4"/>
-              <w:left w:val="single" w:color="D9D4D1" w:sz="4"/>
-              <w:bottom w:val="single" w:color="D9D4D1" w:sz="4"/>
-              <w:right w:val="single" w:color="D9D4D1" w:sz="4"/>
-            </w:tcBorders>
-            <w:shd w:fill="FFFFFF" w:color="auto" w:val="clear"/>
-            <w:tcMar>
-              <w:top w:type="dxa" w:w="80"/>
-              <w:left w:type="dxa" w:w="120"/>
-              <w:bottom w:type="dxa" w:w="80"/>
-              <w:right w:type="dxa" w:w="120"/>
-            </w:tcMar>
-            <w:vAlign w:val="center"/>
-          </w:tcPr>
-          <w:p>
-            <w:pPr>
-              <w:spacing w:after="40"/>
-            </w:pPr>
-            <w:r>
-              <w:t xml:space="preserve">Tapez un nom (« SAV », « Livraison »…), choisissez un pictogramme (ou tapez n'importe quel emoji), puis </w:t>
-            </w:r>
-            <w:r>
-              <w:rPr>
-                <w:b/>
-                <w:bCs/>
-              </w:rPr>
-              <w:t xml:space="preserve">Créer la catégorie</w:t>
-            </w:r>
-            <w:r>
-              <w:t xml:space="preserve">.</w:t>
-            </w:r>
-          </w:p>
-        </w:tc>
-      </w:tr>
-      <w:tr>
-        <w:trPr>
-          <w:cantSplit/>
-        </w:trPr>
-        <w:tc>
-          <w:tcPr>
-            <w:tcW w:type="dxa" w:w="3000"/>
-            <w:tcBorders>
-              <w:top w:val="single" w:color="D9D4D1" w:sz="4"/>
-              <w:left w:val="single" w:color="D9D4D1" w:sz="4"/>
-              <w:bottom w:val="single" w:color="D9D4D1" w:sz="4"/>
-              <w:right w:val="single" w:color="D9D4D1" w:sz="4"/>
-            </w:tcBorders>
-            <w:shd w:fill="F7F5F4" w:color="auto" w:val="clear"/>
-            <w:tcMar>
-              <w:top w:type="dxa" w:w="80"/>
-              <w:left w:type="dxa" w:w="120"/>
-              <w:bottom w:type="dxa" w:w="80"/>
-              <w:right w:type="dxa" w:w="120"/>
-            </w:tcMar>
-            <w:vAlign w:val="center"/>
-          </w:tcPr>
-          <w:p>
-            <w:pPr>
-              <w:spacing w:after="40"/>
-            </w:pPr>
-            <w:r>
-              <w:t xml:space="preserve">Renommer / changer le pictogramme</w:t>
-            </w:r>
-          </w:p>
-        </w:tc>
-        <w:tc>
-          <w:tcPr>
-            <w:tcW w:type="dxa" w:w="6638"/>
-            <w:tcBorders>
-              <w:top w:val="single" w:color="D9D4D1" w:sz="4"/>
-              <w:left w:val="single" w:color="D9D4D1" w:sz="4"/>
-              <w:bottom w:val="single" w:color="D9D4D1" w:sz="4"/>
-              <w:right w:val="single" w:color="D9D4D1" w:sz="4"/>
-            </w:tcBorders>
-            <w:shd w:fill="F7F5F4" w:color="auto" w:val="clear"/>
-            <w:tcMar>
-              <w:top w:type="dxa" w:w="80"/>
-              <w:left w:type="dxa" w:w="120"/>
-              <w:bottom w:type="dxa" w:w="80"/>
-              <w:right w:type="dxa" w:w="120"/>
-            </w:tcMar>
-            <w:vAlign w:val="center"/>
-          </w:tcPr>
-          <w:p>
-            <w:pPr>
-              <w:spacing w:after="40"/>
-            </w:pPr>
-            <w:r>
-              <w:t xml:space="preserve">Le </w:t>
-            </w:r>
-            <w:r>
-              <w:rPr>
-                <w:b/>
-                <w:bCs/>
-              </w:rPr>
-              <w:t xml:space="preserve">crayon</w:t>
-            </w:r>
-            <w:r>
-              <w:t xml:space="preserve"> sur la ligne, puis </w:t>
-            </w:r>
-            <w:r>
-              <w:rPr>
-                <w:b/>
-                <w:bCs/>
-              </w:rPr>
-              <w:t xml:space="preserve">Enregistrer</w:t>
-            </w:r>
-            <w:r>
-              <w:t xml:space="preserve">.</w:t>
-            </w:r>
-          </w:p>
-        </w:tc>
-      </w:tr>
-      <w:tr>
-        <w:trPr>
-          <w:cantSplit/>
-        </w:trPr>
-        <w:tc>
-          <w:tcPr>
-            <w:tcW w:type="dxa" w:w="3000"/>
-            <w:tcBorders>
-              <w:top w:val="single" w:color="D9D4D1" w:sz="4"/>
-              <w:left w:val="single" w:color="D9D4D1" w:sz="4"/>
-              <w:bottom w:val="single" w:color="D9D4D1" w:sz="4"/>
-              <w:right w:val="single" w:color="D9D4D1" w:sz="4"/>
-            </w:tcBorders>
-            <w:shd w:fill="FFFFFF" w:color="auto" w:val="clear"/>
-            <w:tcMar>
-              <w:top w:type="dxa" w:w="80"/>
-              <w:left w:type="dxa" w:w="120"/>
-              <w:bottom w:type="dxa" w:w="80"/>
-              <w:right w:type="dxa" w:w="120"/>
-            </w:tcMar>
-            <w:vAlign w:val="center"/>
-          </w:tcPr>
-          <w:p>
-            <w:pPr>
-              <w:spacing w:after="40"/>
-            </w:pPr>
-            <w:r>
-              <w:t xml:space="preserve">Changer l'ordre</w:t>
-            </w:r>
-          </w:p>
-        </w:tc>
-        <w:tc>
-          <w:tcPr>
-            <w:tcW w:type="dxa" w:w="6638"/>
-            <w:tcBorders>
-              <w:top w:val="single" w:color="D9D4D1" w:sz="4"/>
-              <w:left w:val="single" w:color="D9D4D1" w:sz="4"/>
-              <w:bottom w:val="single" w:color="D9D4D1" w:sz="4"/>
-              <w:right w:val="single" w:color="D9D4D1" w:sz="4"/>
-            </w:tcBorders>
-            <w:shd w:fill="FFFFFF" w:color="auto" w:val="clear"/>
-            <w:tcMar>
-              <w:top w:type="dxa" w:w="80"/>
-              <w:left w:type="dxa" w:w="120"/>
-              <w:bottom w:type="dxa" w:w="80"/>
-              <w:right w:type="dxa" w:w="120"/>
-            </w:tcMar>
-            <w:vAlign w:val="center"/>
-          </w:tcPr>
-          <w:p>
-            <w:pPr>
-              <w:spacing w:after="40"/>
-            </w:pPr>
-            <w:r>
-              <w:t xml:space="preserve">Les flèches </w:t>
-            </w:r>
-            <w:r>
-              <w:rPr>
-                <w:b/>
-                <w:bCs/>
-              </w:rPr>
-              <w:t xml:space="preserve">↑ ↓</w:t>
-            </w:r>
-            <w:r>
-              <w:t xml:space="preserve"> : l'ordre est celui du formulaire de tâche.</w:t>
-            </w:r>
-          </w:p>
-        </w:tc>
-      </w:tr>
-      <w:tr>
-        <w:trPr>
-          <w:cantSplit/>
-        </w:trPr>
-        <w:tc>
-          <w:tcPr>
-            <w:tcW w:type="dxa" w:w="3000"/>
-            <w:tcBorders>
-              <w:top w:val="single" w:color="D9D4D1" w:sz="4"/>
-              <w:left w:val="single" w:color="D9D4D1" w:sz="4"/>
-              <w:bottom w:val="single" w:color="D9D4D1" w:sz="4"/>
-              <w:right w:val="single" w:color="D9D4D1" w:sz="4"/>
-            </w:tcBorders>
-            <w:shd w:fill="F7F5F4" w:color="auto" w:val="clear"/>
-            <w:tcMar>
-              <w:top w:type="dxa" w:w="80"/>
-              <w:left w:type="dxa" w:w="120"/>
-              <w:bottom w:type="dxa" w:w="80"/>
-              <w:right w:type="dxa" w:w="120"/>
-            </w:tcMar>
-            <w:vAlign w:val="center"/>
-          </w:tcPr>
-          <w:p>
-            <w:pPr>
-              <w:spacing w:after="40"/>
-            </w:pPr>
-            <w:r>
-              <w:t xml:space="preserve">Masquer</w:t>
-            </w:r>
-          </w:p>
-        </w:tc>
-        <w:tc>
-          <w:tcPr>
-            <w:tcW w:type="dxa" w:w="6638"/>
-            <w:tcBorders>
-              <w:top w:val="single" w:color="D9D4D1" w:sz="4"/>
-              <w:left w:val="single" w:color="D9D4D1" w:sz="4"/>
-              <w:bottom w:val="single" w:color="D9D4D1" w:sz="4"/>
-              <w:right w:val="single" w:color="D9D4D1" w:sz="4"/>
-            </w:tcBorders>
-            <w:shd w:fill="F7F5F4" w:color="auto" w:val="clear"/>
-            <w:tcMar>
-              <w:top w:type="dxa" w:w="80"/>
-              <w:left w:type="dxa" w:w="120"/>
-              <w:bottom w:type="dxa" w:w="80"/>
-              <w:right w:type="dxa" w:w="120"/>
-            </w:tcMar>
-            <w:vAlign w:val="center"/>
-          </w:tcPr>
-          <w:p>
-            <w:pPr>
-              <w:spacing w:after="40"/>
-            </w:pPr>
-            <w:r>
-              <w:t xml:space="preserve">L'</w:t>
-            </w:r>
-            <w:r>
-              <w:rPr>
-                <w:b/>
-                <w:bCs/>
-              </w:rPr>
-              <w:t xml:space="preserve">œil barré</w:t>
-            </w:r>
-            <w:r>
-              <w:t xml:space="preserve"> : la catégorie n'est plus proposée pour les nouvelles tâches, mais les anciennes la gardent.</w:t>
-            </w:r>
-          </w:p>
-        </w:tc>
-      </w:tr>
-      <w:tr>
-        <w:trPr>
-          <w:cantSplit/>
-        </w:trPr>
-        <w:tc>
-          <w:tcPr>
-            <w:tcW w:type="dxa" w:w="3000"/>
-            <w:tcBorders>
-              <w:top w:val="single" w:color="D9D4D1" w:sz="4"/>
-              <w:left w:val="single" w:color="D9D4D1" w:sz="4"/>
-              <w:bottom w:val="single" w:color="D9D4D1" w:sz="4"/>
-              <w:right w:val="single" w:color="D9D4D1" w:sz="4"/>
-            </w:tcBorders>
-            <w:shd w:fill="FFFFFF" w:color="auto" w:val="clear"/>
-            <w:tcMar>
-              <w:top w:type="dxa" w:w="80"/>
-              <w:left w:type="dxa" w:w="120"/>
-              <w:bottom w:type="dxa" w:w="80"/>
-              <w:right w:type="dxa" w:w="120"/>
-            </w:tcMar>
-            <w:vAlign w:val="center"/>
-          </w:tcPr>
-          <w:p>
-            <w:pPr>
-              <w:spacing w:after="40"/>
-            </w:pPr>
-            <w:r>
-              <w:t xml:space="preserve">Supprimer</w:t>
-            </w:r>
-          </w:p>
-        </w:tc>
-        <w:tc>
-          <w:tcPr>
-            <w:tcW w:type="dxa" w:w="6638"/>
-            <w:tcBorders>
-              <w:top w:val="single" w:color="D9D4D1" w:sz="4"/>
-              <w:left w:val="single" w:color="D9D4D1" w:sz="4"/>
-              <w:bottom w:val="single" w:color="D9D4D1" w:sz="4"/>
-              <w:right w:val="single" w:color="D9D4D1" w:sz="4"/>
-            </w:tcBorders>
-            <w:shd w:fill="FFFFFF" w:color="auto" w:val="clear"/>
-            <w:tcMar>
-              <w:top w:type="dxa" w:w="80"/>
-              <w:left w:type="dxa" w:w="120"/>
-              <w:bottom w:type="dxa" w:w="80"/>
-              <w:right w:type="dxa" w:w="120"/>
-            </w:tcMar>
-            <w:vAlign w:val="center"/>
-          </w:tcPr>
-          <w:p>
-            <w:pPr>
-              <w:spacing w:after="40"/>
-            </w:pPr>
-            <w:r>
-              <w:t xml:space="preserve">La </w:t>
-            </w:r>
-            <w:r>
-              <w:rPr>
-                <w:b/>
-                <w:bCs/>
-              </w:rPr>
-              <w:t xml:space="preserve">corbeille</w:t>
-            </w:r>
-            <w:r>
-              <w:t xml:space="preserve"> : possible si aucune tâche ne l'utilise. L'administrateur peut aussi supprimer une catégorie utilisée : il choisit alors dans quelle catégorie déplacer ses tâches.</w:t>
-            </w:r>
-          </w:p>
-        </w:tc>
-      </w:tr>
-    </w:tbl>
+        <w:t xml:space="preserve">Les flèches ↑ ↓ de l'administrateur, dans la liste des groupes.</w:t>
+      </w:r>
+    </w:p>
     <w:p>
       <w:pPr>
         <w:pStyle w:val="Heading1"/>
@@ -4114,7 +3777,7 @@
         <w:pageBreakBefore/>
       </w:pPr>
       <w:r>
-        <w:t xml:space="preserve">9. Mon compte</w:t>
+        <w:t xml:space="preserve">8. Les catégories</w:t>
       </w:r>
     </w:p>
     <w:p>
@@ -4122,69 +3785,17 @@
         <w:spacing w:after="120"/>
       </w:pPr>
       <w:r>
-        <w:t xml:space="preserve">L'onglet </w:t>
-      </w:r>
-      <w:r>
-        <w:rPr>
-          <w:b/>
-          <w:bCs/>
-        </w:rPr>
-        <w:t xml:space="preserve">Compte</w:t>
-      </w:r>
-      <w:r>
-        <w:t xml:space="preserve"> (ou votre prénom en haut à droite) regroupe vos réglages.</w:t>
-      </w:r>
-    </w:p>
-    <w:p>
-      <w:pPr>
-        <w:pStyle w:val="Heading2"/>
-      </w:pPr>
-      <w:r>
-        <w:t xml:space="preserve">Changer de mot de passe</w:t>
-      </w:r>
-    </w:p>
-    <w:p>
-      <w:pPr>
-        <w:pStyle w:val="ListParagraph"/>
-        <w:numPr>
-          <w:ilvl w:val="0"/>
-          <w:numId w:val="5"/>
-        </w:numPr>
-        <w:spacing w:after="100"/>
-      </w:pPr>
-      <w:r>
-        <w:t xml:space="preserve">Tapez votre mot de passe actuel, puis le nouveau (4 caractères minimum).</w:t>
-      </w:r>
-    </w:p>
-    <w:p>
-      <w:pPr>
-        <w:pStyle w:val="ListParagraph"/>
-        <w:numPr>
-          <w:ilvl w:val="0"/>
-          <w:numId w:val="5"/>
-        </w:numPr>
-        <w:spacing w:after="100"/>
-      </w:pPr>
-      <w:r>
-        <w:t xml:space="preserve">Cliquez sur </w:t>
-      </w:r>
-      <w:r>
-        <w:rPr>
-          <w:b/>
-          <w:bCs/>
-        </w:rPr>
-        <w:t xml:space="preserve">Mettre à jour</w:t>
-      </w:r>
-      <w:r>
-        <w:t xml:space="preserve">. Vos autres appareils devront se reconnecter.</w:t>
-      </w:r>
-    </w:p>
-    <w:p>
-      <w:pPr>
-        <w:pStyle w:val="Heading2"/>
-      </w:pPr>
-      <w:r>
-        <w:t xml:space="preserve">Affichage clair ou sombre</w:t>
+        <w:t xml:space="preserve">Les catégories classent les tâches (Devis, Chantier, Commercial…). L'onglet </w:t>
+      </w:r>
+      <w:r>
+        <w:rPr>
+          <w:b/>
+          <w:bCs/>
+        </w:rPr>
+        <w:t xml:space="preserve">Catégories</w:t>
+      </w:r>
+      <w:r>
+        <w:t xml:space="preserve"> permet de les adapter à votre façon de travailler.</w:t>
       </w:r>
     </w:p>
     <w:p>
@@ -4196,9 +3807,9 @@
       <w:r>
         <w:drawing>
           <wp:inline distT="0" distB="0" distL="0" distR="0">
-            <wp:extent cx="4953000" cy="742950"/>
+            <wp:extent cx="4162425" cy="4953000"/>
             <wp:effectExtent t="0" r="0" b="0" l="0"/>
-            <wp:docPr id="1" name="15-affichage.png" descr="Choix de l'affichage : comme l'ordinateur, clair ou sombre." title="Choix de l'affichage : comme l'ordinateur, clair ou sombre."/>
+            <wp:docPr id="1" name="09-categories.png" descr="La page Catégories : création en haut, liste en bas." title="La page Catégories : création en haut, liste en bas."/>
             <wp:cNvGraphicFramePr>
               <a:graphicFrameLocks xmlns:a="http://schemas.openxmlformats.org/drawingml/2006/main" noChangeAspect="1"/>
             </wp:cNvGraphicFramePr>
@@ -4221,7 +3832,7 @@
                   <pic:spPr bwMode="auto">
                     <a:xfrm>
                       <a:off x="0" y="0"/>
-                      <a:ext cx="4953000" cy="742950"/>
+                      <a:ext cx="4162425" cy="4953000"/>
                     </a:xfrm>
                     <a:prstGeom prst="rect">
                       <a:avLst/>
@@ -4247,7 +3858,476 @@
           <w:sz w:val="18"/>
           <w:szCs w:val="18"/>
         </w:rPr>
-        <w:t xml:space="preserve">Choix de l'affichage : comme l'ordinateur, clair ou sombre.</w:t>
+        <w:t xml:space="preserve">La page Catégories : création en haut, liste en bas.</w:t>
+      </w:r>
+    </w:p>
+    <w:tbl>
+      <w:tblPr>
+        <w:tblW w:type="dxa" w:w="9638"/>
+        <w:tblBorders>
+          <w:top w:val="single" w:color="auto" w:sz="4"/>
+          <w:left w:val="single" w:color="auto" w:sz="4"/>
+          <w:bottom w:val="single" w:color="auto" w:sz="4"/>
+          <w:right w:val="single" w:color="auto" w:sz="4"/>
+          <w:insideH w:val="single" w:color="auto" w:sz="4"/>
+          <w:insideV w:val="single" w:color="auto" w:sz="4"/>
+        </w:tblBorders>
+      </w:tblPr>
+      <w:tblGrid>
+        <w:gridCol w:w="3000"/>
+        <w:gridCol w:w="6638"/>
+      </w:tblGrid>
+      <w:tr>
+        <w:trPr>
+          <w:cantSplit/>
+        </w:trPr>
+        <w:tc>
+          <w:tcPr>
+            <w:tcW w:type="dxa" w:w="3000"/>
+            <w:tcBorders>
+              <w:top w:val="single" w:color="D9D4D1" w:sz="4"/>
+              <w:left w:val="single" w:color="D9D4D1" w:sz="4"/>
+              <w:bottom w:val="single" w:color="D9D4D1" w:sz="4"/>
+              <w:right w:val="single" w:color="D9D4D1" w:sz="4"/>
+            </w:tcBorders>
+            <w:shd w:fill="C4122F" w:color="auto" w:val="clear"/>
+            <w:tcMar>
+              <w:top w:type="dxa" w:w="80"/>
+              <w:left w:type="dxa" w:w="120"/>
+              <w:bottom w:type="dxa" w:w="80"/>
+              <w:right w:type="dxa" w:w="120"/>
+            </w:tcMar>
+            <w:vAlign w:val="center"/>
+          </w:tcPr>
+          <w:p>
+            <w:pPr>
+              <w:spacing w:after="40"/>
+            </w:pPr>
+            <w:r>
+              <w:rPr>
+                <w:b/>
+                <w:bCs/>
+                <w:color w:val="FFFFFF"/>
+              </w:rPr>
+              <w:t xml:space="preserve">Action</w:t>
+            </w:r>
+          </w:p>
+        </w:tc>
+        <w:tc>
+          <w:tcPr>
+            <w:tcW w:type="dxa" w:w="6638"/>
+            <w:tcBorders>
+              <w:top w:val="single" w:color="D9D4D1" w:sz="4"/>
+              <w:left w:val="single" w:color="D9D4D1" w:sz="4"/>
+              <w:bottom w:val="single" w:color="D9D4D1" w:sz="4"/>
+              <w:right w:val="single" w:color="D9D4D1" w:sz="4"/>
+            </w:tcBorders>
+            <w:shd w:fill="C4122F" w:color="auto" w:val="clear"/>
+            <w:tcMar>
+              <w:top w:type="dxa" w:w="80"/>
+              <w:left w:type="dxa" w:w="120"/>
+              <w:bottom w:type="dxa" w:w="80"/>
+              <w:right w:type="dxa" w:w="120"/>
+            </w:tcMar>
+            <w:vAlign w:val="center"/>
+          </w:tcPr>
+          <w:p>
+            <w:pPr>
+              <w:spacing w:after="40"/>
+            </w:pPr>
+            <w:r>
+              <w:rPr>
+                <w:b/>
+                <w:bCs/>
+                <w:color w:val="FFFFFF"/>
+              </w:rPr>
+              <w:t xml:space="preserve">Comment</w:t>
+            </w:r>
+          </w:p>
+        </w:tc>
+      </w:tr>
+      <w:tr>
+        <w:trPr>
+          <w:cantSplit/>
+        </w:trPr>
+        <w:tc>
+          <w:tcPr>
+            <w:tcW w:type="dxa" w:w="3000"/>
+            <w:tcBorders>
+              <w:top w:val="single" w:color="D9D4D1" w:sz="4"/>
+              <w:left w:val="single" w:color="D9D4D1" w:sz="4"/>
+              <w:bottom w:val="single" w:color="D9D4D1" w:sz="4"/>
+              <w:right w:val="single" w:color="D9D4D1" w:sz="4"/>
+            </w:tcBorders>
+            <w:shd w:fill="FFFFFF" w:color="auto" w:val="clear"/>
+            <w:tcMar>
+              <w:top w:type="dxa" w:w="80"/>
+              <w:left w:type="dxa" w:w="120"/>
+              <w:bottom w:type="dxa" w:w="80"/>
+              <w:right w:type="dxa" w:w="120"/>
+            </w:tcMar>
+            <w:vAlign w:val="center"/>
+          </w:tcPr>
+          <w:p>
+            <w:pPr>
+              <w:spacing w:after="40"/>
+            </w:pPr>
+            <w:r>
+              <w:t xml:space="preserve">Créer</w:t>
+            </w:r>
+          </w:p>
+        </w:tc>
+        <w:tc>
+          <w:tcPr>
+            <w:tcW w:type="dxa" w:w="6638"/>
+            <w:tcBorders>
+              <w:top w:val="single" w:color="D9D4D1" w:sz="4"/>
+              <w:left w:val="single" w:color="D9D4D1" w:sz="4"/>
+              <w:bottom w:val="single" w:color="D9D4D1" w:sz="4"/>
+              <w:right w:val="single" w:color="D9D4D1" w:sz="4"/>
+            </w:tcBorders>
+            <w:shd w:fill="FFFFFF" w:color="auto" w:val="clear"/>
+            <w:tcMar>
+              <w:top w:type="dxa" w:w="80"/>
+              <w:left w:type="dxa" w:w="120"/>
+              <w:bottom w:type="dxa" w:w="80"/>
+              <w:right w:type="dxa" w:w="120"/>
+            </w:tcMar>
+            <w:vAlign w:val="center"/>
+          </w:tcPr>
+          <w:p>
+            <w:pPr>
+              <w:spacing w:after="40"/>
+            </w:pPr>
+            <w:r>
+              <w:t xml:space="preserve">Tapez un nom (« SAV », « Livraison »…), choisissez un pictogramme (ou tapez n'importe quel emoji), puis </w:t>
+            </w:r>
+            <w:r>
+              <w:rPr>
+                <w:b/>
+                <w:bCs/>
+              </w:rPr>
+              <w:t xml:space="preserve">Créer la catégorie</w:t>
+            </w:r>
+            <w:r>
+              <w:t xml:space="preserve">.</w:t>
+            </w:r>
+          </w:p>
+        </w:tc>
+      </w:tr>
+      <w:tr>
+        <w:trPr>
+          <w:cantSplit/>
+        </w:trPr>
+        <w:tc>
+          <w:tcPr>
+            <w:tcW w:type="dxa" w:w="3000"/>
+            <w:tcBorders>
+              <w:top w:val="single" w:color="D9D4D1" w:sz="4"/>
+              <w:left w:val="single" w:color="D9D4D1" w:sz="4"/>
+              <w:bottom w:val="single" w:color="D9D4D1" w:sz="4"/>
+              <w:right w:val="single" w:color="D9D4D1" w:sz="4"/>
+            </w:tcBorders>
+            <w:shd w:fill="F7F5F4" w:color="auto" w:val="clear"/>
+            <w:tcMar>
+              <w:top w:type="dxa" w:w="80"/>
+              <w:left w:type="dxa" w:w="120"/>
+              <w:bottom w:type="dxa" w:w="80"/>
+              <w:right w:type="dxa" w:w="120"/>
+            </w:tcMar>
+            <w:vAlign w:val="center"/>
+          </w:tcPr>
+          <w:p>
+            <w:pPr>
+              <w:spacing w:after="40"/>
+            </w:pPr>
+            <w:r>
+              <w:t xml:space="preserve">Renommer / changer le pictogramme</w:t>
+            </w:r>
+          </w:p>
+        </w:tc>
+        <w:tc>
+          <w:tcPr>
+            <w:tcW w:type="dxa" w:w="6638"/>
+            <w:tcBorders>
+              <w:top w:val="single" w:color="D9D4D1" w:sz="4"/>
+              <w:left w:val="single" w:color="D9D4D1" w:sz="4"/>
+              <w:bottom w:val="single" w:color="D9D4D1" w:sz="4"/>
+              <w:right w:val="single" w:color="D9D4D1" w:sz="4"/>
+            </w:tcBorders>
+            <w:shd w:fill="F7F5F4" w:color="auto" w:val="clear"/>
+            <w:tcMar>
+              <w:top w:type="dxa" w:w="80"/>
+              <w:left w:type="dxa" w:w="120"/>
+              <w:bottom w:type="dxa" w:w="80"/>
+              <w:right w:type="dxa" w:w="120"/>
+            </w:tcMar>
+            <w:vAlign w:val="center"/>
+          </w:tcPr>
+          <w:p>
+            <w:pPr>
+              <w:spacing w:after="40"/>
+            </w:pPr>
+            <w:r>
+              <w:t xml:space="preserve">Le </w:t>
+            </w:r>
+            <w:r>
+              <w:rPr>
+                <w:b/>
+                <w:bCs/>
+              </w:rPr>
+              <w:t xml:space="preserve">crayon</w:t>
+            </w:r>
+            <w:r>
+              <w:t xml:space="preserve"> sur la ligne, puis </w:t>
+            </w:r>
+            <w:r>
+              <w:rPr>
+                <w:b/>
+                <w:bCs/>
+              </w:rPr>
+              <w:t xml:space="preserve">Enregistrer</w:t>
+            </w:r>
+            <w:r>
+              <w:t xml:space="preserve">.</w:t>
+            </w:r>
+          </w:p>
+        </w:tc>
+      </w:tr>
+      <w:tr>
+        <w:trPr>
+          <w:cantSplit/>
+        </w:trPr>
+        <w:tc>
+          <w:tcPr>
+            <w:tcW w:type="dxa" w:w="3000"/>
+            <w:tcBorders>
+              <w:top w:val="single" w:color="D9D4D1" w:sz="4"/>
+              <w:left w:val="single" w:color="D9D4D1" w:sz="4"/>
+              <w:bottom w:val="single" w:color="D9D4D1" w:sz="4"/>
+              <w:right w:val="single" w:color="D9D4D1" w:sz="4"/>
+            </w:tcBorders>
+            <w:shd w:fill="FFFFFF" w:color="auto" w:val="clear"/>
+            <w:tcMar>
+              <w:top w:type="dxa" w:w="80"/>
+              <w:left w:type="dxa" w:w="120"/>
+              <w:bottom w:type="dxa" w:w="80"/>
+              <w:right w:type="dxa" w:w="120"/>
+            </w:tcMar>
+            <w:vAlign w:val="center"/>
+          </w:tcPr>
+          <w:p>
+            <w:pPr>
+              <w:spacing w:after="40"/>
+            </w:pPr>
+            <w:r>
+              <w:t xml:space="preserve">Changer l'ordre</w:t>
+            </w:r>
+          </w:p>
+        </w:tc>
+        <w:tc>
+          <w:tcPr>
+            <w:tcW w:type="dxa" w:w="6638"/>
+            <w:tcBorders>
+              <w:top w:val="single" w:color="D9D4D1" w:sz="4"/>
+              <w:left w:val="single" w:color="D9D4D1" w:sz="4"/>
+              <w:bottom w:val="single" w:color="D9D4D1" w:sz="4"/>
+              <w:right w:val="single" w:color="D9D4D1" w:sz="4"/>
+            </w:tcBorders>
+            <w:shd w:fill="FFFFFF" w:color="auto" w:val="clear"/>
+            <w:tcMar>
+              <w:top w:type="dxa" w:w="80"/>
+              <w:left w:type="dxa" w:w="120"/>
+              <w:bottom w:type="dxa" w:w="80"/>
+              <w:right w:type="dxa" w:w="120"/>
+            </w:tcMar>
+            <w:vAlign w:val="center"/>
+          </w:tcPr>
+          <w:p>
+            <w:pPr>
+              <w:spacing w:after="40"/>
+            </w:pPr>
+            <w:r>
+              <w:t xml:space="preserve">Les flèches </w:t>
+            </w:r>
+            <w:r>
+              <w:rPr>
+                <w:b/>
+                <w:bCs/>
+              </w:rPr>
+              <w:t xml:space="preserve">↑ ↓</w:t>
+            </w:r>
+            <w:r>
+              <w:t xml:space="preserve"> : l'ordre est celui du formulaire de tâche.</w:t>
+            </w:r>
+          </w:p>
+        </w:tc>
+      </w:tr>
+      <w:tr>
+        <w:trPr>
+          <w:cantSplit/>
+        </w:trPr>
+        <w:tc>
+          <w:tcPr>
+            <w:tcW w:type="dxa" w:w="3000"/>
+            <w:tcBorders>
+              <w:top w:val="single" w:color="D9D4D1" w:sz="4"/>
+              <w:left w:val="single" w:color="D9D4D1" w:sz="4"/>
+              <w:bottom w:val="single" w:color="D9D4D1" w:sz="4"/>
+              <w:right w:val="single" w:color="D9D4D1" w:sz="4"/>
+            </w:tcBorders>
+            <w:shd w:fill="F7F5F4" w:color="auto" w:val="clear"/>
+            <w:tcMar>
+              <w:top w:type="dxa" w:w="80"/>
+              <w:left w:type="dxa" w:w="120"/>
+              <w:bottom w:type="dxa" w:w="80"/>
+              <w:right w:type="dxa" w:w="120"/>
+            </w:tcMar>
+            <w:vAlign w:val="center"/>
+          </w:tcPr>
+          <w:p>
+            <w:pPr>
+              <w:spacing w:after="40"/>
+            </w:pPr>
+            <w:r>
+              <w:t xml:space="preserve">Masquer</w:t>
+            </w:r>
+          </w:p>
+        </w:tc>
+        <w:tc>
+          <w:tcPr>
+            <w:tcW w:type="dxa" w:w="6638"/>
+            <w:tcBorders>
+              <w:top w:val="single" w:color="D9D4D1" w:sz="4"/>
+              <w:left w:val="single" w:color="D9D4D1" w:sz="4"/>
+              <w:bottom w:val="single" w:color="D9D4D1" w:sz="4"/>
+              <w:right w:val="single" w:color="D9D4D1" w:sz="4"/>
+            </w:tcBorders>
+            <w:shd w:fill="F7F5F4" w:color="auto" w:val="clear"/>
+            <w:tcMar>
+              <w:top w:type="dxa" w:w="80"/>
+              <w:left w:type="dxa" w:w="120"/>
+              <w:bottom w:type="dxa" w:w="80"/>
+              <w:right w:type="dxa" w:w="120"/>
+            </w:tcMar>
+            <w:vAlign w:val="center"/>
+          </w:tcPr>
+          <w:p>
+            <w:pPr>
+              <w:spacing w:after="40"/>
+            </w:pPr>
+            <w:r>
+              <w:t xml:space="preserve">L'</w:t>
+            </w:r>
+            <w:r>
+              <w:rPr>
+                <w:b/>
+                <w:bCs/>
+              </w:rPr>
+              <w:t xml:space="preserve">œil barré</w:t>
+            </w:r>
+            <w:r>
+              <w:t xml:space="preserve"> : la catégorie n'est plus proposée pour les nouvelles tâches, mais les anciennes la gardent.</w:t>
+            </w:r>
+          </w:p>
+        </w:tc>
+      </w:tr>
+      <w:tr>
+        <w:trPr>
+          <w:cantSplit/>
+        </w:trPr>
+        <w:tc>
+          <w:tcPr>
+            <w:tcW w:type="dxa" w:w="3000"/>
+            <w:tcBorders>
+              <w:top w:val="single" w:color="D9D4D1" w:sz="4"/>
+              <w:left w:val="single" w:color="D9D4D1" w:sz="4"/>
+              <w:bottom w:val="single" w:color="D9D4D1" w:sz="4"/>
+              <w:right w:val="single" w:color="D9D4D1" w:sz="4"/>
+            </w:tcBorders>
+            <w:shd w:fill="FFFFFF" w:color="auto" w:val="clear"/>
+            <w:tcMar>
+              <w:top w:type="dxa" w:w="80"/>
+              <w:left w:type="dxa" w:w="120"/>
+              <w:bottom w:type="dxa" w:w="80"/>
+              <w:right w:type="dxa" w:w="120"/>
+            </w:tcMar>
+            <w:vAlign w:val="center"/>
+          </w:tcPr>
+          <w:p>
+            <w:pPr>
+              <w:spacing w:after="40"/>
+            </w:pPr>
+            <w:r>
+              <w:t xml:space="preserve">Supprimer</w:t>
+            </w:r>
+          </w:p>
+        </w:tc>
+        <w:tc>
+          <w:tcPr>
+            <w:tcW w:type="dxa" w:w="6638"/>
+            <w:tcBorders>
+              <w:top w:val="single" w:color="D9D4D1" w:sz="4"/>
+              <w:left w:val="single" w:color="D9D4D1" w:sz="4"/>
+              <w:bottom w:val="single" w:color="D9D4D1" w:sz="4"/>
+              <w:right w:val="single" w:color="D9D4D1" w:sz="4"/>
+            </w:tcBorders>
+            <w:shd w:fill="FFFFFF" w:color="auto" w:val="clear"/>
+            <w:tcMar>
+              <w:top w:type="dxa" w:w="80"/>
+              <w:left w:type="dxa" w:w="120"/>
+              <w:bottom w:type="dxa" w:w="80"/>
+              <w:right w:type="dxa" w:w="120"/>
+            </w:tcMar>
+            <w:vAlign w:val="center"/>
+          </w:tcPr>
+          <w:p>
+            <w:pPr>
+              <w:spacing w:after="40"/>
+            </w:pPr>
+            <w:r>
+              <w:t xml:space="preserve">La </w:t>
+            </w:r>
+            <w:r>
+              <w:rPr>
+                <w:b/>
+                <w:bCs/>
+              </w:rPr>
+              <w:t xml:space="preserve">corbeille</w:t>
+            </w:r>
+            <w:r>
+              <w:t xml:space="preserve"> : possible si aucune tâche ne l'utilise. L'administrateur peut aussi supprimer une catégorie utilisée : il choisit alors dans quelle catégorie déplacer ses tâches.</w:t>
+            </w:r>
+          </w:p>
+        </w:tc>
+      </w:tr>
+    </w:tbl>
+    <w:p>
+      <w:pPr>
+        <w:pStyle w:val="Heading1"/>
+        <w:keepNext/>
+        <w:pageBreakBefore/>
+      </w:pPr>
+      <w:r>
+        <w:t xml:space="preserve">9. Mon compte</w:t>
+      </w:r>
+    </w:p>
+    <w:p>
+      <w:pPr>
+        <w:spacing w:after="120"/>
+      </w:pPr>
+      <w:r>
+        <w:t xml:space="preserve">L'onglet </w:t>
+      </w:r>
+      <w:r>
+        <w:rPr>
+          <w:b/>
+          <w:bCs/>
+        </w:rPr>
+        <w:t xml:space="preserve">Compte</w:t>
+      </w:r>
+      <w:r>
+        <w:t xml:space="preserve"> (ou votre prénom en haut à droite) regroupe vos réglages.</w:t>
       </w:r>
     </w:p>
     <w:p>
@@ -4255,7 +4335,51 @@
         <w:pStyle w:val="Heading2"/>
       </w:pPr>
       <w:r>
-        <w:t xml:space="preserve">Exporter vers Excel</w:t>
+        <w:t xml:space="preserve">Changer de mot de passe</w:t>
+      </w:r>
+    </w:p>
+    <w:p>
+      <w:pPr>
+        <w:pStyle w:val="ListParagraph"/>
+        <w:numPr>
+          <w:ilvl w:val="0"/>
+          <w:numId w:val="5"/>
+        </w:numPr>
+        <w:spacing w:after="100"/>
+      </w:pPr>
+      <w:r>
+        <w:t xml:space="preserve">Tapez votre mot de passe actuel, puis le nouveau (4 caractères minimum).</w:t>
+      </w:r>
+    </w:p>
+    <w:p>
+      <w:pPr>
+        <w:pStyle w:val="ListParagraph"/>
+        <w:numPr>
+          <w:ilvl w:val="0"/>
+          <w:numId w:val="5"/>
+        </w:numPr>
+        <w:spacing w:after="100"/>
+      </w:pPr>
+      <w:r>
+        <w:t xml:space="preserve">Cliquez sur </w:t>
+      </w:r>
+      <w:r>
+        <w:rPr>
+          <w:b/>
+          <w:bCs/>
+        </w:rPr>
+        <w:t xml:space="preserve">Mettre à jour</w:t>
+      </w:r>
+      <w:r>
+        <w:t xml:space="preserve">. Vos autres appareils devront se reconnecter.</w:t>
+      </w:r>
+    </w:p>
+    <w:p>
+      <w:pPr>
+        <w:pStyle w:val="Heading2"/>
+      </w:pPr>
+      <w:r>
+        <w:t xml:space="preserve">Affichage clair ou sombre</w:t>
       </w:r>
     </w:p>
     <w:p>
@@ -4267,9 +4391,9 @@
       <w:r>
         <w:drawing>
           <wp:inline distT="0" distB="0" distL="0" distR="0">
-            <wp:extent cx="4953000" cy="923925"/>
+            <wp:extent cx="4953000" cy="742950"/>
             <wp:effectExtent t="0" r="0" b="0" l="0"/>
-            <wp:docPr id="1" name="14-donnees.png" descr="Le bouton d'export dans la partie « Données »." title="Le bouton d'export dans la partie « Données »."/>
+            <wp:docPr id="1" name="15-affichage.png" descr="Choix de l'affichage : comme l'ordinateur, clair ou sombre." title="Choix de l'affichage : comme l'ordinateur, clair ou sombre."/>
             <wp:cNvGraphicFramePr>
               <a:graphicFrameLocks xmlns:a="http://schemas.openxmlformats.org/drawingml/2006/main" noChangeAspect="1"/>
             </wp:cNvGraphicFramePr>
@@ -4292,7 +4416,7 @@
                   <pic:spPr bwMode="auto">
                     <a:xfrm>
                       <a:off x="0" y="0"/>
-                      <a:ext cx="4953000" cy="923925"/>
+                      <a:ext cx="4953000" cy="742950"/>
                     </a:xfrm>
                     <a:prstGeom prst="rect">
                       <a:avLst/>
@@ -4318,120 +4442,7 @@
           <w:sz w:val="18"/>
           <w:szCs w:val="18"/>
         </w:rPr>
-        <w:t xml:space="preserve">Le bouton d'export dans la partie « Données ».</w:t>
-      </w:r>
-    </w:p>
-    <w:p>
-      <w:pPr>
-        <w:spacing w:after="120"/>
-      </w:pPr>
-      <w:r>
-        <w:rPr>
-          <w:b/>
-          <w:bCs/>
-        </w:rPr>
-        <w:t xml:space="preserve">Exporter les tâches (Excel)</w:t>
-      </w:r>
-      <w:r>
-        <w:t xml:space="preserve"> télécharge un fichier avec les tâches que vous voyez : groupe, catégorie, titre, responsable, dates, avancement, statut. Il s'ouvre directement dans Excel.</w:t>
-      </w:r>
-    </w:p>
-    <w:tbl>
-      <w:tblPr>
-        <w:tblW w:type="dxa" w:w="9638"/>
-        <w:tblBorders>
-          <w:top w:val="single" w:color="auto" w:sz="4"/>
-          <w:left w:val="single" w:color="auto" w:sz="4"/>
-          <w:bottom w:val="single" w:color="auto" w:sz="4"/>
-          <w:right w:val="single" w:color="auto" w:sz="4"/>
-          <w:insideH w:val="single" w:color="auto" w:sz="4"/>
-          <w:insideV w:val="single" w:color="auto" w:sz="4"/>
-        </w:tblBorders>
-      </w:tblPr>
-      <w:tblGrid>
-        <w:gridCol w:w="9638"/>
-      </w:tblGrid>
-      <w:tr>
-        <w:trPr>
-          <w:cantSplit/>
-        </w:trPr>
-        <w:tc>
-          <w:tcPr>
-            <w:tcW w:type="dxa" w:w="9638"/>
-            <w:tcBorders>
-              <w:top w:val="none" w:color="FFFFFF" w:sz="0"/>
-              <w:left w:val="single" w:color="1D7A3F" w:sz="24"/>
-              <w:bottom w:val="none" w:color="FFFFFF" w:sz="0"/>
-              <w:right w:val="none" w:color="FFFFFF" w:sz="0"/>
-            </w:tcBorders>
-            <w:shd w:fill="E3F2E8" w:color="auto" w:val="clear"/>
-            <w:tcMar>
-              <w:top w:type="dxa" w:w="120"/>
-              <w:left w:type="dxa" w:w="200"/>
-              <w:bottom w:type="dxa" w:w="120"/>
-              <w:right w:type="dxa" w:w="200"/>
-            </w:tcMar>
-          </w:tcPr>
-          <w:p>
-            <w:pPr>
-              <w:spacing w:after="60"/>
-            </w:pPr>
-            <w:r>
-              <w:rPr>
-                <w:b/>
-                <w:bCs/>
-                <w:color w:val="1D7A3F"/>
-              </w:rPr>
-              <w:t xml:space="preserve">💡  Exporter une sélection</w:t>
-            </w:r>
-          </w:p>
-          <w:p>
-            <w:pPr>
-              <w:spacing w:after="40"/>
-            </w:pPr>
-            <w:r>
-              <w:t xml:space="preserve">L'export tient compte de la recherche et des filtres de l'accueil : filtrez d'abord (par exemple la catégorie « Devis »), puis exportez.</w:t>
-            </w:r>
-          </w:p>
-        </w:tc>
-      </w:tr>
-    </w:tbl>
-    <w:p>
-      <w:pPr>
-        <w:pStyle w:val="Heading1"/>
-        <w:keepNext/>
-        <w:pageBreakBefore/>
-      </w:pPr>
-      <w:r>
-        <w:t xml:space="preserve">10. Utiliser Claude ou ChatGPT</w:t>
-      </w:r>
-    </w:p>
-    <w:p>
-      <w:pPr>
-        <w:spacing w:after="120"/>
-      </w:pPr>
-      <w:r>
-        <w:t xml:space="preserve">Si </w:t>
-      </w:r>
-      <w:r>
-        <w:rPr>
-          <w:b/>
-          <w:bCs/>
-        </w:rPr>
-        <w:t xml:space="preserve">Claude</w:t>
-      </w:r>
-      <w:r>
-        <w:t xml:space="preserve"> (application pour ordinateur) ou </w:t>
-      </w:r>
-      <w:r>
-        <w:rPr>
-          <w:b/>
-          <w:bCs/>
-        </w:rPr>
-        <w:t xml:space="preserve">ChatGPT</w:t>
-      </w:r>
-      <w:r>
-        <w:t xml:space="preserve"> a été relié à votre compte (voir le guide d'installation, chapitres 11 et 12), vous pouvez lui parler de vos tâches en français. Les demandes et les possibilités sont les mêmes avec les deux assistants.</w:t>
+        <w:t xml:space="preserve">Choix de l'affichage : comme l'ordinateur, clair ou sombre.</w:t>
       </w:r>
     </w:p>
     <w:p>
@@ -4439,796 +4450,7 @@
         <w:pStyle w:val="Heading2"/>
       </w:pPr>
       <w:r>
-        <w:t xml:space="preserve">Exemples de demandes</w:t>
-      </w:r>
-    </w:p>
-    <w:tbl>
-      <w:tblPr>
-        <w:tblW w:type="dxa" w:w="9638"/>
-        <w:tblBorders>
-          <w:top w:val="single" w:color="auto" w:sz="4"/>
-          <w:left w:val="single" w:color="auto" w:sz="4"/>
-          <w:bottom w:val="single" w:color="auto" w:sz="4"/>
-          <w:right w:val="single" w:color="auto" w:sz="4"/>
-          <w:insideH w:val="single" w:color="auto" w:sz="4"/>
-          <w:insideV w:val="single" w:color="auto" w:sz="4"/>
-        </w:tblBorders>
-      </w:tblPr>
-      <w:tblGrid>
-        <w:gridCol w:w="5400"/>
-        <w:gridCol w:w="4238"/>
-      </w:tblGrid>
-      <w:tr>
-        <w:trPr>
-          <w:cantSplit/>
-        </w:trPr>
-        <w:tc>
-          <w:tcPr>
-            <w:tcW w:type="dxa" w:w="5400"/>
-            <w:tcBorders>
-              <w:top w:val="single" w:color="D9D4D1" w:sz="4"/>
-              <w:left w:val="single" w:color="D9D4D1" w:sz="4"/>
-              <w:bottom w:val="single" w:color="D9D4D1" w:sz="4"/>
-              <w:right w:val="single" w:color="D9D4D1" w:sz="4"/>
-            </w:tcBorders>
-            <w:shd w:fill="C4122F" w:color="auto" w:val="clear"/>
-            <w:tcMar>
-              <w:top w:type="dxa" w:w="80"/>
-              <w:left w:type="dxa" w:w="120"/>
-              <w:bottom w:type="dxa" w:w="80"/>
-              <w:right w:type="dxa" w:w="120"/>
-            </w:tcMar>
-            <w:vAlign w:val="center"/>
-          </w:tcPr>
-          <w:p>
-            <w:pPr>
-              <w:spacing w:after="40"/>
-            </w:pPr>
-            <w:r>
-              <w:rPr>
-                <w:b/>
-                <w:bCs/>
-                <w:color w:val="FFFFFF"/>
-              </w:rPr>
-              <w:t xml:space="preserve">Vous écrivez…</w:t>
-            </w:r>
-          </w:p>
-        </w:tc>
-        <w:tc>
-          <w:tcPr>
-            <w:tcW w:type="dxa" w:w="4238"/>
-            <w:tcBorders>
-              <w:top w:val="single" w:color="D9D4D1" w:sz="4"/>
-              <w:left w:val="single" w:color="D9D4D1" w:sz="4"/>
-              <w:bottom w:val="single" w:color="D9D4D1" w:sz="4"/>
-              <w:right w:val="single" w:color="D9D4D1" w:sz="4"/>
-            </w:tcBorders>
-            <w:shd w:fill="C4122F" w:color="auto" w:val="clear"/>
-            <w:tcMar>
-              <w:top w:type="dxa" w:w="80"/>
-              <w:left w:type="dxa" w:w="120"/>
-              <w:bottom w:type="dxa" w:w="80"/>
-              <w:right w:type="dxa" w:w="120"/>
-            </w:tcMar>
-            <w:vAlign w:val="center"/>
-          </w:tcPr>
-          <w:p>
-            <w:pPr>
-              <w:spacing w:after="40"/>
-            </w:pPr>
-            <w:r>
-              <w:rPr>
-                <w:b/>
-                <w:bCs/>
-                <w:color w:val="FFFFFF"/>
-              </w:rPr>
-              <w:t xml:space="preserve">Claude…</w:t>
-            </w:r>
-          </w:p>
-        </w:tc>
-      </w:tr>
-      <w:tr>
-        <w:trPr>
-          <w:cantSplit/>
-        </w:trPr>
-        <w:tc>
-          <w:tcPr>
-            <w:tcW w:type="dxa" w:w="5400"/>
-            <w:tcBorders>
-              <w:top w:val="single" w:color="D9D4D1" w:sz="4"/>
-              <w:left w:val="single" w:color="D9D4D1" w:sz="4"/>
-              <w:bottom w:val="single" w:color="D9D4D1" w:sz="4"/>
-              <w:right w:val="single" w:color="D9D4D1" w:sz="4"/>
-            </w:tcBorders>
-            <w:shd w:fill="FFFFFF" w:color="auto" w:val="clear"/>
-            <w:tcMar>
-              <w:top w:type="dxa" w:w="80"/>
-              <w:left w:type="dxa" w:w="120"/>
-              <w:bottom w:type="dxa" w:w="80"/>
-              <w:right w:type="dxa" w:w="120"/>
-            </w:tcMar>
-            <w:vAlign w:val="center"/>
-          </w:tcPr>
-          <w:p>
-            <w:pPr>
-              <w:spacing w:after="40"/>
-            </w:pPr>
-            <w:r>
-              <w:t xml:space="preserve">« Qu'est-ce qui est en retard ? Résume-moi la semaine. »</w:t>
-            </w:r>
-          </w:p>
-        </w:tc>
-        <w:tc>
-          <w:tcPr>
-            <w:tcW w:type="dxa" w:w="4238"/>
-            <w:tcBorders>
-              <w:top w:val="single" w:color="D9D4D1" w:sz="4"/>
-              <w:left w:val="single" w:color="D9D4D1" w:sz="4"/>
-              <w:bottom w:val="single" w:color="D9D4D1" w:sz="4"/>
-              <w:right w:val="single" w:color="D9D4D1" w:sz="4"/>
-            </w:tcBorders>
-            <w:shd w:fill="FFFFFF" w:color="auto" w:val="clear"/>
-            <w:tcMar>
-              <w:top w:type="dxa" w:w="80"/>
-              <w:left w:type="dxa" w:w="120"/>
-              <w:bottom w:type="dxa" w:w="80"/>
-              <w:right w:type="dxa" w:w="120"/>
-            </w:tcMar>
-            <w:vAlign w:val="center"/>
-          </w:tcPr>
-          <w:p>
-            <w:pPr>
-              <w:spacing w:after="40"/>
-            </w:pPr>
-            <w:r>
-              <w:t xml:space="preserve">liste les tâches en retard et les échéances des 7 prochains jours.</w:t>
-            </w:r>
-          </w:p>
-        </w:tc>
-      </w:tr>
-      <w:tr>
-        <w:trPr>
-          <w:cantSplit/>
-        </w:trPr>
-        <w:tc>
-          <w:tcPr>
-            <w:tcW w:type="dxa" w:w="5400"/>
-            <w:tcBorders>
-              <w:top w:val="single" w:color="D9D4D1" w:sz="4"/>
-              <w:left w:val="single" w:color="D9D4D1" w:sz="4"/>
-              <w:bottom w:val="single" w:color="D9D4D1" w:sz="4"/>
-              <w:right w:val="single" w:color="D9D4D1" w:sz="4"/>
-            </w:tcBorders>
-            <w:shd w:fill="F7F5F4" w:color="auto" w:val="clear"/>
-            <w:tcMar>
-              <w:top w:type="dxa" w:w="80"/>
-              <w:left w:type="dxa" w:w="120"/>
-              <w:bottom w:type="dxa" w:w="80"/>
-              <w:right w:type="dxa" w:w="120"/>
-            </w:tcMar>
-            <w:vAlign w:val="center"/>
-          </w:tcPr>
-          <w:p>
-            <w:pPr>
-              <w:spacing w:after="40"/>
-            </w:pPr>
-            <w:r>
-              <w:t xml:space="preserve">« Crée un devis pour l'élevage Martin dans Le Roy, pour Claire, à rendre le 15/11, avec les étapes visite, chiffrage, envoi. »</w:t>
-            </w:r>
-          </w:p>
-        </w:tc>
-        <w:tc>
-          <w:tcPr>
-            <w:tcW w:type="dxa" w:w="4238"/>
-            <w:tcBorders>
-              <w:top w:val="single" w:color="D9D4D1" w:sz="4"/>
-              <w:left w:val="single" w:color="D9D4D1" w:sz="4"/>
-              <w:bottom w:val="single" w:color="D9D4D1" w:sz="4"/>
-              <w:right w:val="single" w:color="D9D4D1" w:sz="4"/>
-            </w:tcBorders>
-            <w:shd w:fill="F7F5F4" w:color="auto" w:val="clear"/>
-            <w:tcMar>
-              <w:top w:type="dxa" w:w="80"/>
-              <w:left w:type="dxa" w:w="120"/>
-              <w:bottom w:type="dxa" w:w="80"/>
-              <w:right w:type="dxa" w:w="120"/>
-            </w:tcMar>
-            <w:vAlign w:val="center"/>
-          </w:tcPr>
-          <w:p>
-            <w:pPr>
-              <w:spacing w:after="40"/>
-            </w:pPr>
-            <w:r>
-              <w:t xml:space="preserve">crée la tâche avec ses étapes.</w:t>
-            </w:r>
-          </w:p>
-        </w:tc>
-      </w:tr>
-      <w:tr>
-        <w:trPr>
-          <w:cantSplit/>
-        </w:trPr>
-        <w:tc>
-          <w:tcPr>
-            <w:tcW w:type="dxa" w:w="5400"/>
-            <w:tcBorders>
-              <w:top w:val="single" w:color="D9D4D1" w:sz="4"/>
-              <w:left w:val="single" w:color="D9D4D1" w:sz="4"/>
-              <w:bottom w:val="single" w:color="D9D4D1" w:sz="4"/>
-              <w:right w:val="single" w:color="D9D4D1" w:sz="4"/>
-            </w:tcBorders>
-            <w:shd w:fill="FFFFFF" w:color="auto" w:val="clear"/>
-            <w:tcMar>
-              <w:top w:type="dxa" w:w="80"/>
-              <w:left w:type="dxa" w:w="120"/>
-              <w:bottom w:type="dxa" w:w="80"/>
-              <w:right w:type="dxa" w:w="120"/>
-            </w:tcMar>
-            <w:vAlign w:val="center"/>
-          </w:tcPr>
-          <w:p>
-            <w:pPr>
-              <w:spacing w:after="40"/>
-            </w:pPr>
-            <w:r>
-              <w:t xml:space="preserve">« Coche l'étape chiffrage du devis Martin et ajoute un commentaire : client rappelé. »</w:t>
-            </w:r>
-          </w:p>
-        </w:tc>
-        <w:tc>
-          <w:tcPr>
-            <w:tcW w:type="dxa" w:w="4238"/>
-            <w:tcBorders>
-              <w:top w:val="single" w:color="D9D4D1" w:sz="4"/>
-              <w:left w:val="single" w:color="D9D4D1" w:sz="4"/>
-              <w:bottom w:val="single" w:color="D9D4D1" w:sz="4"/>
-              <w:right w:val="single" w:color="D9D4D1" w:sz="4"/>
-            </w:tcBorders>
-            <w:shd w:fill="FFFFFF" w:color="auto" w:val="clear"/>
-            <w:tcMar>
-              <w:top w:type="dxa" w:w="80"/>
-              <w:left w:type="dxa" w:w="120"/>
-              <w:bottom w:type="dxa" w:w="80"/>
-              <w:right w:type="dxa" w:w="120"/>
-            </w:tcMar>
-            <w:vAlign w:val="center"/>
-          </w:tcPr>
-          <w:p>
-            <w:pPr>
-              <w:spacing w:after="40"/>
-            </w:pPr>
-            <w:r>
-              <w:t xml:space="preserve">coche l'étape et ajoute le commentaire.</w:t>
-            </w:r>
-          </w:p>
-        </w:tc>
-      </w:tr>
-      <w:tr>
-        <w:trPr>
-          <w:cantSplit/>
-        </w:trPr>
-        <w:tc>
-          <w:tcPr>
-            <w:tcW w:type="dxa" w:w="5400"/>
-            <w:tcBorders>
-              <w:top w:val="single" w:color="D9D4D1" w:sz="4"/>
-              <w:left w:val="single" w:color="D9D4D1" w:sz="4"/>
-              <w:bottom w:val="single" w:color="D9D4D1" w:sz="4"/>
-              <w:right w:val="single" w:color="D9D4D1" w:sz="4"/>
-            </w:tcBorders>
-            <w:shd w:fill="F7F5F4" w:color="auto" w:val="clear"/>
-            <w:tcMar>
-              <w:top w:type="dxa" w:w="80"/>
-              <w:left w:type="dxa" w:w="120"/>
-              <w:bottom w:type="dxa" w:w="80"/>
-              <w:right w:type="dxa" w:w="120"/>
-            </w:tcMar>
-            <w:vAlign w:val="center"/>
-          </w:tcPr>
-          <w:p>
-            <w:pPr>
-              <w:spacing w:after="40"/>
-            </w:pPr>
-            <w:r>
-              <w:t xml:space="preserve">« Quelles tâches de Julien finissent ce mois-ci ? »</w:t>
-            </w:r>
-          </w:p>
-        </w:tc>
-        <w:tc>
-          <w:tcPr>
-            <w:tcW w:type="dxa" w:w="4238"/>
-            <w:tcBorders>
-              <w:top w:val="single" w:color="D9D4D1" w:sz="4"/>
-              <w:left w:val="single" w:color="D9D4D1" w:sz="4"/>
-              <w:bottom w:val="single" w:color="D9D4D1" w:sz="4"/>
-              <w:right w:val="single" w:color="D9D4D1" w:sz="4"/>
-            </w:tcBorders>
-            <w:shd w:fill="F7F5F4" w:color="auto" w:val="clear"/>
-            <w:tcMar>
-              <w:top w:type="dxa" w:w="80"/>
-              <w:left w:type="dxa" w:w="120"/>
-              <w:bottom w:type="dxa" w:w="80"/>
-              <w:right w:type="dxa" w:w="120"/>
-            </w:tcMar>
-            <w:vAlign w:val="center"/>
-          </w:tcPr>
-          <w:p>
-            <w:pPr>
-              <w:spacing w:after="40"/>
-            </w:pPr>
-            <w:r>
-              <w:t xml:space="preserve">filtre par personne et par date.</w:t>
-            </w:r>
-          </w:p>
-        </w:tc>
-      </w:tr>
-      <w:tr>
-        <w:trPr>
-          <w:cantSplit/>
-        </w:trPr>
-        <w:tc>
-          <w:tcPr>
-            <w:tcW w:type="dxa" w:w="5400"/>
-            <w:tcBorders>
-              <w:top w:val="single" w:color="D9D4D1" w:sz="4"/>
-              <w:left w:val="single" w:color="D9D4D1" w:sz="4"/>
-              <w:bottom w:val="single" w:color="D9D4D1" w:sz="4"/>
-              <w:right w:val="single" w:color="D9D4D1" w:sz="4"/>
-            </w:tcBorders>
-            <w:shd w:fill="FFFFFF" w:color="auto" w:val="clear"/>
-            <w:tcMar>
-              <w:top w:type="dxa" w:w="80"/>
-              <w:left w:type="dxa" w:w="120"/>
-              <w:bottom w:type="dxa" w:w="80"/>
-              <w:right w:type="dxa" w:w="120"/>
-            </w:tcMar>
-            <w:vAlign w:val="center"/>
-          </w:tcPr>
-          <w:p>
-            <w:pPr>
-              <w:spacing w:after="40"/>
-            </w:pPr>
-            <w:r>
-              <w:t xml:space="preserve">« Repousse la fin du chantier ventilation au 30 novembre. »</w:t>
-            </w:r>
-          </w:p>
-        </w:tc>
-        <w:tc>
-          <w:tcPr>
-            <w:tcW w:type="dxa" w:w="4238"/>
-            <w:tcBorders>
-              <w:top w:val="single" w:color="D9D4D1" w:sz="4"/>
-              <w:left w:val="single" w:color="D9D4D1" w:sz="4"/>
-              <w:bottom w:val="single" w:color="D9D4D1" w:sz="4"/>
-              <w:right w:val="single" w:color="D9D4D1" w:sz="4"/>
-            </w:tcBorders>
-            <w:shd w:fill="FFFFFF" w:color="auto" w:val="clear"/>
-            <w:tcMar>
-              <w:top w:type="dxa" w:w="80"/>
-              <w:left w:type="dxa" w:w="120"/>
-              <w:bottom w:type="dxa" w:w="80"/>
-              <w:right w:type="dxa" w:w="120"/>
-            </w:tcMar>
-            <w:vAlign w:val="center"/>
-          </w:tcPr>
-          <w:p>
-            <w:pPr>
-              <w:spacing w:after="40"/>
-            </w:pPr>
-            <w:r>
-              <w:t xml:space="preserve">modifie la date de fin.</w:t>
-            </w:r>
-          </w:p>
-        </w:tc>
-      </w:tr>
-    </w:tbl>
-    <w:p>
-      <w:pPr>
-        <w:pStyle w:val="Heading2"/>
-      </w:pPr>
-      <w:r>
-        <w:t xml:space="preserve">Claude ou ChatGPT : les différences</w:t>
-      </w:r>
-    </w:p>
-    <w:tbl>
-      <w:tblPr>
-        <w:tblW w:type="dxa" w:w="9638"/>
-        <w:tblBorders>
-          <w:top w:val="single" w:color="auto" w:sz="4"/>
-          <w:left w:val="single" w:color="auto" w:sz="4"/>
-          <w:bottom w:val="single" w:color="auto" w:sz="4"/>
-          <w:right w:val="single" w:color="auto" w:sz="4"/>
-          <w:insideH w:val="single" w:color="auto" w:sz="4"/>
-          <w:insideV w:val="single" w:color="auto" w:sz="4"/>
-        </w:tblBorders>
-      </w:tblPr>
-      <w:tblGrid>
-        <w:gridCol w:w="2000"/>
-        <w:gridCol w:w="3819"/>
-        <w:gridCol w:w="3819"/>
-      </w:tblGrid>
-      <w:tr>
-        <w:trPr>
-          <w:cantSplit/>
-        </w:trPr>
-        <w:tc>
-          <w:tcPr>
-            <w:tcW w:type="dxa" w:w="2000"/>
-            <w:tcBorders>
-              <w:top w:val="single" w:color="D9D4D1" w:sz="4"/>
-              <w:left w:val="single" w:color="D9D4D1" w:sz="4"/>
-              <w:bottom w:val="single" w:color="D9D4D1" w:sz="4"/>
-              <w:right w:val="single" w:color="D9D4D1" w:sz="4"/>
-            </w:tcBorders>
-            <w:shd w:fill="C4122F" w:color="auto" w:val="clear"/>
-            <w:tcMar>
-              <w:top w:type="dxa" w:w="80"/>
-              <w:left w:type="dxa" w:w="120"/>
-              <w:bottom w:type="dxa" w:w="80"/>
-              <w:right w:type="dxa" w:w="120"/>
-            </w:tcMar>
-            <w:vAlign w:val="center"/>
-          </w:tcPr>
-          <w:p>
-            <w:pPr>
-              <w:spacing w:after="40"/>
-            </w:pPr>
-          </w:p>
-        </w:tc>
-        <w:tc>
-          <w:tcPr>
-            <w:tcW w:type="dxa" w:w="3819"/>
-            <w:tcBorders>
-              <w:top w:val="single" w:color="D9D4D1" w:sz="4"/>
-              <w:left w:val="single" w:color="D9D4D1" w:sz="4"/>
-              <w:bottom w:val="single" w:color="D9D4D1" w:sz="4"/>
-              <w:right w:val="single" w:color="D9D4D1" w:sz="4"/>
-            </w:tcBorders>
-            <w:shd w:fill="C4122F" w:color="auto" w:val="clear"/>
-            <w:tcMar>
-              <w:top w:type="dxa" w:w="80"/>
-              <w:left w:type="dxa" w:w="120"/>
-              <w:bottom w:type="dxa" w:w="80"/>
-              <w:right w:type="dxa" w:w="120"/>
-            </w:tcMar>
-            <w:vAlign w:val="center"/>
-          </w:tcPr>
-          <w:p>
-            <w:pPr>
-              <w:spacing w:after="40"/>
-            </w:pPr>
-            <w:r>
-              <w:rPr>
-                <w:b/>
-                <w:bCs/>
-                <w:color w:val="FFFFFF"/>
-              </w:rPr>
-              <w:t xml:space="preserve">Claude</w:t>
-            </w:r>
-          </w:p>
-        </w:tc>
-        <w:tc>
-          <w:tcPr>
-            <w:tcW w:type="dxa" w:w="3819"/>
-            <w:tcBorders>
-              <w:top w:val="single" w:color="D9D4D1" w:sz="4"/>
-              <w:left w:val="single" w:color="D9D4D1" w:sz="4"/>
-              <w:bottom w:val="single" w:color="D9D4D1" w:sz="4"/>
-              <w:right w:val="single" w:color="D9D4D1" w:sz="4"/>
-            </w:tcBorders>
-            <w:shd w:fill="C4122F" w:color="auto" w:val="clear"/>
-            <w:tcMar>
-              <w:top w:type="dxa" w:w="80"/>
-              <w:left w:type="dxa" w:w="120"/>
-              <w:bottom w:type="dxa" w:w="80"/>
-              <w:right w:type="dxa" w:w="120"/>
-            </w:tcMar>
-            <w:vAlign w:val="center"/>
-          </w:tcPr>
-          <w:p>
-            <w:pPr>
-              <w:spacing w:after="40"/>
-            </w:pPr>
-            <w:r>
-              <w:rPr>
-                <w:b/>
-                <w:bCs/>
-                <w:color w:val="FFFFFF"/>
-              </w:rPr>
-              <w:t xml:space="preserve">ChatGPT</w:t>
-            </w:r>
-          </w:p>
-        </w:tc>
-      </w:tr>
-      <w:tr>
-        <w:trPr>
-          <w:cantSplit/>
-        </w:trPr>
-        <w:tc>
-          <w:tcPr>
-            <w:tcW w:type="dxa" w:w="2000"/>
-            <w:tcBorders>
-              <w:top w:val="single" w:color="D9D4D1" w:sz="4"/>
-              <w:left w:val="single" w:color="D9D4D1" w:sz="4"/>
-              <w:bottom w:val="single" w:color="D9D4D1" w:sz="4"/>
-              <w:right w:val="single" w:color="D9D4D1" w:sz="4"/>
-            </w:tcBorders>
-            <w:shd w:fill="FFFFFF" w:color="auto" w:val="clear"/>
-            <w:tcMar>
-              <w:top w:type="dxa" w:w="80"/>
-              <w:left w:type="dxa" w:w="120"/>
-              <w:bottom w:type="dxa" w:w="80"/>
-              <w:right w:type="dxa" w:w="120"/>
-            </w:tcMar>
-            <w:vAlign w:val="center"/>
-          </w:tcPr>
-          <w:p>
-            <w:pPr>
-              <w:spacing w:after="40"/>
-            </w:pPr>
-            <w:r>
-              <w:t xml:space="preserve">Où l'utiliser</w:t>
-            </w:r>
-          </w:p>
-        </w:tc>
-        <w:tc>
-          <w:tcPr>
-            <w:tcW w:type="dxa" w:w="3819"/>
-            <w:tcBorders>
-              <w:top w:val="single" w:color="D9D4D1" w:sz="4"/>
-              <w:left w:val="single" w:color="D9D4D1" w:sz="4"/>
-              <w:bottom w:val="single" w:color="D9D4D1" w:sz="4"/>
-              <w:right w:val="single" w:color="D9D4D1" w:sz="4"/>
-            </w:tcBorders>
-            <w:shd w:fill="FFFFFF" w:color="auto" w:val="clear"/>
-            <w:tcMar>
-              <w:top w:type="dxa" w:w="80"/>
-              <w:left w:type="dxa" w:w="120"/>
-              <w:bottom w:type="dxa" w:w="80"/>
-              <w:right w:type="dxa" w:w="120"/>
-            </w:tcMar>
-            <w:vAlign w:val="center"/>
-          </w:tcPr>
-          <w:p>
-            <w:pPr>
-              <w:spacing w:after="40"/>
-            </w:pPr>
-            <w:r>
-              <w:t xml:space="preserve">Application Claude pour ordinateur, sur un PC du bureau</w:t>
-            </w:r>
-          </w:p>
-        </w:tc>
-        <w:tc>
-          <w:tcPr>
-            <w:tcW w:type="dxa" w:w="3819"/>
-            <w:tcBorders>
-              <w:top w:val="single" w:color="D9D4D1" w:sz="4"/>
-              <w:left w:val="single" w:color="D9D4D1" w:sz="4"/>
-              <w:bottom w:val="single" w:color="D9D4D1" w:sz="4"/>
-              <w:right w:val="single" w:color="D9D4D1" w:sz="4"/>
-            </w:tcBorders>
-            <w:shd w:fill="FFFFFF" w:color="auto" w:val="clear"/>
-            <w:tcMar>
-              <w:top w:type="dxa" w:w="80"/>
-              <w:left w:type="dxa" w:w="120"/>
-              <w:bottom w:type="dxa" w:w="80"/>
-              <w:right w:type="dxa" w:w="120"/>
-            </w:tcMar>
-            <w:vAlign w:val="center"/>
-          </w:tcPr>
-          <w:p>
-            <w:pPr>
-              <w:spacing w:after="40"/>
-            </w:pPr>
-            <w:r>
-              <w:t xml:space="preserve">ChatGPT (site ou application), avec le mode développeur</w:t>
-            </w:r>
-          </w:p>
-        </w:tc>
-      </w:tr>
-      <w:tr>
-        <w:trPr>
-          <w:cantSplit/>
-        </w:trPr>
-        <w:tc>
-          <w:tcPr>
-            <w:tcW w:type="dxa" w:w="2000"/>
-            <w:tcBorders>
-              <w:top w:val="single" w:color="D9D4D1" w:sz="4"/>
-              <w:left w:val="single" w:color="D9D4D1" w:sz="4"/>
-              <w:bottom w:val="single" w:color="D9D4D1" w:sz="4"/>
-              <w:right w:val="single" w:color="D9D4D1" w:sz="4"/>
-            </w:tcBorders>
-            <w:shd w:fill="F7F5F4" w:color="auto" w:val="clear"/>
-            <w:tcMar>
-              <w:top w:type="dxa" w:w="80"/>
-              <w:left w:type="dxa" w:w="120"/>
-              <w:bottom w:type="dxa" w:w="80"/>
-              <w:right w:type="dxa" w:w="120"/>
-            </w:tcMar>
-            <w:vAlign w:val="center"/>
-          </w:tcPr>
-          <w:p>
-            <w:pPr>
-              <w:spacing w:after="40"/>
-            </w:pPr>
-            <w:r>
-              <w:t xml:space="preserve">Ce qu'il faut</w:t>
-            </w:r>
-          </w:p>
-        </w:tc>
-        <w:tc>
-          <w:tcPr>
-            <w:tcW w:type="dxa" w:w="3819"/>
-            <w:tcBorders>
-              <w:top w:val="single" w:color="D9D4D1" w:sz="4"/>
-              <w:left w:val="single" w:color="D9D4D1" w:sz="4"/>
-              <w:bottom w:val="single" w:color="D9D4D1" w:sz="4"/>
-              <w:right w:val="single" w:color="D9D4D1" w:sz="4"/>
-            </w:tcBorders>
-            <w:shd w:fill="F7F5F4" w:color="auto" w:val="clear"/>
-            <w:tcMar>
-              <w:top w:type="dxa" w:w="80"/>
-              <w:left w:type="dxa" w:w="120"/>
-              <w:bottom w:type="dxa" w:w="80"/>
-              <w:right w:type="dxa" w:w="120"/>
-            </w:tcMar>
-            <w:vAlign w:val="center"/>
-          </w:tcPr>
-          <w:p>
-            <w:pPr>
-              <w:spacing w:after="40"/>
-            </w:pPr>
-            <w:r>
-              <w:t xml:space="preserve">Lancer une fois </w:t>
-            </w:r>
-            <w:r>
-              <w:rPr>
-                <w:rFonts w:ascii="Consolas" w:cs="Consolas" w:eastAsia="Consolas" w:hAnsi="Consolas"/>
-                <w:color w:val="3D3A39"/>
-                <w:sz w:val="20"/>
-                <w:szCs w:val="20"/>
-                <w:shd w:fill="EDEAE8" w:color="auto" w:val="clear"/>
-              </w:rPr>
-              <w:t xml:space="preserve">lier-a-claude.bat</w:t>
-            </w:r>
-          </w:p>
-        </w:tc>
-        <w:tc>
-          <w:tcPr>
-            <w:tcW w:type="dxa" w:w="3819"/>
-            <w:tcBorders>
-              <w:top w:val="single" w:color="D9D4D1" w:sz="4"/>
-              <w:left w:val="single" w:color="D9D4D1" w:sz="4"/>
-              <w:bottom w:val="single" w:color="D9D4D1" w:sz="4"/>
-              <w:right w:val="single" w:color="D9D4D1" w:sz="4"/>
-            </w:tcBorders>
-            <w:shd w:fill="F7F5F4" w:color="auto" w:val="clear"/>
-            <w:tcMar>
-              <w:top w:type="dxa" w:w="80"/>
-              <w:left w:type="dxa" w:w="120"/>
-              <w:bottom w:type="dxa" w:w="80"/>
-              <w:right w:type="dxa" w:w="120"/>
-            </w:tcMar>
-            <w:vAlign w:val="center"/>
-          </w:tcPr>
-          <w:p>
-            <w:pPr>
-              <w:spacing w:after="40"/>
-            </w:pPr>
-            <w:r>
-              <w:t xml:space="preserve">Connecteur activé par l'administrateur, et la fenêtre </w:t>
-            </w:r>
-            <w:r>
-              <w:rPr>
-                <w:rFonts w:ascii="Consolas" w:cs="Consolas" w:eastAsia="Consolas" w:hAnsi="Consolas"/>
-                <w:color w:val="3D3A39"/>
-                <w:sz w:val="20"/>
-                <w:szCs w:val="20"/>
-                <w:shd w:fill="EDEAE8" w:color="auto" w:val="clear"/>
-              </w:rPr>
-              <w:t xml:space="preserve">ouvrir-pour-chatgpt.bat</w:t>
-            </w:r>
-            <w:r>
-              <w:t xml:space="preserve"> ouverte sur le PC serveur</w:t>
-            </w:r>
-          </w:p>
-        </w:tc>
-      </w:tr>
-      <w:tr>
-        <w:trPr>
-          <w:cantSplit/>
-        </w:trPr>
-        <w:tc>
-          <w:tcPr>
-            <w:tcW w:type="dxa" w:w="2000"/>
-            <w:tcBorders>
-              <w:top w:val="single" w:color="D9D4D1" w:sz="4"/>
-              <w:left w:val="single" w:color="D9D4D1" w:sz="4"/>
-              <w:bottom w:val="single" w:color="D9D4D1" w:sz="4"/>
-              <w:right w:val="single" w:color="D9D4D1" w:sz="4"/>
-            </w:tcBorders>
-            <w:shd w:fill="FFFFFF" w:color="auto" w:val="clear"/>
-            <w:tcMar>
-              <w:top w:type="dxa" w:w="80"/>
-              <w:left w:type="dxa" w:w="120"/>
-              <w:bottom w:type="dxa" w:w="80"/>
-              <w:right w:type="dxa" w:w="120"/>
-            </w:tcMar>
-            <w:vAlign w:val="center"/>
-          </w:tcPr>
-          <w:p>
-            <w:pPr>
-              <w:spacing w:after="40"/>
-            </w:pPr>
-            <w:r>
-              <w:t xml:space="preserve">Abonnement</w:t>
-            </w:r>
-          </w:p>
-        </w:tc>
-        <w:tc>
-          <w:tcPr>
-            <w:tcW w:type="dxa" w:w="3819"/>
-            <w:tcBorders>
-              <w:top w:val="single" w:color="D9D4D1" w:sz="4"/>
-              <w:left w:val="single" w:color="D9D4D1" w:sz="4"/>
-              <w:bottom w:val="single" w:color="D9D4D1" w:sz="4"/>
-              <w:right w:val="single" w:color="D9D4D1" w:sz="4"/>
-            </w:tcBorders>
-            <w:shd w:fill="FFFFFF" w:color="auto" w:val="clear"/>
-            <w:tcMar>
-              <w:top w:type="dxa" w:w="80"/>
-              <w:left w:type="dxa" w:w="120"/>
-              <w:bottom w:type="dxa" w:w="80"/>
-              <w:right w:type="dxa" w:w="120"/>
-            </w:tcMar>
-            <w:vAlign w:val="center"/>
-          </w:tcPr>
-          <w:p>
-            <w:pPr>
-              <w:spacing w:after="40"/>
-            </w:pPr>
-            <w:r>
-              <w:t xml:space="preserve">Claude</w:t>
-            </w:r>
-          </w:p>
-        </w:tc>
-        <w:tc>
-          <w:tcPr>
-            <w:tcW w:type="dxa" w:w="3819"/>
-            <w:tcBorders>
-              <w:top w:val="single" w:color="D9D4D1" w:sz="4"/>
-              <w:left w:val="single" w:color="D9D4D1" w:sz="4"/>
-              <w:bottom w:val="single" w:color="D9D4D1" w:sz="4"/>
-              <w:right w:val="single" w:color="D9D4D1" w:sz="4"/>
-            </w:tcBorders>
-            <w:shd w:fill="FFFFFF" w:color="auto" w:val="clear"/>
-            <w:tcMar>
-              <w:top w:type="dxa" w:w="80"/>
-              <w:left w:type="dxa" w:w="120"/>
-              <w:bottom w:type="dxa" w:w="80"/>
-              <w:right w:type="dxa" w:w="120"/>
-            </w:tcMar>
-            <w:vAlign w:val="center"/>
-          </w:tcPr>
-          <w:p>
-            <w:pPr>
-              <w:spacing w:after="40"/>
-            </w:pPr>
-            <w:r>
-              <w:t xml:space="preserve">ChatGPT payant (Plus, Pro, Business…)</w:t>
-            </w:r>
-          </w:p>
-        </w:tc>
-      </w:tr>
-    </w:tbl>
-    <w:p>
-      <w:pPr>
-        <w:pStyle w:val="Heading2"/>
-      </w:pPr>
-      <w:r>
-        <w:t xml:space="preserve">Votre clé d'accès</w:t>
+        <w:t xml:space="preserve">Exporter vers Excel</w:t>
       </w:r>
     </w:p>
     <w:p>
@@ -5240,9 +4462,9 @@
       <w:r>
         <w:drawing>
           <wp:inline distT="0" distB="0" distL="0" distR="0">
-            <wp:extent cx="3962400" cy="5334000"/>
+            <wp:extent cx="4953000" cy="923925"/>
             <wp:effectExtent t="0" r="0" b="0" l="0"/>
-            <wp:docPr id="1" name="16-chatgpt.png" descr="Compte → Lier à Claude ou ChatGPT : créer une clé, la copier ; l'administrateur active le connecteur ChatGPT." title="Compte → Lier à Claude ou ChatGPT : créer une clé, la copier ; l'administrateur active le connecteur ChatGPT."/>
+            <wp:docPr id="1" name="14-donnees.png" descr="Le bouton d'export dans la partie « Données »." title="Le bouton d'export dans la partie « Données »."/>
             <wp:cNvGraphicFramePr>
               <a:graphicFrameLocks xmlns:a="http://schemas.openxmlformats.org/drawingml/2006/main" noChangeAspect="1"/>
             </wp:cNvGraphicFramePr>
@@ -5265,7 +4487,7 @@
                   <pic:spPr bwMode="auto">
                     <a:xfrm>
                       <a:off x="0" y="0"/>
-                      <a:ext cx="3962400" cy="5334000"/>
+                      <a:ext cx="4953000" cy="923925"/>
                     </a:xfrm>
                     <a:prstGeom prst="rect">
                       <a:avLst/>
@@ -5291,7 +4513,22 @@
           <w:sz w:val="18"/>
           <w:szCs w:val="18"/>
         </w:rPr>
-        <w:t xml:space="preserve">Compte → Lier à Claude ou ChatGPT : créer une clé, la copier ; l'administrateur active le connecteur ChatGPT.</w:t>
+        <w:t xml:space="preserve">Le bouton d'export dans la partie « Données ».</w:t>
+      </w:r>
+    </w:p>
+    <w:p>
+      <w:pPr>
+        <w:spacing w:after="120"/>
+      </w:pPr>
+      <w:r>
+        <w:rPr>
+          <w:b/>
+          <w:bCs/>
+        </w:rPr>
+        <w:t xml:space="preserve">Exporter les tâches (Excel)</w:t>
+      </w:r>
+      <w:r>
+        <w:t xml:space="preserve"> télécharge un fichier avec les tâches que vous voyez : groupe, catégorie, titre, responsable, dates, avancement, statut. Il s'ouvre directement dans Excel.</w:t>
       </w:r>
     </w:p>
     <w:tbl>
@@ -5318,11 +4555,11 @@
             <w:tcW w:type="dxa" w:w="9638"/>
             <w:tcBorders>
               <w:top w:val="none" w:color="FFFFFF" w:sz="0"/>
-              <w:left w:val="single" w:color="C4122F" w:sz="24"/>
+              <w:left w:val="single" w:color="1D7A3F" w:sz="24"/>
               <w:bottom w:val="none" w:color="FFFFFF" w:sz="0"/>
               <w:right w:val="none" w:color="FFFFFF" w:sz="0"/>
             </w:tcBorders>
-            <w:shd w:fill="FBE6E9" w:color="auto" w:val="clear"/>
+            <w:shd w:fill="E3F2E8" w:color="auto" w:val="clear"/>
             <w:tcMar>
               <w:top w:type="dxa" w:w="120"/>
               <w:left w:type="dxa" w:w="200"/>
@@ -5338,89 +4575,844 @@
               <w:rPr>
                 <w:b/>
                 <w:bCs/>
-                <w:color w:val="C4122F"/>
+                <w:color w:val="1D7A3F"/>
               </w:rPr>
-              <w:t xml:space="preserve">❗  À savoir</w:t>
-            </w:r>
-          </w:p>
-          <w:p>
-            <w:pPr>
-              <w:spacing w:after="40"/>
-            </w:pPr>
-            <w:r>
-              <w:t xml:space="preserve">Claude agit </w:t>
-            </w:r>
+              <w:t xml:space="preserve">💡  Exporter une sélection</w:t>
+            </w:r>
+          </w:p>
+          <w:p>
+            <w:pPr>
+              <w:spacing w:after="40"/>
+            </w:pPr>
+            <w:r>
+              <w:t xml:space="preserve">L'export tient compte de la recherche et des filtres de l'accueil : filtrez d'abord (par exemple la catégorie « Devis »), puis exportez.</w:t>
+            </w:r>
+          </w:p>
+        </w:tc>
+      </w:tr>
+    </w:tbl>
+    <w:p>
+      <w:pPr>
+        <w:pStyle w:val="Heading1"/>
+        <w:keepNext/>
+        <w:pageBreakBefore/>
+      </w:pPr>
+      <w:r>
+        <w:t xml:space="preserve">10. Utiliser Claude ou ChatGPT</w:t>
+      </w:r>
+    </w:p>
+    <w:p>
+      <w:pPr>
+        <w:spacing w:after="120"/>
+      </w:pPr>
+      <w:r>
+        <w:t xml:space="preserve">Si </w:t>
+      </w:r>
+      <w:r>
+        <w:rPr>
+          <w:b/>
+          <w:bCs/>
+        </w:rPr>
+        <w:t xml:space="preserve">Claude</w:t>
+      </w:r>
+      <w:r>
+        <w:t xml:space="preserve"> (application pour ordinateur) ou </w:t>
+      </w:r>
+      <w:r>
+        <w:rPr>
+          <w:b/>
+          <w:bCs/>
+        </w:rPr>
+        <w:t xml:space="preserve">ChatGPT</w:t>
+      </w:r>
+      <w:r>
+        <w:t xml:space="preserve"> a été relié à votre compte (voir le guide d'installation, chapitres 11 et 12), vous pouvez lui parler de vos tâches en français. Les demandes et les possibilités sont les mêmes avec les deux assistants.</w:t>
+      </w:r>
+    </w:p>
+    <w:p>
+      <w:pPr>
+        <w:pStyle w:val="Heading2"/>
+      </w:pPr>
+      <w:r>
+        <w:t xml:space="preserve">Exemples de demandes</w:t>
+      </w:r>
+    </w:p>
+    <w:tbl>
+      <w:tblPr>
+        <w:tblW w:type="dxa" w:w="9638"/>
+        <w:tblBorders>
+          <w:top w:val="single" w:color="auto" w:sz="4"/>
+          <w:left w:val="single" w:color="auto" w:sz="4"/>
+          <w:bottom w:val="single" w:color="auto" w:sz="4"/>
+          <w:right w:val="single" w:color="auto" w:sz="4"/>
+          <w:insideH w:val="single" w:color="auto" w:sz="4"/>
+          <w:insideV w:val="single" w:color="auto" w:sz="4"/>
+        </w:tblBorders>
+      </w:tblPr>
+      <w:tblGrid>
+        <w:gridCol w:w="5400"/>
+        <w:gridCol w:w="4238"/>
+      </w:tblGrid>
+      <w:tr>
+        <w:trPr>
+          <w:cantSplit/>
+        </w:trPr>
+        <w:tc>
+          <w:tcPr>
+            <w:tcW w:type="dxa" w:w="5400"/>
+            <w:tcBorders>
+              <w:top w:val="single" w:color="D9D4D1" w:sz="4"/>
+              <w:left w:val="single" w:color="D9D4D1" w:sz="4"/>
+              <w:bottom w:val="single" w:color="D9D4D1" w:sz="4"/>
+              <w:right w:val="single" w:color="D9D4D1" w:sz="4"/>
+            </w:tcBorders>
+            <w:shd w:fill="C4122F" w:color="auto" w:val="clear"/>
+            <w:tcMar>
+              <w:top w:type="dxa" w:w="80"/>
+              <w:left w:type="dxa" w:w="120"/>
+              <w:bottom w:type="dxa" w:w="80"/>
+              <w:right w:type="dxa" w:w="120"/>
+            </w:tcMar>
+            <w:vAlign w:val="center"/>
+          </w:tcPr>
+          <w:p>
+            <w:pPr>
+              <w:spacing w:after="40"/>
+            </w:pPr>
             <w:r>
               <w:rPr>
                 <w:b/>
                 <w:bCs/>
+                <w:color w:val="FFFFFF"/>
               </w:rPr>
-              <w:t xml:space="preserve">avec vos droits</w:t>
-            </w:r>
-            <w:r>
-              <w:t xml:space="preserve"> : il voit exactement ce que vous voyez, et ses actions apparaissent dans l'historique </w:t>
-            </w:r>
+              <w:t xml:space="preserve">Vous écrivez…</w:t>
+            </w:r>
+          </w:p>
+        </w:tc>
+        <w:tc>
+          <w:tcPr>
+            <w:tcW w:type="dxa" w:w="4238"/>
+            <w:tcBorders>
+              <w:top w:val="single" w:color="D9D4D1" w:sz="4"/>
+              <w:left w:val="single" w:color="D9D4D1" w:sz="4"/>
+              <w:bottom w:val="single" w:color="D9D4D1" w:sz="4"/>
+              <w:right w:val="single" w:color="D9D4D1" w:sz="4"/>
+            </w:tcBorders>
+            <w:shd w:fill="C4122F" w:color="auto" w:val="clear"/>
+            <w:tcMar>
+              <w:top w:type="dxa" w:w="80"/>
+              <w:left w:type="dxa" w:w="120"/>
+              <w:bottom w:type="dxa" w:w="80"/>
+              <w:right w:type="dxa" w:w="120"/>
+            </w:tcMar>
+            <w:vAlign w:val="center"/>
+          </w:tcPr>
+          <w:p>
+            <w:pPr>
+              <w:spacing w:after="40"/>
+            </w:pPr>
             <w:r>
               <w:rPr>
                 <w:b/>
                 <w:bCs/>
+                <w:color w:val="FFFFFF"/>
               </w:rPr>
-              <w:t xml:space="preserve">à votre nom</w:t>
-            </w:r>
-            <w:r>
-              <w:t xml:space="preserve">.</w:t>
-            </w:r>
-          </w:p>
-          <w:p>
-            <w:pPr>
-              <w:spacing w:after="40"/>
-            </w:pPr>
-            <w:r>
-              <w:t xml:space="preserve">Claude ne peut </w:t>
-            </w:r>
+              <w:t xml:space="preserve">Claude…</w:t>
+            </w:r>
+          </w:p>
+        </w:tc>
+      </w:tr>
+      <w:tr>
+        <w:trPr>
+          <w:cantSplit/>
+        </w:trPr>
+        <w:tc>
+          <w:tcPr>
+            <w:tcW w:type="dxa" w:w="5400"/>
+            <w:tcBorders>
+              <w:top w:val="single" w:color="D9D4D1" w:sz="4"/>
+              <w:left w:val="single" w:color="D9D4D1" w:sz="4"/>
+              <w:bottom w:val="single" w:color="D9D4D1" w:sz="4"/>
+              <w:right w:val="single" w:color="D9D4D1" w:sz="4"/>
+            </w:tcBorders>
+            <w:shd w:fill="FFFFFF" w:color="auto" w:val="clear"/>
+            <w:tcMar>
+              <w:top w:type="dxa" w:w="80"/>
+              <w:left w:type="dxa" w:w="120"/>
+              <w:bottom w:type="dxa" w:w="80"/>
+              <w:right w:type="dxa" w:w="120"/>
+            </w:tcMar>
+            <w:vAlign w:val="center"/>
+          </w:tcPr>
+          <w:p>
+            <w:pPr>
+              <w:spacing w:after="40"/>
+            </w:pPr>
+            <w:r>
+              <w:t xml:space="preserve">« Qu'est-ce qui est en retard ? Résume-moi la semaine. »</w:t>
+            </w:r>
+          </w:p>
+        </w:tc>
+        <w:tc>
+          <w:tcPr>
+            <w:tcW w:type="dxa" w:w="4238"/>
+            <w:tcBorders>
+              <w:top w:val="single" w:color="D9D4D1" w:sz="4"/>
+              <w:left w:val="single" w:color="D9D4D1" w:sz="4"/>
+              <w:bottom w:val="single" w:color="D9D4D1" w:sz="4"/>
+              <w:right w:val="single" w:color="D9D4D1" w:sz="4"/>
+            </w:tcBorders>
+            <w:shd w:fill="FFFFFF" w:color="auto" w:val="clear"/>
+            <w:tcMar>
+              <w:top w:type="dxa" w:w="80"/>
+              <w:left w:type="dxa" w:w="120"/>
+              <w:bottom w:type="dxa" w:w="80"/>
+              <w:right w:type="dxa" w:w="120"/>
+            </w:tcMar>
+            <w:vAlign w:val="center"/>
+          </w:tcPr>
+          <w:p>
+            <w:pPr>
+              <w:spacing w:after="40"/>
+            </w:pPr>
+            <w:r>
+              <w:t xml:space="preserve">liste les tâches en retard et les échéances des 7 prochains jours.</w:t>
+            </w:r>
+          </w:p>
+        </w:tc>
+      </w:tr>
+      <w:tr>
+        <w:trPr>
+          <w:cantSplit/>
+        </w:trPr>
+        <w:tc>
+          <w:tcPr>
+            <w:tcW w:type="dxa" w:w="5400"/>
+            <w:tcBorders>
+              <w:top w:val="single" w:color="D9D4D1" w:sz="4"/>
+              <w:left w:val="single" w:color="D9D4D1" w:sz="4"/>
+              <w:bottom w:val="single" w:color="D9D4D1" w:sz="4"/>
+              <w:right w:val="single" w:color="D9D4D1" w:sz="4"/>
+            </w:tcBorders>
+            <w:shd w:fill="F7F5F4" w:color="auto" w:val="clear"/>
+            <w:tcMar>
+              <w:top w:type="dxa" w:w="80"/>
+              <w:left w:type="dxa" w:w="120"/>
+              <w:bottom w:type="dxa" w:w="80"/>
+              <w:right w:type="dxa" w:w="120"/>
+            </w:tcMar>
+            <w:vAlign w:val="center"/>
+          </w:tcPr>
+          <w:p>
+            <w:pPr>
+              <w:spacing w:after="40"/>
+            </w:pPr>
+            <w:r>
+              <w:t xml:space="preserve">« Crée un devis pour l'élevage Martin dans Le Roy, pour Claire, à rendre le 15/11, avec les étapes visite, chiffrage, envoi. »</w:t>
+            </w:r>
+          </w:p>
+        </w:tc>
+        <w:tc>
+          <w:tcPr>
+            <w:tcW w:type="dxa" w:w="4238"/>
+            <w:tcBorders>
+              <w:top w:val="single" w:color="D9D4D1" w:sz="4"/>
+              <w:left w:val="single" w:color="D9D4D1" w:sz="4"/>
+              <w:bottom w:val="single" w:color="D9D4D1" w:sz="4"/>
+              <w:right w:val="single" w:color="D9D4D1" w:sz="4"/>
+            </w:tcBorders>
+            <w:shd w:fill="F7F5F4" w:color="auto" w:val="clear"/>
+            <w:tcMar>
+              <w:top w:type="dxa" w:w="80"/>
+              <w:left w:type="dxa" w:w="120"/>
+              <w:bottom w:type="dxa" w:w="80"/>
+              <w:right w:type="dxa" w:w="120"/>
+            </w:tcMar>
+            <w:vAlign w:val="center"/>
+          </w:tcPr>
+          <w:p>
+            <w:pPr>
+              <w:spacing w:after="40"/>
+            </w:pPr>
+            <w:r>
+              <w:t xml:space="preserve">crée la tâche avec ses étapes.</w:t>
+            </w:r>
+          </w:p>
+        </w:tc>
+      </w:tr>
+      <w:tr>
+        <w:trPr>
+          <w:cantSplit/>
+        </w:trPr>
+        <w:tc>
+          <w:tcPr>
+            <w:tcW w:type="dxa" w:w="5400"/>
+            <w:tcBorders>
+              <w:top w:val="single" w:color="D9D4D1" w:sz="4"/>
+              <w:left w:val="single" w:color="D9D4D1" w:sz="4"/>
+              <w:bottom w:val="single" w:color="D9D4D1" w:sz="4"/>
+              <w:right w:val="single" w:color="D9D4D1" w:sz="4"/>
+            </w:tcBorders>
+            <w:shd w:fill="FFFFFF" w:color="auto" w:val="clear"/>
+            <w:tcMar>
+              <w:top w:type="dxa" w:w="80"/>
+              <w:left w:type="dxa" w:w="120"/>
+              <w:bottom w:type="dxa" w:w="80"/>
+              <w:right w:type="dxa" w:w="120"/>
+            </w:tcMar>
+            <w:vAlign w:val="center"/>
+          </w:tcPr>
+          <w:p>
+            <w:pPr>
+              <w:spacing w:after="40"/>
+            </w:pPr>
+            <w:r>
+              <w:t xml:space="preserve">« Coche l'étape chiffrage du devis Martin et ajoute un commentaire : client rappelé. »</w:t>
+            </w:r>
+          </w:p>
+        </w:tc>
+        <w:tc>
+          <w:tcPr>
+            <w:tcW w:type="dxa" w:w="4238"/>
+            <w:tcBorders>
+              <w:top w:val="single" w:color="D9D4D1" w:sz="4"/>
+              <w:left w:val="single" w:color="D9D4D1" w:sz="4"/>
+              <w:bottom w:val="single" w:color="D9D4D1" w:sz="4"/>
+              <w:right w:val="single" w:color="D9D4D1" w:sz="4"/>
+            </w:tcBorders>
+            <w:shd w:fill="FFFFFF" w:color="auto" w:val="clear"/>
+            <w:tcMar>
+              <w:top w:type="dxa" w:w="80"/>
+              <w:left w:type="dxa" w:w="120"/>
+              <w:bottom w:type="dxa" w:w="80"/>
+              <w:right w:type="dxa" w:w="120"/>
+            </w:tcMar>
+            <w:vAlign w:val="center"/>
+          </w:tcPr>
+          <w:p>
+            <w:pPr>
+              <w:spacing w:after="40"/>
+            </w:pPr>
+            <w:r>
+              <w:t xml:space="preserve">coche l'étape et ajoute le commentaire.</w:t>
+            </w:r>
+          </w:p>
+        </w:tc>
+      </w:tr>
+      <w:tr>
+        <w:trPr>
+          <w:cantSplit/>
+        </w:trPr>
+        <w:tc>
+          <w:tcPr>
+            <w:tcW w:type="dxa" w:w="5400"/>
+            <w:tcBorders>
+              <w:top w:val="single" w:color="D9D4D1" w:sz="4"/>
+              <w:left w:val="single" w:color="D9D4D1" w:sz="4"/>
+              <w:bottom w:val="single" w:color="D9D4D1" w:sz="4"/>
+              <w:right w:val="single" w:color="D9D4D1" w:sz="4"/>
+            </w:tcBorders>
+            <w:shd w:fill="F7F5F4" w:color="auto" w:val="clear"/>
+            <w:tcMar>
+              <w:top w:type="dxa" w:w="80"/>
+              <w:left w:type="dxa" w:w="120"/>
+              <w:bottom w:type="dxa" w:w="80"/>
+              <w:right w:type="dxa" w:w="120"/>
+            </w:tcMar>
+            <w:vAlign w:val="center"/>
+          </w:tcPr>
+          <w:p>
+            <w:pPr>
+              <w:spacing w:after="40"/>
+            </w:pPr>
+            <w:r>
+              <w:t xml:space="preserve">« Quelles tâches de Julien finissent ce mois-ci ? »</w:t>
+            </w:r>
+          </w:p>
+        </w:tc>
+        <w:tc>
+          <w:tcPr>
+            <w:tcW w:type="dxa" w:w="4238"/>
+            <w:tcBorders>
+              <w:top w:val="single" w:color="D9D4D1" w:sz="4"/>
+              <w:left w:val="single" w:color="D9D4D1" w:sz="4"/>
+              <w:bottom w:val="single" w:color="D9D4D1" w:sz="4"/>
+              <w:right w:val="single" w:color="D9D4D1" w:sz="4"/>
+            </w:tcBorders>
+            <w:shd w:fill="F7F5F4" w:color="auto" w:val="clear"/>
+            <w:tcMar>
+              <w:top w:type="dxa" w:w="80"/>
+              <w:left w:type="dxa" w:w="120"/>
+              <w:bottom w:type="dxa" w:w="80"/>
+              <w:right w:type="dxa" w:w="120"/>
+            </w:tcMar>
+            <w:vAlign w:val="center"/>
+          </w:tcPr>
+          <w:p>
+            <w:pPr>
+              <w:spacing w:after="40"/>
+            </w:pPr>
+            <w:r>
+              <w:t xml:space="preserve">filtre par personne et par date.</w:t>
+            </w:r>
+          </w:p>
+        </w:tc>
+      </w:tr>
+      <w:tr>
+        <w:trPr>
+          <w:cantSplit/>
+        </w:trPr>
+        <w:tc>
+          <w:tcPr>
+            <w:tcW w:type="dxa" w:w="5400"/>
+            <w:tcBorders>
+              <w:top w:val="single" w:color="D9D4D1" w:sz="4"/>
+              <w:left w:val="single" w:color="D9D4D1" w:sz="4"/>
+              <w:bottom w:val="single" w:color="D9D4D1" w:sz="4"/>
+              <w:right w:val="single" w:color="D9D4D1" w:sz="4"/>
+            </w:tcBorders>
+            <w:shd w:fill="FFFFFF" w:color="auto" w:val="clear"/>
+            <w:tcMar>
+              <w:top w:type="dxa" w:w="80"/>
+              <w:left w:type="dxa" w:w="120"/>
+              <w:bottom w:type="dxa" w:w="80"/>
+              <w:right w:type="dxa" w:w="120"/>
+            </w:tcMar>
+            <w:vAlign w:val="center"/>
+          </w:tcPr>
+          <w:p>
+            <w:pPr>
+              <w:spacing w:after="40"/>
+            </w:pPr>
+            <w:r>
+              <w:t xml:space="preserve">« Repousse la fin du chantier ventilation au 30 novembre. »</w:t>
+            </w:r>
+          </w:p>
+        </w:tc>
+        <w:tc>
+          <w:tcPr>
+            <w:tcW w:type="dxa" w:w="4238"/>
+            <w:tcBorders>
+              <w:top w:val="single" w:color="D9D4D1" w:sz="4"/>
+              <w:left w:val="single" w:color="D9D4D1" w:sz="4"/>
+              <w:bottom w:val="single" w:color="D9D4D1" w:sz="4"/>
+              <w:right w:val="single" w:color="D9D4D1" w:sz="4"/>
+            </w:tcBorders>
+            <w:shd w:fill="FFFFFF" w:color="auto" w:val="clear"/>
+            <w:tcMar>
+              <w:top w:type="dxa" w:w="80"/>
+              <w:left w:type="dxa" w:w="120"/>
+              <w:bottom w:type="dxa" w:w="80"/>
+              <w:right w:type="dxa" w:w="120"/>
+            </w:tcMar>
+            <w:vAlign w:val="center"/>
+          </w:tcPr>
+          <w:p>
+            <w:pPr>
+              <w:spacing w:after="40"/>
+            </w:pPr>
+            <w:r>
+              <w:t xml:space="preserve">modifie la date de fin.</w:t>
+            </w:r>
+          </w:p>
+        </w:tc>
+      </w:tr>
+    </w:tbl>
+    <w:p>
+      <w:pPr>
+        <w:pStyle w:val="Heading2"/>
+      </w:pPr>
+      <w:r>
+        <w:t xml:space="preserve">Claude ou ChatGPT : les différences</w:t>
+      </w:r>
+    </w:p>
+    <w:tbl>
+      <w:tblPr>
+        <w:tblW w:type="dxa" w:w="9638"/>
+        <w:tblBorders>
+          <w:top w:val="single" w:color="auto" w:sz="4"/>
+          <w:left w:val="single" w:color="auto" w:sz="4"/>
+          <w:bottom w:val="single" w:color="auto" w:sz="4"/>
+          <w:right w:val="single" w:color="auto" w:sz="4"/>
+          <w:insideH w:val="single" w:color="auto" w:sz="4"/>
+          <w:insideV w:val="single" w:color="auto" w:sz="4"/>
+        </w:tblBorders>
+      </w:tblPr>
+      <w:tblGrid>
+        <w:gridCol w:w="2000"/>
+        <w:gridCol w:w="3819"/>
+        <w:gridCol w:w="3819"/>
+      </w:tblGrid>
+      <w:tr>
+        <w:trPr>
+          <w:cantSplit/>
+        </w:trPr>
+        <w:tc>
+          <w:tcPr>
+            <w:tcW w:type="dxa" w:w="2000"/>
+            <w:tcBorders>
+              <w:top w:val="single" w:color="D9D4D1" w:sz="4"/>
+              <w:left w:val="single" w:color="D9D4D1" w:sz="4"/>
+              <w:bottom w:val="single" w:color="D9D4D1" w:sz="4"/>
+              <w:right w:val="single" w:color="D9D4D1" w:sz="4"/>
+            </w:tcBorders>
+            <w:shd w:fill="C4122F" w:color="auto" w:val="clear"/>
+            <w:tcMar>
+              <w:top w:type="dxa" w:w="80"/>
+              <w:left w:type="dxa" w:w="120"/>
+              <w:bottom w:type="dxa" w:w="80"/>
+              <w:right w:type="dxa" w:w="120"/>
+            </w:tcMar>
+            <w:vAlign w:val="center"/>
+          </w:tcPr>
+          <w:p>
+            <w:pPr>
+              <w:spacing w:after="40"/>
+            </w:pPr>
+          </w:p>
+        </w:tc>
+        <w:tc>
+          <w:tcPr>
+            <w:tcW w:type="dxa" w:w="3819"/>
+            <w:tcBorders>
+              <w:top w:val="single" w:color="D9D4D1" w:sz="4"/>
+              <w:left w:val="single" w:color="D9D4D1" w:sz="4"/>
+              <w:bottom w:val="single" w:color="D9D4D1" w:sz="4"/>
+              <w:right w:val="single" w:color="D9D4D1" w:sz="4"/>
+            </w:tcBorders>
+            <w:shd w:fill="C4122F" w:color="auto" w:val="clear"/>
+            <w:tcMar>
+              <w:top w:type="dxa" w:w="80"/>
+              <w:left w:type="dxa" w:w="120"/>
+              <w:bottom w:type="dxa" w:w="80"/>
+              <w:right w:type="dxa" w:w="120"/>
+            </w:tcMar>
+            <w:vAlign w:val="center"/>
+          </w:tcPr>
+          <w:p>
+            <w:pPr>
+              <w:spacing w:after="40"/>
+            </w:pPr>
             <w:r>
               <w:rPr>
                 <w:b/>
                 <w:bCs/>
+                <w:color w:val="FFFFFF"/>
               </w:rPr>
-              <w:t xml:space="preserve">rien supprimer</w:t>
-            </w:r>
-            <w:r>
-              <w:t xml:space="preserve">.</w:t>
-            </w:r>
-          </w:p>
-          <w:p>
-            <w:pPr>
-              <w:spacing w:after="40"/>
-            </w:pPr>
-            <w:r>
-              <w:t xml:space="preserve">La clé est </w:t>
-            </w:r>
+              <w:t xml:space="preserve">Claude</w:t>
+            </w:r>
+          </w:p>
+        </w:tc>
+        <w:tc>
+          <w:tcPr>
+            <w:tcW w:type="dxa" w:w="3819"/>
+            <w:tcBorders>
+              <w:top w:val="single" w:color="D9D4D1" w:sz="4"/>
+              <w:left w:val="single" w:color="D9D4D1" w:sz="4"/>
+              <w:bottom w:val="single" w:color="D9D4D1" w:sz="4"/>
+              <w:right w:val="single" w:color="D9D4D1" w:sz="4"/>
+            </w:tcBorders>
+            <w:shd w:fill="C4122F" w:color="auto" w:val="clear"/>
+            <w:tcMar>
+              <w:top w:type="dxa" w:w="80"/>
+              <w:left w:type="dxa" w:w="120"/>
+              <w:bottom w:type="dxa" w:w="80"/>
+              <w:right w:type="dxa" w:w="120"/>
+            </w:tcMar>
+            <w:vAlign w:val="center"/>
+          </w:tcPr>
+          <w:p>
+            <w:pPr>
+              <w:spacing w:after="40"/>
+            </w:pPr>
             <w:r>
               <w:rPr>
                 <w:b/>
                 <w:bCs/>
+                <w:color w:val="FFFFFF"/>
               </w:rPr>
-              <w:t xml:space="preserve">personnelle et secrète</w:t>
-            </w:r>
-            <w:r>
-              <w:t xml:space="preserve"> : ne la partagez pas. En cas de doute, supprimez-la (corbeille) et créez-en une nouvelle.</w:t>
-            </w:r>
-          </w:p>
-          <w:p>
-            <w:pPr>
-              <w:spacing w:after="40"/>
-            </w:pPr>
-            <w:r>
-              <w:t xml:space="preserve">Claude : seulement avec l'application Claude installée sur un PC du bureau (pas claude.ai dans le navigateur, ni le téléphone).</w:t>
-            </w:r>
-          </w:p>
-          <w:p>
-            <w:pPr>
-              <w:spacing w:after="40"/>
-            </w:pPr>
-            <w:r>
-              <w:t xml:space="preserve">ChatGPT : seulement pendant que le tunnel est ouvert sur le PC serveur ; l'adresse du connecteur contient votre clé, ne la partagez pas.</w:t>
+              <w:t xml:space="preserve">ChatGPT</w:t>
+            </w:r>
+          </w:p>
+        </w:tc>
+      </w:tr>
+      <w:tr>
+        <w:trPr>
+          <w:cantSplit/>
+        </w:trPr>
+        <w:tc>
+          <w:tcPr>
+            <w:tcW w:type="dxa" w:w="2000"/>
+            <w:tcBorders>
+              <w:top w:val="single" w:color="D9D4D1" w:sz="4"/>
+              <w:left w:val="single" w:color="D9D4D1" w:sz="4"/>
+              <w:bottom w:val="single" w:color="D9D4D1" w:sz="4"/>
+              <w:right w:val="single" w:color="D9D4D1" w:sz="4"/>
+            </w:tcBorders>
+            <w:shd w:fill="FFFFFF" w:color="auto" w:val="clear"/>
+            <w:tcMar>
+              <w:top w:type="dxa" w:w="80"/>
+              <w:left w:type="dxa" w:w="120"/>
+              <w:bottom w:type="dxa" w:w="80"/>
+              <w:right w:type="dxa" w:w="120"/>
+            </w:tcMar>
+            <w:vAlign w:val="center"/>
+          </w:tcPr>
+          <w:p>
+            <w:pPr>
+              <w:spacing w:after="40"/>
+            </w:pPr>
+            <w:r>
+              <w:t xml:space="preserve">Où l'utiliser</w:t>
+            </w:r>
+          </w:p>
+        </w:tc>
+        <w:tc>
+          <w:tcPr>
+            <w:tcW w:type="dxa" w:w="3819"/>
+            <w:tcBorders>
+              <w:top w:val="single" w:color="D9D4D1" w:sz="4"/>
+              <w:left w:val="single" w:color="D9D4D1" w:sz="4"/>
+              <w:bottom w:val="single" w:color="D9D4D1" w:sz="4"/>
+              <w:right w:val="single" w:color="D9D4D1" w:sz="4"/>
+            </w:tcBorders>
+            <w:shd w:fill="FFFFFF" w:color="auto" w:val="clear"/>
+            <w:tcMar>
+              <w:top w:type="dxa" w:w="80"/>
+              <w:left w:type="dxa" w:w="120"/>
+              <w:bottom w:type="dxa" w:w="80"/>
+              <w:right w:type="dxa" w:w="120"/>
+            </w:tcMar>
+            <w:vAlign w:val="center"/>
+          </w:tcPr>
+          <w:p>
+            <w:pPr>
+              <w:spacing w:after="40"/>
+            </w:pPr>
+            <w:r>
+              <w:t xml:space="preserve">Application Claude pour ordinateur, sur un PC du bureau</w:t>
+            </w:r>
+          </w:p>
+        </w:tc>
+        <w:tc>
+          <w:tcPr>
+            <w:tcW w:type="dxa" w:w="3819"/>
+            <w:tcBorders>
+              <w:top w:val="single" w:color="D9D4D1" w:sz="4"/>
+              <w:left w:val="single" w:color="D9D4D1" w:sz="4"/>
+              <w:bottom w:val="single" w:color="D9D4D1" w:sz="4"/>
+              <w:right w:val="single" w:color="D9D4D1" w:sz="4"/>
+            </w:tcBorders>
+            <w:shd w:fill="FFFFFF" w:color="auto" w:val="clear"/>
+            <w:tcMar>
+              <w:top w:type="dxa" w:w="80"/>
+              <w:left w:type="dxa" w:w="120"/>
+              <w:bottom w:type="dxa" w:w="80"/>
+              <w:right w:type="dxa" w:w="120"/>
+            </w:tcMar>
+            <w:vAlign w:val="center"/>
+          </w:tcPr>
+          <w:p>
+            <w:pPr>
+              <w:spacing w:after="40"/>
+            </w:pPr>
+            <w:r>
+              <w:t xml:space="preserve">ChatGPT (site ou application), avec le mode développeur</w:t>
+            </w:r>
+          </w:p>
+        </w:tc>
+      </w:tr>
+      <w:tr>
+        <w:trPr>
+          <w:cantSplit/>
+        </w:trPr>
+        <w:tc>
+          <w:tcPr>
+            <w:tcW w:type="dxa" w:w="2000"/>
+            <w:tcBorders>
+              <w:top w:val="single" w:color="D9D4D1" w:sz="4"/>
+              <w:left w:val="single" w:color="D9D4D1" w:sz="4"/>
+              <w:bottom w:val="single" w:color="D9D4D1" w:sz="4"/>
+              <w:right w:val="single" w:color="D9D4D1" w:sz="4"/>
+            </w:tcBorders>
+            <w:shd w:fill="F7F5F4" w:color="auto" w:val="clear"/>
+            <w:tcMar>
+              <w:top w:type="dxa" w:w="80"/>
+              <w:left w:type="dxa" w:w="120"/>
+              <w:bottom w:type="dxa" w:w="80"/>
+              <w:right w:type="dxa" w:w="120"/>
+            </w:tcMar>
+            <w:vAlign w:val="center"/>
+          </w:tcPr>
+          <w:p>
+            <w:pPr>
+              <w:spacing w:after="40"/>
+            </w:pPr>
+            <w:r>
+              <w:t xml:space="preserve">Ce qu'il faut</w:t>
+            </w:r>
+          </w:p>
+        </w:tc>
+        <w:tc>
+          <w:tcPr>
+            <w:tcW w:type="dxa" w:w="3819"/>
+            <w:tcBorders>
+              <w:top w:val="single" w:color="D9D4D1" w:sz="4"/>
+              <w:left w:val="single" w:color="D9D4D1" w:sz="4"/>
+              <w:bottom w:val="single" w:color="D9D4D1" w:sz="4"/>
+              <w:right w:val="single" w:color="D9D4D1" w:sz="4"/>
+            </w:tcBorders>
+            <w:shd w:fill="F7F5F4" w:color="auto" w:val="clear"/>
+            <w:tcMar>
+              <w:top w:type="dxa" w:w="80"/>
+              <w:left w:type="dxa" w:w="120"/>
+              <w:bottom w:type="dxa" w:w="80"/>
+              <w:right w:type="dxa" w:w="120"/>
+            </w:tcMar>
+            <w:vAlign w:val="center"/>
+          </w:tcPr>
+          <w:p>
+            <w:pPr>
+              <w:spacing w:after="40"/>
+            </w:pPr>
+            <w:r>
+              <w:t xml:space="preserve">Lancer une fois </w:t>
+            </w:r>
+            <w:r>
+              <w:rPr>
+                <w:rFonts w:ascii="Consolas" w:cs="Consolas" w:eastAsia="Consolas" w:hAnsi="Consolas"/>
+                <w:color w:val="3D3A39"/>
+                <w:sz w:val="20"/>
+                <w:szCs w:val="20"/>
+                <w:shd w:fill="EDEAE8" w:color="auto" w:val="clear"/>
+              </w:rPr>
+              <w:t xml:space="preserve">lier-a-claude.bat</w:t>
+            </w:r>
+          </w:p>
+        </w:tc>
+        <w:tc>
+          <w:tcPr>
+            <w:tcW w:type="dxa" w:w="3819"/>
+            <w:tcBorders>
+              <w:top w:val="single" w:color="D9D4D1" w:sz="4"/>
+              <w:left w:val="single" w:color="D9D4D1" w:sz="4"/>
+              <w:bottom w:val="single" w:color="D9D4D1" w:sz="4"/>
+              <w:right w:val="single" w:color="D9D4D1" w:sz="4"/>
+            </w:tcBorders>
+            <w:shd w:fill="F7F5F4" w:color="auto" w:val="clear"/>
+            <w:tcMar>
+              <w:top w:type="dxa" w:w="80"/>
+              <w:left w:type="dxa" w:w="120"/>
+              <w:bottom w:type="dxa" w:w="80"/>
+              <w:right w:type="dxa" w:w="120"/>
+            </w:tcMar>
+            <w:vAlign w:val="center"/>
+          </w:tcPr>
+          <w:p>
+            <w:pPr>
+              <w:spacing w:after="40"/>
+            </w:pPr>
+            <w:r>
+              <w:t xml:space="preserve">Connecteur activé par l'administrateur, et la fenêtre </w:t>
+            </w:r>
+            <w:r>
+              <w:rPr>
+                <w:rFonts w:ascii="Consolas" w:cs="Consolas" w:eastAsia="Consolas" w:hAnsi="Consolas"/>
+                <w:color w:val="3D3A39"/>
+                <w:sz w:val="20"/>
+                <w:szCs w:val="20"/>
+                <w:shd w:fill="EDEAE8" w:color="auto" w:val="clear"/>
+              </w:rPr>
+              <w:t xml:space="preserve">ouvrir-pour-chatgpt.bat</w:t>
+            </w:r>
+            <w:r>
+              <w:t xml:space="preserve"> ouverte sur le PC serveur</w:t>
+            </w:r>
+          </w:p>
+        </w:tc>
+      </w:tr>
+      <w:tr>
+        <w:trPr>
+          <w:cantSplit/>
+        </w:trPr>
+        <w:tc>
+          <w:tcPr>
+            <w:tcW w:type="dxa" w:w="2000"/>
+            <w:tcBorders>
+              <w:top w:val="single" w:color="D9D4D1" w:sz="4"/>
+              <w:left w:val="single" w:color="D9D4D1" w:sz="4"/>
+              <w:bottom w:val="single" w:color="D9D4D1" w:sz="4"/>
+              <w:right w:val="single" w:color="D9D4D1" w:sz="4"/>
+            </w:tcBorders>
+            <w:shd w:fill="FFFFFF" w:color="auto" w:val="clear"/>
+            <w:tcMar>
+              <w:top w:type="dxa" w:w="80"/>
+              <w:left w:type="dxa" w:w="120"/>
+              <w:bottom w:type="dxa" w:w="80"/>
+              <w:right w:type="dxa" w:w="120"/>
+            </w:tcMar>
+            <w:vAlign w:val="center"/>
+          </w:tcPr>
+          <w:p>
+            <w:pPr>
+              <w:spacing w:after="40"/>
+            </w:pPr>
+            <w:r>
+              <w:t xml:space="preserve">Abonnement</w:t>
+            </w:r>
+          </w:p>
+        </w:tc>
+        <w:tc>
+          <w:tcPr>
+            <w:tcW w:type="dxa" w:w="3819"/>
+            <w:tcBorders>
+              <w:top w:val="single" w:color="D9D4D1" w:sz="4"/>
+              <w:left w:val="single" w:color="D9D4D1" w:sz="4"/>
+              <w:bottom w:val="single" w:color="D9D4D1" w:sz="4"/>
+              <w:right w:val="single" w:color="D9D4D1" w:sz="4"/>
+            </w:tcBorders>
+            <w:shd w:fill="FFFFFF" w:color="auto" w:val="clear"/>
+            <w:tcMar>
+              <w:top w:type="dxa" w:w="80"/>
+              <w:left w:type="dxa" w:w="120"/>
+              <w:bottom w:type="dxa" w:w="80"/>
+              <w:right w:type="dxa" w:w="120"/>
+            </w:tcMar>
+            <w:vAlign w:val="center"/>
+          </w:tcPr>
+          <w:p>
+            <w:pPr>
+              <w:spacing w:after="40"/>
+            </w:pPr>
+            <w:r>
+              <w:t xml:space="preserve">Claude</w:t>
+            </w:r>
+          </w:p>
+        </w:tc>
+        <w:tc>
+          <w:tcPr>
+            <w:tcW w:type="dxa" w:w="3819"/>
+            <w:tcBorders>
+              <w:top w:val="single" w:color="D9D4D1" w:sz="4"/>
+              <w:left w:val="single" w:color="D9D4D1" w:sz="4"/>
+              <w:bottom w:val="single" w:color="D9D4D1" w:sz="4"/>
+              <w:right w:val="single" w:color="D9D4D1" w:sz="4"/>
+            </w:tcBorders>
+            <w:shd w:fill="FFFFFF" w:color="auto" w:val="clear"/>
+            <w:tcMar>
+              <w:top w:type="dxa" w:w="80"/>
+              <w:left w:type="dxa" w:w="120"/>
+              <w:bottom w:type="dxa" w:w="80"/>
+              <w:right w:type="dxa" w:w="120"/>
+            </w:tcMar>
+            <w:vAlign w:val="center"/>
+          </w:tcPr>
+          <w:p>
+            <w:pPr>
+              <w:spacing w:after="40"/>
+            </w:pPr>
+            <w:r>
+              <w:t xml:space="preserve">ChatGPT payant (Plus, Pro, Business…)</w:t>
             </w:r>
           </w:p>
         </w:tc>
@@ -5428,48 +5420,10 @@
     </w:tbl>
     <w:p>
       <w:pPr>
-        <w:pStyle w:val="Heading1"/>
-        <w:keepNext/>
-        <w:pageBreakBefore/>
-      </w:pPr>
-      <w:r>
-        <w:t xml:space="preserve">11. Pour l'administrateur</w:t>
-      </w:r>
-    </w:p>
-    <w:p>
-      <w:pPr>
         <w:pStyle w:val="Heading2"/>
       </w:pPr>
       <w:r>
-        <w:t xml:space="preserve">Tout voir, et filtrer par personne</w:t>
-      </w:r>
-    </w:p>
-    <w:p>
-      <w:pPr>
-        <w:spacing w:after="120"/>
-      </w:pPr>
-      <w:r>
-        <w:t xml:space="preserve">L'administrateur voit </w:t>
-      </w:r>
-      <w:r>
-        <w:rPr>
-          <w:b/>
-          <w:bCs/>
-        </w:rPr>
-        <w:t xml:space="preserve">toutes</w:t>
-      </w:r>
-      <w:r>
-        <w:t xml:space="preserve"> les tâches. La ligne </w:t>
-      </w:r>
-      <w:r>
-        <w:rPr>
-          <w:b/>
-          <w:bCs/>
-        </w:rPr>
-        <w:t xml:space="preserve">Afficher</w:t>
-      </w:r>
-      <w:r>
-        <w:t xml:space="preserve"> permet de choisir une ou plusieurs personnes (ou « Tout le monde »). Les groupes privés apparaissent sous la forme « Perso · Prénom ».</w:t>
+        <w:t xml:space="preserve">Votre clé d'accès</w:t>
       </w:r>
     </w:p>
     <w:p>
@@ -5481,9 +5435,9 @@
       <w:r>
         <w:drawing>
           <wp:inline distT="0" distB="0" distL="0" distR="0">
-            <wp:extent cx="5143500" cy="3219450"/>
+            <wp:extent cx="3962400" cy="5334000"/>
             <wp:effectExtent t="0" r="0" b="0" l="0"/>
-            <wp:docPr id="1" name="11-admin-filtre.png" descr="Vue administrateur filtrée sur Claire." title="Vue administrateur filtrée sur Claire."/>
+            <wp:docPr id="1" name="16-chatgpt.png" descr="Compte → Lier à Claude ou ChatGPT : créer une clé, la copier ; l'administrateur active le connecteur ChatGPT." title="Compte → Lier à Claude ou ChatGPT : créer une clé, la copier ; l'administrateur active le connecteur ChatGPT."/>
             <wp:cNvGraphicFramePr>
               <a:graphicFrameLocks xmlns:a="http://schemas.openxmlformats.org/drawingml/2006/main" noChangeAspect="1"/>
             </wp:cNvGraphicFramePr>
@@ -5506,7 +5460,7 @@
                   <pic:spPr bwMode="auto">
                     <a:xfrm>
                       <a:off x="0" y="0"/>
-                      <a:ext cx="5143500" cy="3219450"/>
+                      <a:ext cx="3962400" cy="5334000"/>
                     </a:xfrm>
                     <a:prstGeom prst="rect">
                       <a:avLst/>
@@ -5532,7 +5486,149 @@
           <w:sz w:val="18"/>
           <w:szCs w:val="18"/>
         </w:rPr>
-        <w:t xml:space="preserve">Vue administrateur filtrée sur Claire.</w:t>
+        <w:t xml:space="preserve">Compte → Lier à Claude ou ChatGPT : créer une clé, la copier ; l'administrateur active le connecteur ChatGPT.</w:t>
+      </w:r>
+    </w:p>
+    <w:tbl>
+      <w:tblPr>
+        <w:tblW w:type="dxa" w:w="9638"/>
+        <w:tblBorders>
+          <w:top w:val="single" w:color="auto" w:sz="4"/>
+          <w:left w:val="single" w:color="auto" w:sz="4"/>
+          <w:bottom w:val="single" w:color="auto" w:sz="4"/>
+          <w:right w:val="single" w:color="auto" w:sz="4"/>
+          <w:insideH w:val="single" w:color="auto" w:sz="4"/>
+          <w:insideV w:val="single" w:color="auto" w:sz="4"/>
+        </w:tblBorders>
+      </w:tblPr>
+      <w:tblGrid>
+        <w:gridCol w:w="9638"/>
+      </w:tblGrid>
+      <w:tr>
+        <w:trPr>
+          <w:cantSplit/>
+        </w:trPr>
+        <w:tc>
+          <w:tcPr>
+            <w:tcW w:type="dxa" w:w="9638"/>
+            <w:tcBorders>
+              <w:top w:val="none" w:color="FFFFFF" w:sz="0"/>
+              <w:left w:val="single" w:color="C4122F" w:sz="24"/>
+              <w:bottom w:val="none" w:color="FFFFFF" w:sz="0"/>
+              <w:right w:val="none" w:color="FFFFFF" w:sz="0"/>
+            </w:tcBorders>
+            <w:shd w:fill="FBE6E9" w:color="auto" w:val="clear"/>
+            <w:tcMar>
+              <w:top w:type="dxa" w:w="120"/>
+              <w:left w:type="dxa" w:w="200"/>
+              <w:bottom w:type="dxa" w:w="120"/>
+              <w:right w:type="dxa" w:w="200"/>
+            </w:tcMar>
+          </w:tcPr>
+          <w:p>
+            <w:pPr>
+              <w:spacing w:after="60"/>
+            </w:pPr>
+            <w:r>
+              <w:rPr>
+                <w:b/>
+                <w:bCs/>
+                <w:color w:val="C4122F"/>
+              </w:rPr>
+              <w:t xml:space="preserve">❗  À savoir</w:t>
+            </w:r>
+          </w:p>
+          <w:p>
+            <w:pPr>
+              <w:spacing w:after="40"/>
+            </w:pPr>
+            <w:r>
+              <w:t xml:space="preserve">Claude agit </w:t>
+            </w:r>
+            <w:r>
+              <w:rPr>
+                <w:b/>
+                <w:bCs/>
+              </w:rPr>
+              <w:t xml:space="preserve">avec vos droits</w:t>
+            </w:r>
+            <w:r>
+              <w:t xml:space="preserve"> : il voit exactement ce que vous voyez, et ses actions apparaissent dans l'historique </w:t>
+            </w:r>
+            <w:r>
+              <w:rPr>
+                <w:b/>
+                <w:bCs/>
+              </w:rPr>
+              <w:t xml:space="preserve">à votre nom</w:t>
+            </w:r>
+            <w:r>
+              <w:t xml:space="preserve">.</w:t>
+            </w:r>
+          </w:p>
+          <w:p>
+            <w:pPr>
+              <w:spacing w:after="40"/>
+            </w:pPr>
+            <w:r>
+              <w:t xml:space="preserve">Claude ne peut </w:t>
+            </w:r>
+            <w:r>
+              <w:rPr>
+                <w:b/>
+                <w:bCs/>
+              </w:rPr>
+              <w:t xml:space="preserve">rien supprimer</w:t>
+            </w:r>
+            <w:r>
+              <w:t xml:space="preserve">.</w:t>
+            </w:r>
+          </w:p>
+          <w:p>
+            <w:pPr>
+              <w:spacing w:after="40"/>
+            </w:pPr>
+            <w:r>
+              <w:t xml:space="preserve">La clé est </w:t>
+            </w:r>
+            <w:r>
+              <w:rPr>
+                <w:b/>
+                <w:bCs/>
+              </w:rPr>
+              <w:t xml:space="preserve">personnelle et secrète</w:t>
+            </w:r>
+            <w:r>
+              <w:t xml:space="preserve"> : ne la partagez pas. En cas de doute, supprimez-la (corbeille) et créez-en une nouvelle.</w:t>
+            </w:r>
+          </w:p>
+          <w:p>
+            <w:pPr>
+              <w:spacing w:after="40"/>
+            </w:pPr>
+            <w:r>
+              <w:t xml:space="preserve">Claude : seulement avec l'application Claude installée sur un PC du bureau (pas claude.ai dans le navigateur, ni le téléphone).</w:t>
+            </w:r>
+          </w:p>
+          <w:p>
+            <w:pPr>
+              <w:spacing w:after="40"/>
+            </w:pPr>
+            <w:r>
+              <w:t xml:space="preserve">ChatGPT : seulement pendant que le tunnel est ouvert sur le PC serveur ; l'adresse du connecteur contient votre clé, ne la partagez pas.</w:t>
+            </w:r>
+          </w:p>
+        </w:tc>
+      </w:tr>
+    </w:tbl>
+    <w:p>
+      <w:pPr>
+        <w:pStyle w:val="Heading1"/>
+        <w:keepNext/>
+        <w:pageBreakBefore/>
+      </w:pPr>
+      <w:r>
+        <w:t xml:space="preserve">11. Pour l'administrateur</w:t>
       </w:r>
     </w:p>
     <w:p>
@@ -5540,7 +5636,7 @@
         <w:pStyle w:val="Heading2"/>
       </w:pPr>
       <w:r>
-        <w:t xml:space="preserve">Gérer l'équipe</w:t>
+        <w:t xml:space="preserve">Tout voir, et filtrer par personne</w:t>
       </w:r>
     </w:p>
     <w:p>
@@ -5548,133 +5644,27 @@
         <w:spacing w:after="120"/>
       </w:pPr>
       <w:r>
-        <w:t xml:space="preserve">Onglet </w:t>
-      </w:r>
-      <w:r>
-        <w:rPr>
-          <w:b/>
-          <w:bCs/>
-        </w:rPr>
-        <w:t xml:space="preserve">Compte</w:t>
-      </w:r>
-      <w:r>
-        <w:t xml:space="preserve"> → partie </w:t>
-      </w:r>
-      <w:r>
-        <w:rPr>
-          <w:b/>
-          <w:bCs/>
-        </w:rPr>
-        <w:t xml:space="preserve">Équipe</w:t>
-      </w:r>
-      <w:r>
-        <w:t xml:space="preserve"> :</w:t>
-      </w:r>
-    </w:p>
-    <w:p>
-      <w:pPr>
-        <w:pStyle w:val="ListParagraph"/>
-        <w:numPr>
-          <w:ilvl w:val="0"/>
-          <w:numId w:val="3"/>
-        </w:numPr>
-        <w:spacing w:after="80"/>
-      </w:pPr>
-      <w:r>
-        <w:rPr>
-          <w:b/>
-          <w:bCs/>
-        </w:rPr>
-        <w:t xml:space="preserve">Ajouter</w:t>
-      </w:r>
-      <w:r>
-        <w:t xml:space="preserve"> une personne : nom, mot de passe provisoire, rôle → </w:t>
-      </w:r>
-      <w:r>
-        <w:rPr>
-          <w:b/>
-          <w:bCs/>
-        </w:rPr>
-        <w:t xml:space="preserve">Ajouter</w:t>
-      </w:r>
-      <w:r>
-        <w:t xml:space="preserve">. Elle reçoit automatiquement son groupe « Perso ».</w:t>
-      </w:r>
-    </w:p>
-    <w:p>
-      <w:pPr>
-        <w:pStyle w:val="ListParagraph"/>
-        <w:numPr>
-          <w:ilvl w:val="0"/>
-          <w:numId w:val="3"/>
-        </w:numPr>
-        <w:spacing w:after="80"/>
-      </w:pPr>
-      <w:r>
-        <w:rPr>
-          <w:b/>
-          <w:bCs/>
-        </w:rPr>
-        <w:t xml:space="preserve">Le crayon</w:t>
-      </w:r>
-      <w:r>
-        <w:t xml:space="preserve"> sur une ligne permet de : renommer, donner un </w:t>
-      </w:r>
-      <w:r>
-        <w:rPr>
-          <w:b/>
-          <w:bCs/>
-        </w:rPr>
-        <w:t xml:space="preserve">nouveau mot de passe</w:t>
-      </w:r>
-      <w:r>
-        <w:t xml:space="preserve"> (oubli), changer le rôle, ou </w:t>
-      </w:r>
-      <w:r>
-        <w:rPr>
-          <w:b/>
-          <w:bCs/>
-        </w:rPr>
-        <w:t xml:space="preserve">désactiver</w:t>
-      </w:r>
-      <w:r>
-        <w:t xml:space="preserve"> le compte (case « Compte actif »).</w:t>
-      </w:r>
-    </w:p>
-    <w:p>
-      <w:pPr>
-        <w:pStyle w:val="ListParagraph"/>
-        <w:numPr>
-          <w:ilvl w:val="0"/>
-          <w:numId w:val="3"/>
-        </w:numPr>
-        <w:spacing w:after="80"/>
-      </w:pPr>
-      <w:r>
-        <w:t xml:space="preserve">Un compte désactivé ne peut plus se connecter, mais </w:t>
-      </w:r>
-      <w:r>
-        <w:rPr>
-          <w:b/>
-          <w:bCs/>
-        </w:rPr>
-        <w:t xml:space="preserve">ses tâches restent</w:t>
-      </w:r>
-      <w:r>
-        <w:t xml:space="preserve">. On peut le réactiver à tout moment.</w:t>
-      </w:r>
-    </w:p>
-    <w:p>
-      <w:pPr>
-        <w:pStyle w:val="ListParagraph"/>
-        <w:numPr>
-          <w:ilvl w:val="0"/>
-          <w:numId w:val="3"/>
-        </w:numPr>
-        <w:spacing w:after="80"/>
-      </w:pPr>
-      <w:r>
-        <w:t xml:space="preserve">Il reste toujours au moins un administrateur actif (l'application l'empêche autrement).</w:t>
+        <w:t xml:space="preserve">L'administrateur voit </w:t>
+      </w:r>
+      <w:r>
+        <w:rPr>
+          <w:b/>
+          <w:bCs/>
+        </w:rPr>
+        <w:t xml:space="preserve">toutes</w:t>
+      </w:r>
+      <w:r>
+        <w:t xml:space="preserve"> les tâches. La ligne </w:t>
+      </w:r>
+      <w:r>
+        <w:rPr>
+          <w:b/>
+          <w:bCs/>
+        </w:rPr>
+        <w:t xml:space="preserve">Afficher</w:t>
+      </w:r>
+      <w:r>
+        <w:t xml:space="preserve"> permet de choisir une ou plusieurs personnes (ou « Tout le monde »). Les groupes privés apparaissent sous la forme « Perso · Prénom ».</w:t>
       </w:r>
     </w:p>
     <w:p>
@@ -5686,9 +5676,9 @@
       <w:r>
         <w:drawing>
           <wp:inline distT="0" distB="0" distL="0" distR="0">
-            <wp:extent cx="5334000" cy="3743325"/>
+            <wp:extent cx="5143500" cy="3219450"/>
             <wp:effectExtent t="0" r="0" b="0" l="0"/>
-            <wp:docPr id="1" name="12-equipe.png" descr="Modification d'un compte depuis la liste de l'équipe." title="Modification d'un compte depuis la liste de l'équipe."/>
+            <wp:docPr id="1" name="11-admin-filtre.png" descr="Vue administrateur filtrée sur Claire." title="Vue administrateur filtrée sur Claire."/>
             <wp:cNvGraphicFramePr>
               <a:graphicFrameLocks xmlns:a="http://schemas.openxmlformats.org/drawingml/2006/main" noChangeAspect="1"/>
             </wp:cNvGraphicFramePr>
@@ -5711,6 +5701,211 @@
                   <pic:spPr bwMode="auto">
                     <a:xfrm>
                       <a:off x="0" y="0"/>
+                      <a:ext cx="5143500" cy="3219450"/>
+                    </a:xfrm>
+                    <a:prstGeom prst="rect">
+                      <a:avLst/>
+                    </a:prstGeom>
+                  </pic:spPr>
+                </pic:pic>
+              </a:graphicData>
+            </a:graphic>
+          </wp:inline>
+        </w:drawing>
+      </w:r>
+    </w:p>
+    <w:p>
+      <w:pPr>
+        <w:spacing w:after="200"/>
+        <w:jc w:val="center"/>
+      </w:pPr>
+      <w:r>
+        <w:rPr>
+          <w:i/>
+          <w:iCs/>
+          <w:color w:val="666A6F"/>
+          <w:sz w:val="18"/>
+          <w:szCs w:val="18"/>
+        </w:rPr>
+        <w:t xml:space="preserve">Vue administrateur filtrée sur Claire.</w:t>
+      </w:r>
+    </w:p>
+    <w:p>
+      <w:pPr>
+        <w:pStyle w:val="Heading2"/>
+      </w:pPr>
+      <w:r>
+        <w:t xml:space="preserve">Gérer l'équipe</w:t>
+      </w:r>
+    </w:p>
+    <w:p>
+      <w:pPr>
+        <w:spacing w:after="120"/>
+      </w:pPr>
+      <w:r>
+        <w:t xml:space="preserve">Onglet </w:t>
+      </w:r>
+      <w:r>
+        <w:rPr>
+          <w:b/>
+          <w:bCs/>
+        </w:rPr>
+        <w:t xml:space="preserve">Compte</w:t>
+      </w:r>
+      <w:r>
+        <w:t xml:space="preserve"> → partie </w:t>
+      </w:r>
+      <w:r>
+        <w:rPr>
+          <w:b/>
+          <w:bCs/>
+        </w:rPr>
+        <w:t xml:space="preserve">Équipe</w:t>
+      </w:r>
+      <w:r>
+        <w:t xml:space="preserve"> :</w:t>
+      </w:r>
+    </w:p>
+    <w:p>
+      <w:pPr>
+        <w:pStyle w:val="ListParagraph"/>
+        <w:numPr>
+          <w:ilvl w:val="0"/>
+          <w:numId w:val="3"/>
+        </w:numPr>
+        <w:spacing w:after="80"/>
+      </w:pPr>
+      <w:r>
+        <w:rPr>
+          <w:b/>
+          <w:bCs/>
+        </w:rPr>
+        <w:t xml:space="preserve">Ajouter</w:t>
+      </w:r>
+      <w:r>
+        <w:t xml:space="preserve"> une personne : nom, mot de passe provisoire, rôle → </w:t>
+      </w:r>
+      <w:r>
+        <w:rPr>
+          <w:b/>
+          <w:bCs/>
+        </w:rPr>
+        <w:t xml:space="preserve">Ajouter</w:t>
+      </w:r>
+      <w:r>
+        <w:t xml:space="preserve">. Elle reçoit automatiquement son groupe « Perso ».</w:t>
+      </w:r>
+    </w:p>
+    <w:p>
+      <w:pPr>
+        <w:pStyle w:val="ListParagraph"/>
+        <w:numPr>
+          <w:ilvl w:val="0"/>
+          <w:numId w:val="3"/>
+        </w:numPr>
+        <w:spacing w:after="80"/>
+      </w:pPr>
+      <w:r>
+        <w:rPr>
+          <w:b/>
+          <w:bCs/>
+        </w:rPr>
+        <w:t xml:space="preserve">Le crayon</w:t>
+      </w:r>
+      <w:r>
+        <w:t xml:space="preserve"> sur une ligne permet de : renommer, donner un </w:t>
+      </w:r>
+      <w:r>
+        <w:rPr>
+          <w:b/>
+          <w:bCs/>
+        </w:rPr>
+        <w:t xml:space="preserve">nouveau mot de passe</w:t>
+      </w:r>
+      <w:r>
+        <w:t xml:space="preserve"> (oubli), changer le rôle, ou </w:t>
+      </w:r>
+      <w:r>
+        <w:rPr>
+          <w:b/>
+          <w:bCs/>
+        </w:rPr>
+        <w:t xml:space="preserve">désactiver</w:t>
+      </w:r>
+      <w:r>
+        <w:t xml:space="preserve"> le compte (case « Compte actif »).</w:t>
+      </w:r>
+    </w:p>
+    <w:p>
+      <w:pPr>
+        <w:pStyle w:val="ListParagraph"/>
+        <w:numPr>
+          <w:ilvl w:val="0"/>
+          <w:numId w:val="3"/>
+        </w:numPr>
+        <w:spacing w:after="80"/>
+      </w:pPr>
+      <w:r>
+        <w:t xml:space="preserve">Un compte désactivé ne peut plus se connecter, mais </w:t>
+      </w:r>
+      <w:r>
+        <w:rPr>
+          <w:b/>
+          <w:bCs/>
+        </w:rPr>
+        <w:t xml:space="preserve">ses tâches restent</w:t>
+      </w:r>
+      <w:r>
+        <w:t xml:space="preserve">. On peut le réactiver à tout moment.</w:t>
+      </w:r>
+    </w:p>
+    <w:p>
+      <w:pPr>
+        <w:pStyle w:val="ListParagraph"/>
+        <w:numPr>
+          <w:ilvl w:val="0"/>
+          <w:numId w:val="3"/>
+        </w:numPr>
+        <w:spacing w:after="80"/>
+      </w:pPr>
+      <w:r>
+        <w:t xml:space="preserve">Il reste toujours au moins un administrateur actif (l'application l'empêche autrement).</w:t>
+      </w:r>
+    </w:p>
+    <w:p>
+      <w:pPr>
+        <w:keepNext/>
+        <w:spacing w:after="60" w:before="120" w:line="240" w:lineRule="auto"/>
+        <w:jc w:val="center"/>
+      </w:pPr>
+      <w:r>
+        <w:drawing>
+          <wp:inline distT="0" distB="0" distL="0" distR="0">
+            <wp:extent cx="5334000" cy="3743325"/>
+            <wp:effectExtent t="0" r="0" b="0" l="0"/>
+            <wp:docPr id="1" name="12-equipe.png" descr="Modification d'un compte depuis la liste de l'équipe." title="Modification d'un compte depuis la liste de l'équipe."/>
+            <wp:cNvGraphicFramePr>
+              <a:graphicFrameLocks xmlns:a="http://schemas.openxmlformats.org/drawingml/2006/main" noChangeAspect="1"/>
+            </wp:cNvGraphicFramePr>
+            <a:graphic xmlns:a="http://schemas.openxmlformats.org/drawingml/2006/main">
+              <a:graphicData uri="http://schemas.openxmlformats.org/drawingml/2006/picture">
+                <pic:pic xmlns:pic="http://schemas.openxmlformats.org/drawingml/2006/picture">
+                  <pic:nvPicPr>
+                    <pic:cNvPr id="0" name="" descr=""/>
+                    <pic:cNvPicPr>
+                      <a:picLocks noChangeAspect="1" noChangeArrowheads="1"/>
+                    </pic:cNvPicPr>
+                  </pic:nvPicPr>
+                  <pic:blipFill>
+                    <a:blip r:embed="rId26" cstate="none"/>
+                    <a:srcRect/>
+                    <a:stretch>
+                      <a:fillRect/>
+                    </a:stretch>
+                  </pic:blipFill>
+                  <pic:spPr bwMode="auto">
+                    <a:xfrm>
+                      <a:off x="0" y="0"/>
                       <a:ext cx="5334000" cy="3743325"/>
                     </a:xfrm>
                     <a:prstGeom prst="rect">
@@ -5738,6 +5933,115 @@
           <w:szCs w:val="18"/>
         </w:rPr>
         <w:t xml:space="preserve">Modification d'un compte depuis la liste de l'équipe.</w:t>
+      </w:r>
+    </w:p>
+    <w:p>
+      <w:pPr>
+        <w:pStyle w:val="Heading2"/>
+      </w:pPr>
+      <w:r>
+        <w:t xml:space="preserve">L'historique des tâches terminées</w:t>
+      </w:r>
+    </w:p>
+    <w:p>
+      <w:pPr>
+        <w:spacing w:after="120"/>
+      </w:pPr>
+      <w:r>
+        <w:t xml:space="preserve">L'onglet </w:t>
+      </w:r>
+      <w:r>
+        <w:rPr>
+          <w:b/>
+          <w:bCs/>
+        </w:rPr>
+        <w:t xml:space="preserve">Historique</w:t>
+      </w:r>
+      <w:r>
+        <w:t xml:space="preserve"> (visible par l'administrateur uniquement) liste toutes les tâches terminées : date, tâche, groupe, </w:t>
+      </w:r>
+      <w:r>
+        <w:rPr>
+          <w:b/>
+          <w:bCs/>
+        </w:rPr>
+        <w:t xml:space="preserve">qui l'a validée</w:t>
+      </w:r>
+      <w:r>
+        <w:t xml:space="preserve">, et si elle est encore affichée ou déjà archivée (plus de 7 jours). Cliquez sur une ligne pour voir chaque étape avec </w:t>
+      </w:r>
+      <w:r>
+        <w:rPr>
+          <w:b/>
+          <w:bCs/>
+        </w:rPr>
+        <w:t xml:space="preserve">qui l'a cochée et quand</w:t>
+      </w:r>
+      <w:r>
+        <w:t xml:space="preserve">. La recherche et l'export Excel fonctionnent aussi ici.</w:t>
+      </w:r>
+    </w:p>
+    <w:p>
+      <w:pPr>
+        <w:keepNext/>
+        <w:spacing w:after="60" w:before="120" w:line="240" w:lineRule="auto"/>
+        <w:jc w:val="center"/>
+      </w:pPr>
+      <w:r>
+        <w:drawing>
+          <wp:inline distT="0" distB="0" distL="0" distR="0">
+            <wp:extent cx="5143500" cy="3219450"/>
+            <wp:effectExtent t="0" r="0" b="0" l="0"/>
+            <wp:docPr id="1" name="17-historique.png" descr="L'historique : une ligne ouverte montre qui a validé chaque étape." title="L'historique : une ligne ouverte montre qui a validé chaque étape."/>
+            <wp:cNvGraphicFramePr>
+              <a:graphicFrameLocks xmlns:a="http://schemas.openxmlformats.org/drawingml/2006/main" noChangeAspect="1"/>
+            </wp:cNvGraphicFramePr>
+            <a:graphic xmlns:a="http://schemas.openxmlformats.org/drawingml/2006/main">
+              <a:graphicData uri="http://schemas.openxmlformats.org/drawingml/2006/picture">
+                <pic:pic xmlns:pic="http://schemas.openxmlformats.org/drawingml/2006/picture">
+                  <pic:nvPicPr>
+                    <pic:cNvPr id="0" name="" descr=""/>
+                    <pic:cNvPicPr>
+                      <a:picLocks noChangeAspect="1" noChangeArrowheads="1"/>
+                    </pic:cNvPicPr>
+                  </pic:nvPicPr>
+                  <pic:blipFill>
+                    <a:blip r:embed="rId27" cstate="none"/>
+                    <a:srcRect/>
+                    <a:stretch>
+                      <a:fillRect/>
+                    </a:stretch>
+                  </pic:blipFill>
+                  <pic:spPr bwMode="auto">
+                    <a:xfrm>
+                      <a:off x="0" y="0"/>
+                      <a:ext cx="5143500" cy="3219450"/>
+                    </a:xfrm>
+                    <a:prstGeom prst="rect">
+                      <a:avLst/>
+                    </a:prstGeom>
+                  </pic:spPr>
+                </pic:pic>
+              </a:graphicData>
+            </a:graphic>
+          </wp:inline>
+        </w:drawing>
+      </w:r>
+    </w:p>
+    <w:p>
+      <w:pPr>
+        <w:spacing w:after="200"/>
+        <w:jc w:val="center"/>
+      </w:pPr>
+      <w:r>
+        <w:rPr>
+          <w:i/>
+          <w:iCs/>
+          <w:color w:val="666A6F"/>
+          <w:sz w:val="18"/>
+          <w:szCs w:val="18"/>
+        </w:rPr>
+        <w:t xml:space="preserve">L'historique : une ligne ouverte montre qui a validé chaque étape.</w:t>
       </w:r>
     </w:p>
     <w:p>
@@ -5856,7 +6160,7 @@
                     </pic:cNvPicPr>
                   </pic:nvPicPr>
                   <pic:blipFill>
-                    <a:blip r:embed="rId26" cstate="none"/>
+                    <a:blip r:embed="rId28" cstate="none"/>
                     <a:srcRect/>
                     <a:stretch>
                       <a:fillRect/>

--- a/docs/Guide-utilisation-Projets-Le-Roy.docx
+++ b/docs/Guide-utilisation-Projets-Le-Roy.docx
@@ -367,7 +367,7 @@
         <w:t xml:space="preserve">Projets Le Roy</w:t>
       </w:r>
       <w:r>
-        <w:t xml:space="preserve"> sur votre bureau, ou l'adresse donnée par l'administrateur dans votre navigateur (par exemple </w:t>
+        <w:t xml:space="preserve"> sur votre bureau, ou l'adresse du site donnée par l'administrateur dans votre navigateur (par exemple </w:t>
       </w:r>
       <w:r>
         <w:rPr>
@@ -377,10 +377,20 @@
           <w:szCs w:val="20"/>
           <w:shd w:fill="EDEAE8" w:color="auto" w:val="clear"/>
         </w:rPr>
-        <w:t xml:space="preserve">http://192.168.1.25:3000</w:t>
-      </w:r>
-      <w:r>
-        <w:t xml:space="preserve">).</w:t>
+        <w:t xml:space="preserve">https://projets.le-roy.fr</w:t>
+      </w:r>
+      <w:r>
+        <w:t xml:space="preserve">). Sur un téléphone ou une tablette, vous pouvez aussi </w:t>
+      </w:r>
+      <w:r>
+        <w:rPr>
+          <w:b/>
+          <w:bCs/>
+        </w:rPr>
+        <w:t xml:space="preserve">scanner le QR code</w:t>
+      </w:r>
+      <w:r>
+        <w:t xml:space="preserve"> affiché dans la page Compte d'un collègue (voir chapitre 9).</w:t>
       </w:r>
     </w:p>
     <w:p>
@@ -1119,6 +1129,75 @@
               <w:spacing w:after="40"/>
             </w:pPr>
             <w:r>
+              <w:t xml:space="preserve">🔴 Urgent / 🟠 Haute</w:t>
+            </w:r>
+          </w:p>
+        </w:tc>
+        <w:tc>
+          <w:tcPr>
+            <w:tcW w:type="dxa" w:w="6638"/>
+            <w:tcBorders>
+              <w:top w:val="single" w:color="D9D4D1" w:sz="4"/>
+              <w:left w:val="single" w:color="D9D4D1" w:sz="4"/>
+              <w:bottom w:val="single" w:color="D9D4D1" w:sz="4"/>
+              <w:right w:val="single" w:color="D9D4D1" w:sz="4"/>
+            </w:tcBorders>
+            <w:shd w:fill="FFFFFF" w:color="auto" w:val="clear"/>
+            <w:tcMar>
+              <w:top w:type="dxa" w:w="80"/>
+              <w:left w:type="dxa" w:w="120"/>
+              <w:bottom w:type="dxa" w:w="80"/>
+              <w:right w:type="dxa" w:w="120"/>
+            </w:tcMar>
+            <w:vAlign w:val="center"/>
+          </w:tcPr>
+          <w:p>
+            <w:pPr>
+              <w:spacing w:after="40"/>
+            </w:pPr>
+            <w:r>
+              <w:t xml:space="preserve">La </w:t>
+            </w:r>
+            <w:r>
+              <w:rPr>
+                <w:b/>
+                <w:bCs/>
+              </w:rPr>
+              <w:t xml:space="preserve">priorité</w:t>
+            </w:r>
+            <w:r>
+              <w:t xml:space="preserve"> de la tâche (affichée seulement pour « Urgente » et « Haute »). Dans une carte, les tâches les plus prioritaires passent en premier.</w:t>
+            </w:r>
+          </w:p>
+        </w:tc>
+      </w:tr>
+      <w:tr>
+        <w:trPr>
+          <w:cantSplit/>
+        </w:trPr>
+        <w:tc>
+          <w:tcPr>
+            <w:tcW w:type="dxa" w:w="3000"/>
+            <w:tcBorders>
+              <w:top w:val="single" w:color="D9D4D1" w:sz="4"/>
+              <w:left w:val="single" w:color="D9D4D1" w:sz="4"/>
+              <w:bottom w:val="single" w:color="D9D4D1" w:sz="4"/>
+              <w:right w:val="single" w:color="D9D4D1" w:sz="4"/>
+            </w:tcBorders>
+            <w:shd w:fill="F7F5F4" w:color="auto" w:val="clear"/>
+            <w:tcMar>
+              <w:top w:type="dxa" w:w="80"/>
+              <w:left w:type="dxa" w:w="120"/>
+              <w:bottom w:type="dxa" w:w="80"/>
+              <w:right w:type="dxa" w:w="120"/>
+            </w:tcMar>
+            <w:vAlign w:val="center"/>
+          </w:tcPr>
+          <w:p>
+            <w:pPr>
+              <w:spacing w:after="40"/>
+            </w:pPr>
+            <w:r>
               <w:t xml:space="preserve">🚨 En retard · 2 j</w:t>
             </w:r>
           </w:p>
@@ -1132,7 +1211,7 @@
               <w:bottom w:val="single" w:color="D9D4D1" w:sz="4"/>
               <w:right w:val="single" w:color="D9D4D1" w:sz="4"/>
             </w:tcBorders>
-            <w:shd w:fill="FFFFFF" w:color="auto" w:val="clear"/>
+            <w:shd w:fill="F7F5F4" w:color="auto" w:val="clear"/>
             <w:tcMar>
               <w:top w:type="dxa" w:w="80"/>
               <w:left w:type="dxa" w:w="120"/>
@@ -1174,7 +1253,7 @@
               <w:bottom w:val="single" w:color="D9D4D1" w:sz="4"/>
               <w:right w:val="single" w:color="D9D4D1" w:sz="4"/>
             </w:tcBorders>
-            <w:shd w:fill="F7F5F4" w:color="auto" w:val="clear"/>
+            <w:shd w:fill="FFFFFF" w:color="auto" w:val="clear"/>
             <w:tcMar>
               <w:top w:type="dxa" w:w="80"/>
               <w:left w:type="dxa" w:w="120"/>
@@ -1201,7 +1280,7 @@
               <w:bottom w:val="single" w:color="D9D4D1" w:sz="4"/>
               <w:right w:val="single" w:color="D9D4D1" w:sz="4"/>
             </w:tcBorders>
-            <w:shd w:fill="F7F5F4" w:color="auto" w:val="clear"/>
+            <w:shd w:fill="FFFFFF" w:color="auto" w:val="clear"/>
             <w:tcMar>
               <w:top w:type="dxa" w:w="80"/>
               <w:left w:type="dxa" w:w="120"/>
@@ -1243,7 +1322,7 @@
               <w:bottom w:val="single" w:color="D9D4D1" w:sz="4"/>
               <w:right w:val="single" w:color="D9D4D1" w:sz="4"/>
             </w:tcBorders>
-            <w:shd w:fill="FFFFFF" w:color="auto" w:val="clear"/>
+            <w:shd w:fill="F7F5F4" w:color="auto" w:val="clear"/>
             <w:tcMar>
               <w:top w:type="dxa" w:w="80"/>
               <w:left w:type="dxa" w:w="120"/>
@@ -1270,7 +1349,7 @@
               <w:bottom w:val="single" w:color="D9D4D1" w:sz="4"/>
               <w:right w:val="single" w:color="D9D4D1" w:sz="4"/>
             </w:tcBorders>
-            <w:shd w:fill="FFFFFF" w:color="auto" w:val="clear"/>
+            <w:shd w:fill="F7F5F4" w:color="auto" w:val="clear"/>
             <w:tcMar>
               <w:top w:type="dxa" w:w="80"/>
               <w:left w:type="dxa" w:w="120"/>
@@ -1302,7 +1381,7 @@
               <w:bottom w:val="single" w:color="D9D4D1" w:sz="4"/>
               <w:right w:val="single" w:color="D9D4D1" w:sz="4"/>
             </w:tcBorders>
-            <w:shd w:fill="F7F5F4" w:color="auto" w:val="clear"/>
+            <w:shd w:fill="FFFFFF" w:color="auto" w:val="clear"/>
             <w:tcMar>
               <w:top w:type="dxa" w:w="80"/>
               <w:left w:type="dxa" w:w="120"/>
@@ -1329,7 +1408,7 @@
               <w:bottom w:val="single" w:color="D9D4D1" w:sz="4"/>
               <w:right w:val="single" w:color="D9D4D1" w:sz="4"/>
             </w:tcBorders>
-            <w:shd w:fill="F7F5F4" w:color="auto" w:val="clear"/>
+            <w:shd w:fill="FFFFFF" w:color="auto" w:val="clear"/>
             <w:tcMar>
               <w:top w:type="dxa" w:w="80"/>
               <w:left w:type="dxa" w:w="120"/>
@@ -1368,7 +1447,7 @@
               <w:bottom w:val="single" w:color="D9D4D1" w:sz="4"/>
               <w:right w:val="single" w:color="D9D4D1" w:sz="4"/>
             </w:tcBorders>
-            <w:shd w:fill="FFFFFF" w:color="auto" w:val="clear"/>
+            <w:shd w:fill="F7F5F4" w:color="auto" w:val="clear"/>
             <w:tcMar>
               <w:top w:type="dxa" w:w="80"/>
               <w:left w:type="dxa" w:w="120"/>
@@ -1395,7 +1474,7 @@
               <w:bottom w:val="single" w:color="D9D4D1" w:sz="4"/>
               <w:right w:val="single" w:color="D9D4D1" w:sz="4"/>
             </w:tcBorders>
-            <w:shd w:fill="FFFFFF" w:color="auto" w:val="clear"/>
+            <w:shd w:fill="F7F5F4" w:color="auto" w:val="clear"/>
             <w:tcMar>
               <w:top w:type="dxa" w:w="80"/>
               <w:left w:type="dxa" w:w="120"/>
@@ -1827,7 +1906,7 @@
               <w:spacing w:after="40"/>
             </w:pPr>
             <w:r>
-              <w:t xml:space="preserve">Seulement mes tâches</w:t>
+              <w:t xml:space="preserve">Toutes les priorités</w:t>
             </w:r>
           </w:p>
         </w:tc>
@@ -1854,7 +1933,7 @@
               <w:spacing w:after="40"/>
             </w:pPr>
             <w:r>
-              <w:t xml:space="preserve">Masquer les tâches des collègues : il ne reste que les vôtres et les tâches communes à vos groupes.</w:t>
+              <w:t xml:space="preserve">N'afficher que les tâches 🔴 urgentes, 🟠 hautes, 🔵 normales ou ⚪ basses.</w:t>
             </w:r>
           </w:p>
         </w:tc>
@@ -1886,6 +1965,65 @@
               <w:spacing w:after="40"/>
             </w:pPr>
             <w:r>
+              <w:t xml:space="preserve">Seulement mes tâches</w:t>
+            </w:r>
+          </w:p>
+        </w:tc>
+        <w:tc>
+          <w:tcPr>
+            <w:tcW w:type="dxa" w:w="6638"/>
+            <w:tcBorders>
+              <w:top w:val="single" w:color="D9D4D1" w:sz="4"/>
+              <w:left w:val="single" w:color="D9D4D1" w:sz="4"/>
+              <w:bottom w:val="single" w:color="D9D4D1" w:sz="4"/>
+              <w:right w:val="single" w:color="D9D4D1" w:sz="4"/>
+            </w:tcBorders>
+            <w:shd w:fill="F7F5F4" w:color="auto" w:val="clear"/>
+            <w:tcMar>
+              <w:top w:type="dxa" w:w="80"/>
+              <w:left w:type="dxa" w:w="120"/>
+              <w:bottom w:type="dxa" w:w="80"/>
+              <w:right w:type="dxa" w:w="120"/>
+            </w:tcMar>
+            <w:vAlign w:val="center"/>
+          </w:tcPr>
+          <w:p>
+            <w:pPr>
+              <w:spacing w:after="40"/>
+            </w:pPr>
+            <w:r>
+              <w:t xml:space="preserve">Masquer les tâches des collègues : il ne reste que les vôtres et les tâches communes à vos groupes.</w:t>
+            </w:r>
+          </w:p>
+        </w:tc>
+      </w:tr>
+      <w:tr>
+        <w:trPr>
+          <w:cantSplit/>
+        </w:trPr>
+        <w:tc>
+          <w:tcPr>
+            <w:tcW w:type="dxa" w:w="3000"/>
+            <w:tcBorders>
+              <w:top w:val="single" w:color="D9D4D1" w:sz="4"/>
+              <w:left w:val="single" w:color="D9D4D1" w:sz="4"/>
+              <w:bottom w:val="single" w:color="D9D4D1" w:sz="4"/>
+              <w:right w:val="single" w:color="D9D4D1" w:sz="4"/>
+            </w:tcBorders>
+            <w:shd w:fill="FFFFFF" w:color="auto" w:val="clear"/>
+            <w:tcMar>
+              <w:top w:type="dxa" w:w="80"/>
+              <w:left w:type="dxa" w:w="120"/>
+              <w:bottom w:type="dxa" w:w="80"/>
+              <w:right w:type="dxa" w:w="120"/>
+            </w:tcMar>
+            <w:vAlign w:val="center"/>
+          </w:tcPr>
+          <w:p>
+            <w:pPr>
+              <w:spacing w:after="40"/>
+            </w:pPr>
+            <w:r>
               <w:t xml:space="preserve">Masquer les terminées</w:t>
             </w:r>
           </w:p>
@@ -1899,7 +2037,7 @@
               <w:bottom w:val="single" w:color="D9D4D1" w:sz="4"/>
               <w:right w:val="single" w:color="D9D4D1" w:sz="4"/>
             </w:tcBorders>
-            <w:shd w:fill="F7F5F4" w:color="auto" w:val="clear"/>
+            <w:shd w:fill="FFFFFF" w:color="auto" w:val="clear"/>
             <w:tcMar>
               <w:top w:type="dxa" w:w="80"/>
               <w:left w:type="dxa" w:w="120"/>
@@ -2079,6 +2217,34 @@
     </w:p>
     <w:p>
       <w:pPr>
+        <w:spacing w:after="120"/>
+      </w:pPr>
+      <w:r>
+        <w:t xml:space="preserve">Le bloc d'informations indique aussi la </w:t>
+      </w:r>
+      <w:r>
+        <w:rPr>
+          <w:b/>
+          <w:bCs/>
+        </w:rPr>
+        <w:t xml:space="preserve">priorité</w:t>
+      </w:r>
+      <w:r>
+        <w:t xml:space="preserve"> de la tâche et </w:t>
+      </w:r>
+      <w:r>
+        <w:rPr>
+          <w:b/>
+          <w:bCs/>
+        </w:rPr>
+        <w:t xml:space="preserve">qui l'a créée</w:t>
+      </w:r>
+      <w:r>
+        <w:t xml:space="preserve"> (avec la date et l'heure).</w:t>
+      </w:r>
+    </w:p>
+    <w:p>
+      <w:pPr>
         <w:pStyle w:val="Heading2"/>
       </w:pPr>
       <w:r>
@@ -2883,20 +3049,10 @@
           <w:b/>
           <w:bCs/>
         </w:rPr>
-        <w:t xml:space="preserve">Début</w:t>
-      </w:r>
-      <w:r>
-        <w:t xml:space="preserve"> et </w:t>
-      </w:r>
-      <w:r>
-        <w:rPr>
-          <w:b/>
-          <w:bCs/>
-        </w:rPr>
-        <w:t xml:space="preserve">Fin</w:t>
-      </w:r>
-      <w:r>
-        <w:t xml:space="preserve"> : les dates de la tâche (la fin sert aux alertes « J-n » et « en retard »).</w:t>
+        <w:t xml:space="preserve">Priorité</w:t>
+      </w:r>
+      <w:r>
+        <w:t xml:space="preserve"> : 🔴 Urgente, 🟠 Haute, 🔵 Normale (par défaut) ou ⚪ Basse.</w:t>
       </w:r>
     </w:p>
     <w:p>
@@ -2913,10 +3069,20 @@
           <w:b/>
           <w:bCs/>
         </w:rPr>
-        <w:t xml:space="preserve">Description</w:t>
-      </w:r>
-      <w:r>
-        <w:t xml:space="preserve"> : contexte, client, points d'attention.</w:t>
+        <w:t xml:space="preserve">Début</w:t>
+      </w:r>
+      <w:r>
+        <w:t xml:space="preserve"> et </w:t>
+      </w:r>
+      <w:r>
+        <w:rPr>
+          <w:b/>
+          <w:bCs/>
+        </w:rPr>
+        <w:t xml:space="preserve">Fin</w:t>
+      </w:r>
+      <w:r>
+        <w:t xml:space="preserve"> : les dates de la tâche (la fin sert aux alertes « J-n » et « en retard »).</w:t>
       </w:r>
     </w:p>
     <w:p>
@@ -2933,20 +3099,10 @@
           <w:b/>
           <w:bCs/>
         </w:rPr>
-        <w:t xml:space="preserve">Étapes</w:t>
-      </w:r>
-      <w:r>
-        <w:t xml:space="preserve"> : la liste de ce qu'il faut faire. </w:t>
-      </w:r>
-      <w:r>
-        <w:rPr>
-          <w:b/>
-          <w:bCs/>
-        </w:rPr>
-        <w:t xml:space="preserve">Ajouter une étape</w:t>
-      </w:r>
-      <w:r>
-        <w:t xml:space="preserve"> pour en ajouter ; les flèches ↑ ↓ changent l'ordre ; la corbeille retire une étape.</w:t>
+        <w:t xml:space="preserve">Description</w:t>
+      </w:r>
+      <w:r>
+        <w:t xml:space="preserve"> : contexte, client, points d'attention.</w:t>
       </w:r>
     </w:p>
     <w:p>
@@ -2959,6 +3115,36 @@
         <w:spacing w:after="100"/>
       </w:pPr>
       <w:r>
+        <w:rPr>
+          <w:b/>
+          <w:bCs/>
+        </w:rPr>
+        <w:t xml:space="preserve">Étapes</w:t>
+      </w:r>
+      <w:r>
+        <w:t xml:space="preserve"> : la liste de ce qu'il faut faire. </w:t>
+      </w:r>
+      <w:r>
+        <w:rPr>
+          <w:b/>
+          <w:bCs/>
+        </w:rPr>
+        <w:t xml:space="preserve">Ajouter une étape</w:t>
+      </w:r>
+      <w:r>
+        <w:t xml:space="preserve"> pour en ajouter ; les flèches ↑ ↓ changent l'ordre ; la corbeille retire une étape.</w:t>
+      </w:r>
+    </w:p>
+    <w:p>
+      <w:pPr>
+        <w:pStyle w:val="ListParagraph"/>
+        <w:numPr>
+          <w:ilvl w:val="0"/>
+          <w:numId w:val="4"/>
+        </w:numPr>
+        <w:spacing w:after="100"/>
+      </w:pPr>
+      <w:r>
         <w:t xml:space="preserve">Cliquez sur </w:t>
       </w:r>
       <w:r>
@@ -2991,7 +3177,7 @@
       <w:r>
         <w:drawing>
           <wp:inline distT="0" distB="0" distL="0" distR="0">
-            <wp:extent cx="4933950" cy="4762500"/>
+            <wp:extent cx="3876675" cy="4000500"/>
             <wp:effectExtent t="0" r="0" b="0" l="0"/>
             <wp:docPr id="1" name="06-nouvelle-tache.png" descr="Le formulaire de création d'une tâche." title="Le formulaire de création d'une tâche."/>
             <wp:cNvGraphicFramePr>
@@ -3016,7 +3202,7 @@
                   <pic:spPr bwMode="auto">
                     <a:xfrm>
                       <a:off x="0" y="0"/>
-                      <a:ext cx="4933950" cy="4762500"/>
+                      <a:ext cx="3876675" cy="4000500"/>
                     </a:xfrm>
                     <a:prstGeom prst="rect">
                       <a:avLst/>
@@ -3674,27 +3860,37 @@
         <w:spacing w:after="120"/>
       </w:pPr>
       <w:r>
-        <w:t xml:space="preserve">Dans la liste </w:t>
-      </w:r>
-      <w:r>
-        <w:rPr>
-          <w:b/>
-          <w:bCs/>
-        </w:rPr>
-        <w:t xml:space="preserve">Groupes existants</w:t>
-      </w:r>
-      <w:r>
-        <w:t xml:space="preserve">, les flèches </w:t>
-      </w:r>
-      <w:r>
-        <w:rPr>
-          <w:b/>
-          <w:bCs/>
-        </w:rPr>
-        <w:t xml:space="preserve">↑ ↓</w:t>
-      </w:r>
-      <w:r>
-        <w:t xml:space="preserve"> font monter ou descendre un groupe. Cet ordre s'applique à l'accueil et à la timeline de </w:t>
+        <w:t xml:space="preserve">Sur l'</w:t>
+      </w:r>
+      <w:r>
+        <w:rPr>
+          <w:b/>
+          <w:bCs/>
+        </w:rPr>
+        <w:t xml:space="preserve">accueil</w:t>
+      </w:r>
+      <w:r>
+        <w:t xml:space="preserve">, chaque carte de groupe a deux flèches </w:t>
+      </w:r>
+      <w:r>
+        <w:rPr>
+          <w:b/>
+          <w:bCs/>
+        </w:rPr>
+        <w:t xml:space="preserve">←</w:t>
+      </w:r>
+      <w:r>
+        <w:t xml:space="preserve"> et </w:t>
+      </w:r>
+      <w:r>
+        <w:rPr>
+          <w:b/>
+          <w:bCs/>
+        </w:rPr>
+        <w:t xml:space="preserve">→</w:t>
+      </w:r>
+      <w:r>
+        <w:t xml:space="preserve"> (« Placer avant » / « Placer après »). Un clic échange le groupe avec son voisin. L'ordre est le même pour </w:t>
       </w:r>
       <w:r>
         <w:rPr>
@@ -3702,6 +3898,16 @@
           <w:bCs/>
         </w:rPr>
         <w:t xml:space="preserve">tout le monde</w:t>
+      </w:r>
+      <w:r>
+        <w:t xml:space="preserve">, sur l'accueil comme sur la timeline. Les flèches disparaissent quand un filtre est actif (pour ne pas se tromper d'ordre) ; on peut aussi utiliser les flèches ↑ ↓ de la liste « Groupes existants » de l'onglet </w:t>
+      </w:r>
+      <w:r>
+        <w:rPr>
+          <w:b/>
+          <w:bCs/>
+        </w:rPr>
+        <w:t xml:space="preserve">+ Groupe</w:t>
       </w:r>
       <w:r>
         <w:t xml:space="preserve">.</w:t>
@@ -3716,9 +3922,9 @@
       <w:r>
         <w:drawing>
           <wp:inline distT="0" distB="0" distL="0" distR="0">
-            <wp:extent cx="4953000" cy="2819400"/>
+            <wp:extent cx="5334000" cy="2638425"/>
             <wp:effectExtent t="0" r="0" b="0" l="0"/>
-            <wp:docPr id="1" name="18-groupes-ordre.png" descr="Les flèches ↑ ↓ de l'administrateur, dans la liste des groupes." title="Les flèches ↑ ↓ de l'administrateur, dans la liste des groupes."/>
+            <wp:docPr id="1" name="18-groupes-ordre.png" descr="Les flèches ← → de l'administrateur sur chaque carte de groupe." title="Les flèches ← → de l'administrateur sur chaque carte de groupe."/>
             <wp:cNvGraphicFramePr>
               <a:graphicFrameLocks xmlns:a="http://schemas.openxmlformats.org/drawingml/2006/main" noChangeAspect="1"/>
             </wp:cNvGraphicFramePr>
@@ -3741,7 +3947,7 @@
                   <pic:spPr bwMode="auto">
                     <a:xfrm>
                       <a:off x="0" y="0"/>
-                      <a:ext cx="4953000" cy="2819400"/>
+                      <a:ext cx="5334000" cy="2638425"/>
                     </a:xfrm>
                     <a:prstGeom prst="rect">
                       <a:avLst/>
@@ -3767,7 +3973,7 @@
           <w:sz w:val="18"/>
           <w:szCs w:val="18"/>
         </w:rPr>
-        <w:t xml:space="preserve">Les flèches ↑ ↓ de l'administrateur, dans la liste des groupes.</w:t>
+        <w:t xml:space="preserve">Les flèches ← → de l'administrateur sur chaque carte de groupe.</w:t>
       </w:r>
     </w:p>
     <w:p>
@@ -3807,7 +4013,7 @@
       <w:r>
         <w:drawing>
           <wp:inline distT="0" distB="0" distL="0" distR="0">
-            <wp:extent cx="4162425" cy="4953000"/>
+            <wp:extent cx="3362325" cy="4000500"/>
             <wp:effectExtent t="0" r="0" b="0" l="0"/>
             <wp:docPr id="1" name="09-categories.png" descr="La page Catégories : création en haut, liste en bas." title="La page Catégories : création en haut, liste en bas."/>
             <wp:cNvGraphicFramePr>
@@ -3832,7 +4038,7 @@
                   <pic:spPr bwMode="auto">
                     <a:xfrm>
                       <a:off x="0" y="0"/>
-                      <a:ext cx="4162425" cy="4953000"/>
+                      <a:ext cx="3362325" cy="4000500"/>
                     </a:xfrm>
                     <a:prstGeom prst="rect">
                       <a:avLst/>
@@ -4348,7 +4554,7 @@
         <w:spacing w:after="100"/>
       </w:pPr>
       <w:r>
-        <w:t xml:space="preserve">Tapez votre mot de passe actuel, puis le nouveau (4 caractères minimum).</w:t>
+        <w:t xml:space="preserve">Tapez votre mot de passe actuel, puis le nouveau (6 caractères minimum, difficile à deviner).</w:t>
       </w:r>
     </w:p>
     <w:p>
@@ -4379,7 +4585,55 @@
         <w:pStyle w:val="Heading2"/>
       </w:pPr>
       <w:r>
-        <w:t xml:space="preserve">Affichage clair ou sombre</w:t>
+        <w:t xml:space="preserve">Adresse de connexion et QR code</w:t>
+      </w:r>
+    </w:p>
+    <w:p>
+      <w:pPr>
+        <w:spacing w:after="120"/>
+      </w:pPr>
+      <w:r>
+        <w:t xml:space="preserve">En haut de la page Compte, le bloc </w:t>
+      </w:r>
+      <w:r>
+        <w:rPr>
+          <w:b/>
+          <w:bCs/>
+        </w:rPr>
+        <w:t xml:space="preserve">Se connecter depuis un autre appareil</w:t>
+      </w:r>
+      <w:r>
+        <w:t xml:space="preserve"> affiche l'adresse du site et un </w:t>
+      </w:r>
+      <w:r>
+        <w:rPr>
+          <w:b/>
+          <w:bCs/>
+        </w:rPr>
+        <w:t xml:space="preserve">QR code</w:t>
+      </w:r>
+      <w:r>
+        <w:t xml:space="preserve">. Sur un téléphone ou une tablette, ouvrez l'appareil photo et visez le QR code : le site s'ouvre. Le bouton </w:t>
+      </w:r>
+      <w:r>
+        <w:rPr>
+          <w:b/>
+          <w:bCs/>
+        </w:rPr>
+        <w:t xml:space="preserve">Copier l'adresse</w:t>
+      </w:r>
+      <w:r>
+        <w:t xml:space="preserve"> la place dans le presse-papiers, et </w:t>
+      </w:r>
+      <w:r>
+        <w:rPr>
+          <w:b/>
+          <w:bCs/>
+        </w:rPr>
+        <w:t xml:space="preserve">Fiche à imprimer</w:t>
+      </w:r>
+      <w:r>
+        <w:t xml:space="preserve"> ouvre une page avec le QR code en grand, à imprimer et à afficher au bureau.</w:t>
       </w:r>
     </w:p>
     <w:p>
@@ -4391,9 +4645,9 @@
       <w:r>
         <w:drawing>
           <wp:inline distT="0" distB="0" distL="0" distR="0">
-            <wp:extent cx="4953000" cy="742950"/>
+            <wp:extent cx="4953000" cy="1495425"/>
             <wp:effectExtent t="0" r="0" b="0" l="0"/>
-            <wp:docPr id="1" name="15-affichage.png" descr="Choix de l'affichage : comme l'ordinateur, clair ou sombre." title="Choix de l'affichage : comme l'ordinateur, clair ou sombre."/>
+            <wp:docPr id="1" name="19-acces.png" descr="Compte → adresse du site et QR code à scanner." title="Compte → adresse du site et QR code à scanner."/>
             <wp:cNvGraphicFramePr>
               <a:graphicFrameLocks xmlns:a="http://schemas.openxmlformats.org/drawingml/2006/main" noChangeAspect="1"/>
             </wp:cNvGraphicFramePr>
@@ -4416,7 +4670,7 @@
                   <pic:spPr bwMode="auto">
                     <a:xfrm>
                       <a:off x="0" y="0"/>
-                      <a:ext cx="4953000" cy="742950"/>
+                      <a:ext cx="4953000" cy="1495425"/>
                     </a:xfrm>
                     <a:prstGeom prst="rect">
                       <a:avLst/>
@@ -4442,7 +4696,7 @@
           <w:sz w:val="18"/>
           <w:szCs w:val="18"/>
         </w:rPr>
-        <w:t xml:space="preserve">Choix de l'affichage : comme l'ordinateur, clair ou sombre.</w:t>
+        <w:t xml:space="preserve">Compte → adresse du site et QR code à scanner.</w:t>
       </w:r>
     </w:p>
     <w:p>
@@ -4450,7 +4704,7 @@
         <w:pStyle w:val="Heading2"/>
       </w:pPr>
       <w:r>
-        <w:t xml:space="preserve">Exporter vers Excel</w:t>
+        <w:t xml:space="preserve">Affichage clair ou sombre</w:t>
       </w:r>
     </w:p>
     <w:p>
@@ -4462,9 +4716,9 @@
       <w:r>
         <w:drawing>
           <wp:inline distT="0" distB="0" distL="0" distR="0">
-            <wp:extent cx="4953000" cy="923925"/>
+            <wp:extent cx="4953000" cy="742950"/>
             <wp:effectExtent t="0" r="0" b="0" l="0"/>
-            <wp:docPr id="1" name="14-donnees.png" descr="Le bouton d'export dans la partie « Données »." title="Le bouton d'export dans la partie « Données »."/>
+            <wp:docPr id="1" name="15-affichage.png" descr="Choix de l'affichage : comme l'ordinateur, clair ou sombre." title="Choix de l'affichage : comme l'ordinateur, clair ou sombre."/>
             <wp:cNvGraphicFramePr>
               <a:graphicFrameLocks xmlns:a="http://schemas.openxmlformats.org/drawingml/2006/main" noChangeAspect="1"/>
             </wp:cNvGraphicFramePr>
@@ -4487,7 +4741,7 @@
                   <pic:spPr bwMode="auto">
                     <a:xfrm>
                       <a:off x="0" y="0"/>
-                      <a:ext cx="4953000" cy="923925"/>
+                      <a:ext cx="4953000" cy="742950"/>
                     </a:xfrm>
                     <a:prstGeom prst="rect">
                       <a:avLst/>
@@ -4513,120 +4767,7 @@
           <w:sz w:val="18"/>
           <w:szCs w:val="18"/>
         </w:rPr>
-        <w:t xml:space="preserve">Le bouton d'export dans la partie « Données ».</w:t>
-      </w:r>
-    </w:p>
-    <w:p>
-      <w:pPr>
-        <w:spacing w:after="120"/>
-      </w:pPr>
-      <w:r>
-        <w:rPr>
-          <w:b/>
-          <w:bCs/>
-        </w:rPr>
-        <w:t xml:space="preserve">Exporter les tâches (Excel)</w:t>
-      </w:r>
-      <w:r>
-        <w:t xml:space="preserve"> télécharge un fichier avec les tâches que vous voyez : groupe, catégorie, titre, responsable, dates, avancement, statut. Il s'ouvre directement dans Excel.</w:t>
-      </w:r>
-    </w:p>
-    <w:tbl>
-      <w:tblPr>
-        <w:tblW w:type="dxa" w:w="9638"/>
-        <w:tblBorders>
-          <w:top w:val="single" w:color="auto" w:sz="4"/>
-          <w:left w:val="single" w:color="auto" w:sz="4"/>
-          <w:bottom w:val="single" w:color="auto" w:sz="4"/>
-          <w:right w:val="single" w:color="auto" w:sz="4"/>
-          <w:insideH w:val="single" w:color="auto" w:sz="4"/>
-          <w:insideV w:val="single" w:color="auto" w:sz="4"/>
-        </w:tblBorders>
-      </w:tblPr>
-      <w:tblGrid>
-        <w:gridCol w:w="9638"/>
-      </w:tblGrid>
-      <w:tr>
-        <w:trPr>
-          <w:cantSplit/>
-        </w:trPr>
-        <w:tc>
-          <w:tcPr>
-            <w:tcW w:type="dxa" w:w="9638"/>
-            <w:tcBorders>
-              <w:top w:val="none" w:color="FFFFFF" w:sz="0"/>
-              <w:left w:val="single" w:color="1D7A3F" w:sz="24"/>
-              <w:bottom w:val="none" w:color="FFFFFF" w:sz="0"/>
-              <w:right w:val="none" w:color="FFFFFF" w:sz="0"/>
-            </w:tcBorders>
-            <w:shd w:fill="E3F2E8" w:color="auto" w:val="clear"/>
-            <w:tcMar>
-              <w:top w:type="dxa" w:w="120"/>
-              <w:left w:type="dxa" w:w="200"/>
-              <w:bottom w:type="dxa" w:w="120"/>
-              <w:right w:type="dxa" w:w="200"/>
-            </w:tcMar>
-          </w:tcPr>
-          <w:p>
-            <w:pPr>
-              <w:spacing w:after="60"/>
-            </w:pPr>
-            <w:r>
-              <w:rPr>
-                <w:b/>
-                <w:bCs/>
-                <w:color w:val="1D7A3F"/>
-              </w:rPr>
-              <w:t xml:space="preserve">💡  Exporter une sélection</w:t>
-            </w:r>
-          </w:p>
-          <w:p>
-            <w:pPr>
-              <w:spacing w:after="40"/>
-            </w:pPr>
-            <w:r>
-              <w:t xml:space="preserve">L'export tient compte de la recherche et des filtres de l'accueil : filtrez d'abord (par exemple la catégorie « Devis »), puis exportez.</w:t>
-            </w:r>
-          </w:p>
-        </w:tc>
-      </w:tr>
-    </w:tbl>
-    <w:p>
-      <w:pPr>
-        <w:pStyle w:val="Heading1"/>
-        <w:keepNext/>
-        <w:pageBreakBefore/>
-      </w:pPr>
-      <w:r>
-        <w:t xml:space="preserve">10. Utiliser Claude ou ChatGPT</w:t>
-      </w:r>
-    </w:p>
-    <w:p>
-      <w:pPr>
-        <w:spacing w:after="120"/>
-      </w:pPr>
-      <w:r>
-        <w:t xml:space="preserve">Si </w:t>
-      </w:r>
-      <w:r>
-        <w:rPr>
-          <w:b/>
-          <w:bCs/>
-        </w:rPr>
-        <w:t xml:space="preserve">Claude</w:t>
-      </w:r>
-      <w:r>
-        <w:t xml:space="preserve"> (application pour ordinateur) ou </w:t>
-      </w:r>
-      <w:r>
-        <w:rPr>
-          <w:b/>
-          <w:bCs/>
-        </w:rPr>
-        <w:t xml:space="preserve">ChatGPT</w:t>
-      </w:r>
-      <w:r>
-        <w:t xml:space="preserve"> a été relié à votre compte (voir le guide d'installation, chapitres 11 et 12), vous pouvez lui parler de vos tâches en français. Les demandes et les possibilités sont les mêmes avec les deux assistants.</w:t>
+        <w:t xml:space="preserve">Choix de l'affichage : comme l'ordinateur, clair ou sombre.</w:t>
       </w:r>
     </w:p>
     <w:p>
@@ -4634,796 +4775,7 @@
         <w:pStyle w:val="Heading2"/>
       </w:pPr>
       <w:r>
-        <w:t xml:space="preserve">Exemples de demandes</w:t>
-      </w:r>
-    </w:p>
-    <w:tbl>
-      <w:tblPr>
-        <w:tblW w:type="dxa" w:w="9638"/>
-        <w:tblBorders>
-          <w:top w:val="single" w:color="auto" w:sz="4"/>
-          <w:left w:val="single" w:color="auto" w:sz="4"/>
-          <w:bottom w:val="single" w:color="auto" w:sz="4"/>
-          <w:right w:val="single" w:color="auto" w:sz="4"/>
-          <w:insideH w:val="single" w:color="auto" w:sz="4"/>
-          <w:insideV w:val="single" w:color="auto" w:sz="4"/>
-        </w:tblBorders>
-      </w:tblPr>
-      <w:tblGrid>
-        <w:gridCol w:w="5400"/>
-        <w:gridCol w:w="4238"/>
-      </w:tblGrid>
-      <w:tr>
-        <w:trPr>
-          <w:cantSplit/>
-        </w:trPr>
-        <w:tc>
-          <w:tcPr>
-            <w:tcW w:type="dxa" w:w="5400"/>
-            <w:tcBorders>
-              <w:top w:val="single" w:color="D9D4D1" w:sz="4"/>
-              <w:left w:val="single" w:color="D9D4D1" w:sz="4"/>
-              <w:bottom w:val="single" w:color="D9D4D1" w:sz="4"/>
-              <w:right w:val="single" w:color="D9D4D1" w:sz="4"/>
-            </w:tcBorders>
-            <w:shd w:fill="C4122F" w:color="auto" w:val="clear"/>
-            <w:tcMar>
-              <w:top w:type="dxa" w:w="80"/>
-              <w:left w:type="dxa" w:w="120"/>
-              <w:bottom w:type="dxa" w:w="80"/>
-              <w:right w:type="dxa" w:w="120"/>
-            </w:tcMar>
-            <w:vAlign w:val="center"/>
-          </w:tcPr>
-          <w:p>
-            <w:pPr>
-              <w:spacing w:after="40"/>
-            </w:pPr>
-            <w:r>
-              <w:rPr>
-                <w:b/>
-                <w:bCs/>
-                <w:color w:val="FFFFFF"/>
-              </w:rPr>
-              <w:t xml:space="preserve">Vous écrivez…</w:t>
-            </w:r>
-          </w:p>
-        </w:tc>
-        <w:tc>
-          <w:tcPr>
-            <w:tcW w:type="dxa" w:w="4238"/>
-            <w:tcBorders>
-              <w:top w:val="single" w:color="D9D4D1" w:sz="4"/>
-              <w:left w:val="single" w:color="D9D4D1" w:sz="4"/>
-              <w:bottom w:val="single" w:color="D9D4D1" w:sz="4"/>
-              <w:right w:val="single" w:color="D9D4D1" w:sz="4"/>
-            </w:tcBorders>
-            <w:shd w:fill="C4122F" w:color="auto" w:val="clear"/>
-            <w:tcMar>
-              <w:top w:type="dxa" w:w="80"/>
-              <w:left w:type="dxa" w:w="120"/>
-              <w:bottom w:type="dxa" w:w="80"/>
-              <w:right w:type="dxa" w:w="120"/>
-            </w:tcMar>
-            <w:vAlign w:val="center"/>
-          </w:tcPr>
-          <w:p>
-            <w:pPr>
-              <w:spacing w:after="40"/>
-            </w:pPr>
-            <w:r>
-              <w:rPr>
-                <w:b/>
-                <w:bCs/>
-                <w:color w:val="FFFFFF"/>
-              </w:rPr>
-              <w:t xml:space="preserve">Claude…</w:t>
-            </w:r>
-          </w:p>
-        </w:tc>
-      </w:tr>
-      <w:tr>
-        <w:trPr>
-          <w:cantSplit/>
-        </w:trPr>
-        <w:tc>
-          <w:tcPr>
-            <w:tcW w:type="dxa" w:w="5400"/>
-            <w:tcBorders>
-              <w:top w:val="single" w:color="D9D4D1" w:sz="4"/>
-              <w:left w:val="single" w:color="D9D4D1" w:sz="4"/>
-              <w:bottom w:val="single" w:color="D9D4D1" w:sz="4"/>
-              <w:right w:val="single" w:color="D9D4D1" w:sz="4"/>
-            </w:tcBorders>
-            <w:shd w:fill="FFFFFF" w:color="auto" w:val="clear"/>
-            <w:tcMar>
-              <w:top w:type="dxa" w:w="80"/>
-              <w:left w:type="dxa" w:w="120"/>
-              <w:bottom w:type="dxa" w:w="80"/>
-              <w:right w:type="dxa" w:w="120"/>
-            </w:tcMar>
-            <w:vAlign w:val="center"/>
-          </w:tcPr>
-          <w:p>
-            <w:pPr>
-              <w:spacing w:after="40"/>
-            </w:pPr>
-            <w:r>
-              <w:t xml:space="preserve">« Qu'est-ce qui est en retard ? Résume-moi la semaine. »</w:t>
-            </w:r>
-          </w:p>
-        </w:tc>
-        <w:tc>
-          <w:tcPr>
-            <w:tcW w:type="dxa" w:w="4238"/>
-            <w:tcBorders>
-              <w:top w:val="single" w:color="D9D4D1" w:sz="4"/>
-              <w:left w:val="single" w:color="D9D4D1" w:sz="4"/>
-              <w:bottom w:val="single" w:color="D9D4D1" w:sz="4"/>
-              <w:right w:val="single" w:color="D9D4D1" w:sz="4"/>
-            </w:tcBorders>
-            <w:shd w:fill="FFFFFF" w:color="auto" w:val="clear"/>
-            <w:tcMar>
-              <w:top w:type="dxa" w:w="80"/>
-              <w:left w:type="dxa" w:w="120"/>
-              <w:bottom w:type="dxa" w:w="80"/>
-              <w:right w:type="dxa" w:w="120"/>
-            </w:tcMar>
-            <w:vAlign w:val="center"/>
-          </w:tcPr>
-          <w:p>
-            <w:pPr>
-              <w:spacing w:after="40"/>
-            </w:pPr>
-            <w:r>
-              <w:t xml:space="preserve">liste les tâches en retard et les échéances des 7 prochains jours.</w:t>
-            </w:r>
-          </w:p>
-        </w:tc>
-      </w:tr>
-      <w:tr>
-        <w:trPr>
-          <w:cantSplit/>
-        </w:trPr>
-        <w:tc>
-          <w:tcPr>
-            <w:tcW w:type="dxa" w:w="5400"/>
-            <w:tcBorders>
-              <w:top w:val="single" w:color="D9D4D1" w:sz="4"/>
-              <w:left w:val="single" w:color="D9D4D1" w:sz="4"/>
-              <w:bottom w:val="single" w:color="D9D4D1" w:sz="4"/>
-              <w:right w:val="single" w:color="D9D4D1" w:sz="4"/>
-            </w:tcBorders>
-            <w:shd w:fill="F7F5F4" w:color="auto" w:val="clear"/>
-            <w:tcMar>
-              <w:top w:type="dxa" w:w="80"/>
-              <w:left w:type="dxa" w:w="120"/>
-              <w:bottom w:type="dxa" w:w="80"/>
-              <w:right w:type="dxa" w:w="120"/>
-            </w:tcMar>
-            <w:vAlign w:val="center"/>
-          </w:tcPr>
-          <w:p>
-            <w:pPr>
-              <w:spacing w:after="40"/>
-            </w:pPr>
-            <w:r>
-              <w:t xml:space="preserve">« Crée un devis pour l'élevage Martin dans Le Roy, pour Claire, à rendre le 15/11, avec les étapes visite, chiffrage, envoi. »</w:t>
-            </w:r>
-          </w:p>
-        </w:tc>
-        <w:tc>
-          <w:tcPr>
-            <w:tcW w:type="dxa" w:w="4238"/>
-            <w:tcBorders>
-              <w:top w:val="single" w:color="D9D4D1" w:sz="4"/>
-              <w:left w:val="single" w:color="D9D4D1" w:sz="4"/>
-              <w:bottom w:val="single" w:color="D9D4D1" w:sz="4"/>
-              <w:right w:val="single" w:color="D9D4D1" w:sz="4"/>
-            </w:tcBorders>
-            <w:shd w:fill="F7F5F4" w:color="auto" w:val="clear"/>
-            <w:tcMar>
-              <w:top w:type="dxa" w:w="80"/>
-              <w:left w:type="dxa" w:w="120"/>
-              <w:bottom w:type="dxa" w:w="80"/>
-              <w:right w:type="dxa" w:w="120"/>
-            </w:tcMar>
-            <w:vAlign w:val="center"/>
-          </w:tcPr>
-          <w:p>
-            <w:pPr>
-              <w:spacing w:after="40"/>
-            </w:pPr>
-            <w:r>
-              <w:t xml:space="preserve">crée la tâche avec ses étapes.</w:t>
-            </w:r>
-          </w:p>
-        </w:tc>
-      </w:tr>
-      <w:tr>
-        <w:trPr>
-          <w:cantSplit/>
-        </w:trPr>
-        <w:tc>
-          <w:tcPr>
-            <w:tcW w:type="dxa" w:w="5400"/>
-            <w:tcBorders>
-              <w:top w:val="single" w:color="D9D4D1" w:sz="4"/>
-              <w:left w:val="single" w:color="D9D4D1" w:sz="4"/>
-              <w:bottom w:val="single" w:color="D9D4D1" w:sz="4"/>
-              <w:right w:val="single" w:color="D9D4D1" w:sz="4"/>
-            </w:tcBorders>
-            <w:shd w:fill="FFFFFF" w:color="auto" w:val="clear"/>
-            <w:tcMar>
-              <w:top w:type="dxa" w:w="80"/>
-              <w:left w:type="dxa" w:w="120"/>
-              <w:bottom w:type="dxa" w:w="80"/>
-              <w:right w:type="dxa" w:w="120"/>
-            </w:tcMar>
-            <w:vAlign w:val="center"/>
-          </w:tcPr>
-          <w:p>
-            <w:pPr>
-              <w:spacing w:after="40"/>
-            </w:pPr>
-            <w:r>
-              <w:t xml:space="preserve">« Coche l'étape chiffrage du devis Martin et ajoute un commentaire : client rappelé. »</w:t>
-            </w:r>
-          </w:p>
-        </w:tc>
-        <w:tc>
-          <w:tcPr>
-            <w:tcW w:type="dxa" w:w="4238"/>
-            <w:tcBorders>
-              <w:top w:val="single" w:color="D9D4D1" w:sz="4"/>
-              <w:left w:val="single" w:color="D9D4D1" w:sz="4"/>
-              <w:bottom w:val="single" w:color="D9D4D1" w:sz="4"/>
-              <w:right w:val="single" w:color="D9D4D1" w:sz="4"/>
-            </w:tcBorders>
-            <w:shd w:fill="FFFFFF" w:color="auto" w:val="clear"/>
-            <w:tcMar>
-              <w:top w:type="dxa" w:w="80"/>
-              <w:left w:type="dxa" w:w="120"/>
-              <w:bottom w:type="dxa" w:w="80"/>
-              <w:right w:type="dxa" w:w="120"/>
-            </w:tcMar>
-            <w:vAlign w:val="center"/>
-          </w:tcPr>
-          <w:p>
-            <w:pPr>
-              <w:spacing w:after="40"/>
-            </w:pPr>
-            <w:r>
-              <w:t xml:space="preserve">coche l'étape et ajoute le commentaire.</w:t>
-            </w:r>
-          </w:p>
-        </w:tc>
-      </w:tr>
-      <w:tr>
-        <w:trPr>
-          <w:cantSplit/>
-        </w:trPr>
-        <w:tc>
-          <w:tcPr>
-            <w:tcW w:type="dxa" w:w="5400"/>
-            <w:tcBorders>
-              <w:top w:val="single" w:color="D9D4D1" w:sz="4"/>
-              <w:left w:val="single" w:color="D9D4D1" w:sz="4"/>
-              <w:bottom w:val="single" w:color="D9D4D1" w:sz="4"/>
-              <w:right w:val="single" w:color="D9D4D1" w:sz="4"/>
-            </w:tcBorders>
-            <w:shd w:fill="F7F5F4" w:color="auto" w:val="clear"/>
-            <w:tcMar>
-              <w:top w:type="dxa" w:w="80"/>
-              <w:left w:type="dxa" w:w="120"/>
-              <w:bottom w:type="dxa" w:w="80"/>
-              <w:right w:type="dxa" w:w="120"/>
-            </w:tcMar>
-            <w:vAlign w:val="center"/>
-          </w:tcPr>
-          <w:p>
-            <w:pPr>
-              <w:spacing w:after="40"/>
-            </w:pPr>
-            <w:r>
-              <w:t xml:space="preserve">« Quelles tâches de Julien finissent ce mois-ci ? »</w:t>
-            </w:r>
-          </w:p>
-        </w:tc>
-        <w:tc>
-          <w:tcPr>
-            <w:tcW w:type="dxa" w:w="4238"/>
-            <w:tcBorders>
-              <w:top w:val="single" w:color="D9D4D1" w:sz="4"/>
-              <w:left w:val="single" w:color="D9D4D1" w:sz="4"/>
-              <w:bottom w:val="single" w:color="D9D4D1" w:sz="4"/>
-              <w:right w:val="single" w:color="D9D4D1" w:sz="4"/>
-            </w:tcBorders>
-            <w:shd w:fill="F7F5F4" w:color="auto" w:val="clear"/>
-            <w:tcMar>
-              <w:top w:type="dxa" w:w="80"/>
-              <w:left w:type="dxa" w:w="120"/>
-              <w:bottom w:type="dxa" w:w="80"/>
-              <w:right w:type="dxa" w:w="120"/>
-            </w:tcMar>
-            <w:vAlign w:val="center"/>
-          </w:tcPr>
-          <w:p>
-            <w:pPr>
-              <w:spacing w:after="40"/>
-            </w:pPr>
-            <w:r>
-              <w:t xml:space="preserve">filtre par personne et par date.</w:t>
-            </w:r>
-          </w:p>
-        </w:tc>
-      </w:tr>
-      <w:tr>
-        <w:trPr>
-          <w:cantSplit/>
-        </w:trPr>
-        <w:tc>
-          <w:tcPr>
-            <w:tcW w:type="dxa" w:w="5400"/>
-            <w:tcBorders>
-              <w:top w:val="single" w:color="D9D4D1" w:sz="4"/>
-              <w:left w:val="single" w:color="D9D4D1" w:sz="4"/>
-              <w:bottom w:val="single" w:color="D9D4D1" w:sz="4"/>
-              <w:right w:val="single" w:color="D9D4D1" w:sz="4"/>
-            </w:tcBorders>
-            <w:shd w:fill="FFFFFF" w:color="auto" w:val="clear"/>
-            <w:tcMar>
-              <w:top w:type="dxa" w:w="80"/>
-              <w:left w:type="dxa" w:w="120"/>
-              <w:bottom w:type="dxa" w:w="80"/>
-              <w:right w:type="dxa" w:w="120"/>
-            </w:tcMar>
-            <w:vAlign w:val="center"/>
-          </w:tcPr>
-          <w:p>
-            <w:pPr>
-              <w:spacing w:after="40"/>
-            </w:pPr>
-            <w:r>
-              <w:t xml:space="preserve">« Repousse la fin du chantier ventilation au 30 novembre. »</w:t>
-            </w:r>
-          </w:p>
-        </w:tc>
-        <w:tc>
-          <w:tcPr>
-            <w:tcW w:type="dxa" w:w="4238"/>
-            <w:tcBorders>
-              <w:top w:val="single" w:color="D9D4D1" w:sz="4"/>
-              <w:left w:val="single" w:color="D9D4D1" w:sz="4"/>
-              <w:bottom w:val="single" w:color="D9D4D1" w:sz="4"/>
-              <w:right w:val="single" w:color="D9D4D1" w:sz="4"/>
-            </w:tcBorders>
-            <w:shd w:fill="FFFFFF" w:color="auto" w:val="clear"/>
-            <w:tcMar>
-              <w:top w:type="dxa" w:w="80"/>
-              <w:left w:type="dxa" w:w="120"/>
-              <w:bottom w:type="dxa" w:w="80"/>
-              <w:right w:type="dxa" w:w="120"/>
-            </w:tcMar>
-            <w:vAlign w:val="center"/>
-          </w:tcPr>
-          <w:p>
-            <w:pPr>
-              <w:spacing w:after="40"/>
-            </w:pPr>
-            <w:r>
-              <w:t xml:space="preserve">modifie la date de fin.</w:t>
-            </w:r>
-          </w:p>
-        </w:tc>
-      </w:tr>
-    </w:tbl>
-    <w:p>
-      <w:pPr>
-        <w:pStyle w:val="Heading2"/>
-      </w:pPr>
-      <w:r>
-        <w:t xml:space="preserve">Claude ou ChatGPT : les différences</w:t>
-      </w:r>
-    </w:p>
-    <w:tbl>
-      <w:tblPr>
-        <w:tblW w:type="dxa" w:w="9638"/>
-        <w:tblBorders>
-          <w:top w:val="single" w:color="auto" w:sz="4"/>
-          <w:left w:val="single" w:color="auto" w:sz="4"/>
-          <w:bottom w:val="single" w:color="auto" w:sz="4"/>
-          <w:right w:val="single" w:color="auto" w:sz="4"/>
-          <w:insideH w:val="single" w:color="auto" w:sz="4"/>
-          <w:insideV w:val="single" w:color="auto" w:sz="4"/>
-        </w:tblBorders>
-      </w:tblPr>
-      <w:tblGrid>
-        <w:gridCol w:w="2000"/>
-        <w:gridCol w:w="3819"/>
-        <w:gridCol w:w="3819"/>
-      </w:tblGrid>
-      <w:tr>
-        <w:trPr>
-          <w:cantSplit/>
-        </w:trPr>
-        <w:tc>
-          <w:tcPr>
-            <w:tcW w:type="dxa" w:w="2000"/>
-            <w:tcBorders>
-              <w:top w:val="single" w:color="D9D4D1" w:sz="4"/>
-              <w:left w:val="single" w:color="D9D4D1" w:sz="4"/>
-              <w:bottom w:val="single" w:color="D9D4D1" w:sz="4"/>
-              <w:right w:val="single" w:color="D9D4D1" w:sz="4"/>
-            </w:tcBorders>
-            <w:shd w:fill="C4122F" w:color="auto" w:val="clear"/>
-            <w:tcMar>
-              <w:top w:type="dxa" w:w="80"/>
-              <w:left w:type="dxa" w:w="120"/>
-              <w:bottom w:type="dxa" w:w="80"/>
-              <w:right w:type="dxa" w:w="120"/>
-            </w:tcMar>
-            <w:vAlign w:val="center"/>
-          </w:tcPr>
-          <w:p>
-            <w:pPr>
-              <w:spacing w:after="40"/>
-            </w:pPr>
-          </w:p>
-        </w:tc>
-        <w:tc>
-          <w:tcPr>
-            <w:tcW w:type="dxa" w:w="3819"/>
-            <w:tcBorders>
-              <w:top w:val="single" w:color="D9D4D1" w:sz="4"/>
-              <w:left w:val="single" w:color="D9D4D1" w:sz="4"/>
-              <w:bottom w:val="single" w:color="D9D4D1" w:sz="4"/>
-              <w:right w:val="single" w:color="D9D4D1" w:sz="4"/>
-            </w:tcBorders>
-            <w:shd w:fill="C4122F" w:color="auto" w:val="clear"/>
-            <w:tcMar>
-              <w:top w:type="dxa" w:w="80"/>
-              <w:left w:type="dxa" w:w="120"/>
-              <w:bottom w:type="dxa" w:w="80"/>
-              <w:right w:type="dxa" w:w="120"/>
-            </w:tcMar>
-            <w:vAlign w:val="center"/>
-          </w:tcPr>
-          <w:p>
-            <w:pPr>
-              <w:spacing w:after="40"/>
-            </w:pPr>
-            <w:r>
-              <w:rPr>
-                <w:b/>
-                <w:bCs/>
-                <w:color w:val="FFFFFF"/>
-              </w:rPr>
-              <w:t xml:space="preserve">Claude</w:t>
-            </w:r>
-          </w:p>
-        </w:tc>
-        <w:tc>
-          <w:tcPr>
-            <w:tcW w:type="dxa" w:w="3819"/>
-            <w:tcBorders>
-              <w:top w:val="single" w:color="D9D4D1" w:sz="4"/>
-              <w:left w:val="single" w:color="D9D4D1" w:sz="4"/>
-              <w:bottom w:val="single" w:color="D9D4D1" w:sz="4"/>
-              <w:right w:val="single" w:color="D9D4D1" w:sz="4"/>
-            </w:tcBorders>
-            <w:shd w:fill="C4122F" w:color="auto" w:val="clear"/>
-            <w:tcMar>
-              <w:top w:type="dxa" w:w="80"/>
-              <w:left w:type="dxa" w:w="120"/>
-              <w:bottom w:type="dxa" w:w="80"/>
-              <w:right w:type="dxa" w:w="120"/>
-            </w:tcMar>
-            <w:vAlign w:val="center"/>
-          </w:tcPr>
-          <w:p>
-            <w:pPr>
-              <w:spacing w:after="40"/>
-            </w:pPr>
-            <w:r>
-              <w:rPr>
-                <w:b/>
-                <w:bCs/>
-                <w:color w:val="FFFFFF"/>
-              </w:rPr>
-              <w:t xml:space="preserve">ChatGPT</w:t>
-            </w:r>
-          </w:p>
-        </w:tc>
-      </w:tr>
-      <w:tr>
-        <w:trPr>
-          <w:cantSplit/>
-        </w:trPr>
-        <w:tc>
-          <w:tcPr>
-            <w:tcW w:type="dxa" w:w="2000"/>
-            <w:tcBorders>
-              <w:top w:val="single" w:color="D9D4D1" w:sz="4"/>
-              <w:left w:val="single" w:color="D9D4D1" w:sz="4"/>
-              <w:bottom w:val="single" w:color="D9D4D1" w:sz="4"/>
-              <w:right w:val="single" w:color="D9D4D1" w:sz="4"/>
-            </w:tcBorders>
-            <w:shd w:fill="FFFFFF" w:color="auto" w:val="clear"/>
-            <w:tcMar>
-              <w:top w:type="dxa" w:w="80"/>
-              <w:left w:type="dxa" w:w="120"/>
-              <w:bottom w:type="dxa" w:w="80"/>
-              <w:right w:type="dxa" w:w="120"/>
-            </w:tcMar>
-            <w:vAlign w:val="center"/>
-          </w:tcPr>
-          <w:p>
-            <w:pPr>
-              <w:spacing w:after="40"/>
-            </w:pPr>
-            <w:r>
-              <w:t xml:space="preserve">Où l'utiliser</w:t>
-            </w:r>
-          </w:p>
-        </w:tc>
-        <w:tc>
-          <w:tcPr>
-            <w:tcW w:type="dxa" w:w="3819"/>
-            <w:tcBorders>
-              <w:top w:val="single" w:color="D9D4D1" w:sz="4"/>
-              <w:left w:val="single" w:color="D9D4D1" w:sz="4"/>
-              <w:bottom w:val="single" w:color="D9D4D1" w:sz="4"/>
-              <w:right w:val="single" w:color="D9D4D1" w:sz="4"/>
-            </w:tcBorders>
-            <w:shd w:fill="FFFFFF" w:color="auto" w:val="clear"/>
-            <w:tcMar>
-              <w:top w:type="dxa" w:w="80"/>
-              <w:left w:type="dxa" w:w="120"/>
-              <w:bottom w:type="dxa" w:w="80"/>
-              <w:right w:type="dxa" w:w="120"/>
-            </w:tcMar>
-            <w:vAlign w:val="center"/>
-          </w:tcPr>
-          <w:p>
-            <w:pPr>
-              <w:spacing w:after="40"/>
-            </w:pPr>
-            <w:r>
-              <w:t xml:space="preserve">Application Claude pour ordinateur, sur un PC du bureau</w:t>
-            </w:r>
-          </w:p>
-        </w:tc>
-        <w:tc>
-          <w:tcPr>
-            <w:tcW w:type="dxa" w:w="3819"/>
-            <w:tcBorders>
-              <w:top w:val="single" w:color="D9D4D1" w:sz="4"/>
-              <w:left w:val="single" w:color="D9D4D1" w:sz="4"/>
-              <w:bottom w:val="single" w:color="D9D4D1" w:sz="4"/>
-              <w:right w:val="single" w:color="D9D4D1" w:sz="4"/>
-            </w:tcBorders>
-            <w:shd w:fill="FFFFFF" w:color="auto" w:val="clear"/>
-            <w:tcMar>
-              <w:top w:type="dxa" w:w="80"/>
-              <w:left w:type="dxa" w:w="120"/>
-              <w:bottom w:type="dxa" w:w="80"/>
-              <w:right w:type="dxa" w:w="120"/>
-            </w:tcMar>
-            <w:vAlign w:val="center"/>
-          </w:tcPr>
-          <w:p>
-            <w:pPr>
-              <w:spacing w:after="40"/>
-            </w:pPr>
-            <w:r>
-              <w:t xml:space="preserve">ChatGPT (site ou application), avec le mode développeur</w:t>
-            </w:r>
-          </w:p>
-        </w:tc>
-      </w:tr>
-      <w:tr>
-        <w:trPr>
-          <w:cantSplit/>
-        </w:trPr>
-        <w:tc>
-          <w:tcPr>
-            <w:tcW w:type="dxa" w:w="2000"/>
-            <w:tcBorders>
-              <w:top w:val="single" w:color="D9D4D1" w:sz="4"/>
-              <w:left w:val="single" w:color="D9D4D1" w:sz="4"/>
-              <w:bottom w:val="single" w:color="D9D4D1" w:sz="4"/>
-              <w:right w:val="single" w:color="D9D4D1" w:sz="4"/>
-            </w:tcBorders>
-            <w:shd w:fill="F7F5F4" w:color="auto" w:val="clear"/>
-            <w:tcMar>
-              <w:top w:type="dxa" w:w="80"/>
-              <w:left w:type="dxa" w:w="120"/>
-              <w:bottom w:type="dxa" w:w="80"/>
-              <w:right w:type="dxa" w:w="120"/>
-            </w:tcMar>
-            <w:vAlign w:val="center"/>
-          </w:tcPr>
-          <w:p>
-            <w:pPr>
-              <w:spacing w:after="40"/>
-            </w:pPr>
-            <w:r>
-              <w:t xml:space="preserve">Ce qu'il faut</w:t>
-            </w:r>
-          </w:p>
-        </w:tc>
-        <w:tc>
-          <w:tcPr>
-            <w:tcW w:type="dxa" w:w="3819"/>
-            <w:tcBorders>
-              <w:top w:val="single" w:color="D9D4D1" w:sz="4"/>
-              <w:left w:val="single" w:color="D9D4D1" w:sz="4"/>
-              <w:bottom w:val="single" w:color="D9D4D1" w:sz="4"/>
-              <w:right w:val="single" w:color="D9D4D1" w:sz="4"/>
-            </w:tcBorders>
-            <w:shd w:fill="F7F5F4" w:color="auto" w:val="clear"/>
-            <w:tcMar>
-              <w:top w:type="dxa" w:w="80"/>
-              <w:left w:type="dxa" w:w="120"/>
-              <w:bottom w:type="dxa" w:w="80"/>
-              <w:right w:type="dxa" w:w="120"/>
-            </w:tcMar>
-            <w:vAlign w:val="center"/>
-          </w:tcPr>
-          <w:p>
-            <w:pPr>
-              <w:spacing w:after="40"/>
-            </w:pPr>
-            <w:r>
-              <w:t xml:space="preserve">Lancer une fois </w:t>
-            </w:r>
-            <w:r>
-              <w:rPr>
-                <w:rFonts w:ascii="Consolas" w:cs="Consolas" w:eastAsia="Consolas" w:hAnsi="Consolas"/>
-                <w:color w:val="3D3A39"/>
-                <w:sz w:val="20"/>
-                <w:szCs w:val="20"/>
-                <w:shd w:fill="EDEAE8" w:color="auto" w:val="clear"/>
-              </w:rPr>
-              <w:t xml:space="preserve">lier-a-claude.bat</w:t>
-            </w:r>
-          </w:p>
-        </w:tc>
-        <w:tc>
-          <w:tcPr>
-            <w:tcW w:type="dxa" w:w="3819"/>
-            <w:tcBorders>
-              <w:top w:val="single" w:color="D9D4D1" w:sz="4"/>
-              <w:left w:val="single" w:color="D9D4D1" w:sz="4"/>
-              <w:bottom w:val="single" w:color="D9D4D1" w:sz="4"/>
-              <w:right w:val="single" w:color="D9D4D1" w:sz="4"/>
-            </w:tcBorders>
-            <w:shd w:fill="F7F5F4" w:color="auto" w:val="clear"/>
-            <w:tcMar>
-              <w:top w:type="dxa" w:w="80"/>
-              <w:left w:type="dxa" w:w="120"/>
-              <w:bottom w:type="dxa" w:w="80"/>
-              <w:right w:type="dxa" w:w="120"/>
-            </w:tcMar>
-            <w:vAlign w:val="center"/>
-          </w:tcPr>
-          <w:p>
-            <w:pPr>
-              <w:spacing w:after="40"/>
-            </w:pPr>
-            <w:r>
-              <w:t xml:space="preserve">Connecteur activé par l'administrateur, et la fenêtre </w:t>
-            </w:r>
-            <w:r>
-              <w:rPr>
-                <w:rFonts w:ascii="Consolas" w:cs="Consolas" w:eastAsia="Consolas" w:hAnsi="Consolas"/>
-                <w:color w:val="3D3A39"/>
-                <w:sz w:val="20"/>
-                <w:szCs w:val="20"/>
-                <w:shd w:fill="EDEAE8" w:color="auto" w:val="clear"/>
-              </w:rPr>
-              <w:t xml:space="preserve">ouvrir-pour-chatgpt.bat</w:t>
-            </w:r>
-            <w:r>
-              <w:t xml:space="preserve"> ouverte sur le PC serveur</w:t>
-            </w:r>
-          </w:p>
-        </w:tc>
-      </w:tr>
-      <w:tr>
-        <w:trPr>
-          <w:cantSplit/>
-        </w:trPr>
-        <w:tc>
-          <w:tcPr>
-            <w:tcW w:type="dxa" w:w="2000"/>
-            <w:tcBorders>
-              <w:top w:val="single" w:color="D9D4D1" w:sz="4"/>
-              <w:left w:val="single" w:color="D9D4D1" w:sz="4"/>
-              <w:bottom w:val="single" w:color="D9D4D1" w:sz="4"/>
-              <w:right w:val="single" w:color="D9D4D1" w:sz="4"/>
-            </w:tcBorders>
-            <w:shd w:fill="FFFFFF" w:color="auto" w:val="clear"/>
-            <w:tcMar>
-              <w:top w:type="dxa" w:w="80"/>
-              <w:left w:type="dxa" w:w="120"/>
-              <w:bottom w:type="dxa" w:w="80"/>
-              <w:right w:type="dxa" w:w="120"/>
-            </w:tcMar>
-            <w:vAlign w:val="center"/>
-          </w:tcPr>
-          <w:p>
-            <w:pPr>
-              <w:spacing w:after="40"/>
-            </w:pPr>
-            <w:r>
-              <w:t xml:space="preserve">Abonnement</w:t>
-            </w:r>
-          </w:p>
-        </w:tc>
-        <w:tc>
-          <w:tcPr>
-            <w:tcW w:type="dxa" w:w="3819"/>
-            <w:tcBorders>
-              <w:top w:val="single" w:color="D9D4D1" w:sz="4"/>
-              <w:left w:val="single" w:color="D9D4D1" w:sz="4"/>
-              <w:bottom w:val="single" w:color="D9D4D1" w:sz="4"/>
-              <w:right w:val="single" w:color="D9D4D1" w:sz="4"/>
-            </w:tcBorders>
-            <w:shd w:fill="FFFFFF" w:color="auto" w:val="clear"/>
-            <w:tcMar>
-              <w:top w:type="dxa" w:w="80"/>
-              <w:left w:type="dxa" w:w="120"/>
-              <w:bottom w:type="dxa" w:w="80"/>
-              <w:right w:type="dxa" w:w="120"/>
-            </w:tcMar>
-            <w:vAlign w:val="center"/>
-          </w:tcPr>
-          <w:p>
-            <w:pPr>
-              <w:spacing w:after="40"/>
-            </w:pPr>
-            <w:r>
-              <w:t xml:space="preserve">Claude</w:t>
-            </w:r>
-          </w:p>
-        </w:tc>
-        <w:tc>
-          <w:tcPr>
-            <w:tcW w:type="dxa" w:w="3819"/>
-            <w:tcBorders>
-              <w:top w:val="single" w:color="D9D4D1" w:sz="4"/>
-              <w:left w:val="single" w:color="D9D4D1" w:sz="4"/>
-              <w:bottom w:val="single" w:color="D9D4D1" w:sz="4"/>
-              <w:right w:val="single" w:color="D9D4D1" w:sz="4"/>
-            </w:tcBorders>
-            <w:shd w:fill="FFFFFF" w:color="auto" w:val="clear"/>
-            <w:tcMar>
-              <w:top w:type="dxa" w:w="80"/>
-              <w:left w:type="dxa" w:w="120"/>
-              <w:bottom w:type="dxa" w:w="80"/>
-              <w:right w:type="dxa" w:w="120"/>
-            </w:tcMar>
-            <w:vAlign w:val="center"/>
-          </w:tcPr>
-          <w:p>
-            <w:pPr>
-              <w:spacing w:after="40"/>
-            </w:pPr>
-            <w:r>
-              <w:t xml:space="preserve">ChatGPT payant (Plus, Pro, Business…)</w:t>
-            </w:r>
-          </w:p>
-        </w:tc>
-      </w:tr>
-    </w:tbl>
-    <w:p>
-      <w:pPr>
-        <w:pStyle w:val="Heading2"/>
-      </w:pPr>
-      <w:r>
-        <w:t xml:space="preserve">Votre clé d'accès</w:t>
+        <w:t xml:space="preserve">Exporter vers Excel</w:t>
       </w:r>
     </w:p>
     <w:p>
@@ -5435,9 +4787,9 @@
       <w:r>
         <w:drawing>
           <wp:inline distT="0" distB="0" distL="0" distR="0">
-            <wp:extent cx="3962400" cy="5334000"/>
+            <wp:extent cx="4953000" cy="923925"/>
             <wp:effectExtent t="0" r="0" b="0" l="0"/>
-            <wp:docPr id="1" name="16-chatgpt.png" descr="Compte → Lier à Claude ou ChatGPT : créer une clé, la copier ; l'administrateur active le connecteur ChatGPT." title="Compte → Lier à Claude ou ChatGPT : créer une clé, la copier ; l'administrateur active le connecteur ChatGPT."/>
+            <wp:docPr id="1" name="14-donnees.png" descr="Le bouton d'export dans la partie « Données »." title="Le bouton d'export dans la partie « Données »."/>
             <wp:cNvGraphicFramePr>
               <a:graphicFrameLocks xmlns:a="http://schemas.openxmlformats.org/drawingml/2006/main" noChangeAspect="1"/>
             </wp:cNvGraphicFramePr>
@@ -5460,7 +4812,7 @@
                   <pic:spPr bwMode="auto">
                     <a:xfrm>
                       <a:off x="0" y="0"/>
-                      <a:ext cx="3962400" cy="5334000"/>
+                      <a:ext cx="4953000" cy="923925"/>
                     </a:xfrm>
                     <a:prstGeom prst="rect">
                       <a:avLst/>
@@ -5486,7 +4838,22 @@
           <w:sz w:val="18"/>
           <w:szCs w:val="18"/>
         </w:rPr>
-        <w:t xml:space="preserve">Compte → Lier à Claude ou ChatGPT : créer une clé, la copier ; l'administrateur active le connecteur ChatGPT.</w:t>
+        <w:t xml:space="preserve">Le bouton d'export dans la partie « Données ».</w:t>
+      </w:r>
+    </w:p>
+    <w:p>
+      <w:pPr>
+        <w:spacing w:after="120"/>
+      </w:pPr>
+      <w:r>
+        <w:rPr>
+          <w:b/>
+          <w:bCs/>
+        </w:rPr>
+        <w:t xml:space="preserve">Exporter les tâches (Excel)</w:t>
+      </w:r>
+      <w:r>
+        <w:t xml:space="preserve"> télécharge un fichier avec les tâches que vous voyez : groupe, catégorie, titre, responsable, dates, avancement, statut. Il s'ouvre directement dans Excel.</w:t>
       </w:r>
     </w:p>
     <w:tbl>
@@ -5513,11 +4880,11 @@
             <w:tcW w:type="dxa" w:w="9638"/>
             <w:tcBorders>
               <w:top w:val="none" w:color="FFFFFF" w:sz="0"/>
-              <w:left w:val="single" w:color="C4122F" w:sz="24"/>
+              <w:left w:val="single" w:color="1D7A3F" w:sz="24"/>
               <w:bottom w:val="none" w:color="FFFFFF" w:sz="0"/>
               <w:right w:val="none" w:color="FFFFFF" w:sz="0"/>
             </w:tcBorders>
-            <w:shd w:fill="FBE6E9" w:color="auto" w:val="clear"/>
+            <w:shd w:fill="E3F2E8" w:color="auto" w:val="clear"/>
             <w:tcMar>
               <w:top w:type="dxa" w:w="120"/>
               <w:left w:type="dxa" w:w="200"/>
@@ -5533,89 +4900,444 @@
               <w:rPr>
                 <w:b/>
                 <w:bCs/>
-                <w:color w:val="C4122F"/>
+                <w:color w:val="1D7A3F"/>
               </w:rPr>
-              <w:t xml:space="preserve">❗  À savoir</w:t>
-            </w:r>
-          </w:p>
-          <w:p>
-            <w:pPr>
-              <w:spacing w:after="40"/>
-            </w:pPr>
-            <w:r>
-              <w:t xml:space="preserve">Claude agit </w:t>
-            </w:r>
+              <w:t xml:space="preserve">💡  Exporter une sélection</w:t>
+            </w:r>
+          </w:p>
+          <w:p>
+            <w:pPr>
+              <w:spacing w:after="40"/>
+            </w:pPr>
+            <w:r>
+              <w:t xml:space="preserve">L'export tient compte de la recherche et des filtres de l'accueil : filtrez d'abord (par exemple la catégorie « Devis »), puis exportez.</w:t>
+            </w:r>
+          </w:p>
+        </w:tc>
+      </w:tr>
+    </w:tbl>
+    <w:p>
+      <w:pPr>
+        <w:pStyle w:val="Heading1"/>
+        <w:keepNext/>
+        <w:pageBreakBefore/>
+      </w:pPr>
+      <w:r>
+        <w:t xml:space="preserve">10. Utiliser Claude ou ChatGPT</w:t>
+      </w:r>
+    </w:p>
+    <w:p>
+      <w:pPr>
+        <w:spacing w:after="120"/>
+      </w:pPr>
+      <w:r>
+        <w:t xml:space="preserve">Si </w:t>
+      </w:r>
+      <w:r>
+        <w:rPr>
+          <w:b/>
+          <w:bCs/>
+        </w:rPr>
+        <w:t xml:space="preserve">Claude</w:t>
+      </w:r>
+      <w:r>
+        <w:t xml:space="preserve"> ou </w:t>
+      </w:r>
+      <w:r>
+        <w:rPr>
+          <w:b/>
+          <w:bCs/>
+        </w:rPr>
+        <w:t xml:space="preserve">ChatGPT</w:t>
+      </w:r>
+      <w:r>
+        <w:t xml:space="preserve"> a été relié à votre compte (voir le guide d'installation, chapitre 8), vous pouvez lui parler de vos tâches en français. Les demandes et les possibilités sont les mêmes avec les deux assistants.</w:t>
+      </w:r>
+    </w:p>
+    <w:p>
+      <w:pPr>
+        <w:pStyle w:val="Heading2"/>
+      </w:pPr>
+      <w:r>
+        <w:t xml:space="preserve">Exemples de demandes</w:t>
+      </w:r>
+    </w:p>
+    <w:tbl>
+      <w:tblPr>
+        <w:tblW w:type="dxa" w:w="9638"/>
+        <w:tblBorders>
+          <w:top w:val="single" w:color="auto" w:sz="4"/>
+          <w:left w:val="single" w:color="auto" w:sz="4"/>
+          <w:bottom w:val="single" w:color="auto" w:sz="4"/>
+          <w:right w:val="single" w:color="auto" w:sz="4"/>
+          <w:insideH w:val="single" w:color="auto" w:sz="4"/>
+          <w:insideV w:val="single" w:color="auto" w:sz="4"/>
+        </w:tblBorders>
+      </w:tblPr>
+      <w:tblGrid>
+        <w:gridCol w:w="5400"/>
+        <w:gridCol w:w="4238"/>
+      </w:tblGrid>
+      <w:tr>
+        <w:trPr>
+          <w:cantSplit/>
+        </w:trPr>
+        <w:tc>
+          <w:tcPr>
+            <w:tcW w:type="dxa" w:w="5400"/>
+            <w:tcBorders>
+              <w:top w:val="single" w:color="D9D4D1" w:sz="4"/>
+              <w:left w:val="single" w:color="D9D4D1" w:sz="4"/>
+              <w:bottom w:val="single" w:color="D9D4D1" w:sz="4"/>
+              <w:right w:val="single" w:color="D9D4D1" w:sz="4"/>
+            </w:tcBorders>
+            <w:shd w:fill="C4122F" w:color="auto" w:val="clear"/>
+            <w:tcMar>
+              <w:top w:type="dxa" w:w="80"/>
+              <w:left w:type="dxa" w:w="120"/>
+              <w:bottom w:type="dxa" w:w="80"/>
+              <w:right w:type="dxa" w:w="120"/>
+            </w:tcMar>
+            <w:vAlign w:val="center"/>
+          </w:tcPr>
+          <w:p>
+            <w:pPr>
+              <w:spacing w:after="40"/>
+            </w:pPr>
             <w:r>
               <w:rPr>
                 <w:b/>
                 <w:bCs/>
+                <w:color w:val="FFFFFF"/>
               </w:rPr>
-              <w:t xml:space="preserve">avec vos droits</w:t>
-            </w:r>
-            <w:r>
-              <w:t xml:space="preserve"> : il voit exactement ce que vous voyez, et ses actions apparaissent dans l'historique </w:t>
-            </w:r>
+              <w:t xml:space="preserve">Vous écrivez…</w:t>
+            </w:r>
+          </w:p>
+        </w:tc>
+        <w:tc>
+          <w:tcPr>
+            <w:tcW w:type="dxa" w:w="4238"/>
+            <w:tcBorders>
+              <w:top w:val="single" w:color="D9D4D1" w:sz="4"/>
+              <w:left w:val="single" w:color="D9D4D1" w:sz="4"/>
+              <w:bottom w:val="single" w:color="D9D4D1" w:sz="4"/>
+              <w:right w:val="single" w:color="D9D4D1" w:sz="4"/>
+            </w:tcBorders>
+            <w:shd w:fill="C4122F" w:color="auto" w:val="clear"/>
+            <w:tcMar>
+              <w:top w:type="dxa" w:w="80"/>
+              <w:left w:type="dxa" w:w="120"/>
+              <w:bottom w:type="dxa" w:w="80"/>
+              <w:right w:type="dxa" w:w="120"/>
+            </w:tcMar>
+            <w:vAlign w:val="center"/>
+          </w:tcPr>
+          <w:p>
+            <w:pPr>
+              <w:spacing w:after="40"/>
+            </w:pPr>
             <w:r>
               <w:rPr>
                 <w:b/>
                 <w:bCs/>
+                <w:color w:val="FFFFFF"/>
               </w:rPr>
-              <w:t xml:space="preserve">à votre nom</w:t>
-            </w:r>
-            <w:r>
-              <w:t xml:space="preserve">.</w:t>
-            </w:r>
-          </w:p>
-          <w:p>
-            <w:pPr>
-              <w:spacing w:after="40"/>
-            </w:pPr>
-            <w:r>
-              <w:t xml:space="preserve">Claude ne peut </w:t>
-            </w:r>
-            <w:r>
-              <w:rPr>
-                <w:b/>
-                <w:bCs/>
-              </w:rPr>
-              <w:t xml:space="preserve">rien supprimer</w:t>
-            </w:r>
-            <w:r>
-              <w:t xml:space="preserve">.</w:t>
-            </w:r>
-          </w:p>
-          <w:p>
-            <w:pPr>
-              <w:spacing w:after="40"/>
-            </w:pPr>
-            <w:r>
-              <w:t xml:space="preserve">La clé est </w:t>
-            </w:r>
-            <w:r>
-              <w:rPr>
-                <w:b/>
-                <w:bCs/>
-              </w:rPr>
-              <w:t xml:space="preserve">personnelle et secrète</w:t>
-            </w:r>
-            <w:r>
-              <w:t xml:space="preserve"> : ne la partagez pas. En cas de doute, supprimez-la (corbeille) et créez-en une nouvelle.</w:t>
-            </w:r>
-          </w:p>
-          <w:p>
-            <w:pPr>
-              <w:spacing w:after="40"/>
-            </w:pPr>
-            <w:r>
-              <w:t xml:space="preserve">Claude : seulement avec l'application Claude installée sur un PC du bureau (pas claude.ai dans le navigateur, ni le téléphone).</w:t>
-            </w:r>
-          </w:p>
-          <w:p>
-            <w:pPr>
-              <w:spacing w:after="40"/>
-            </w:pPr>
-            <w:r>
-              <w:t xml:space="preserve">ChatGPT : seulement pendant que le tunnel est ouvert sur le PC serveur ; l'adresse du connecteur contient votre clé, ne la partagez pas.</w:t>
+              <w:t xml:space="preserve">L'assistant…</w:t>
+            </w:r>
+          </w:p>
+        </w:tc>
+      </w:tr>
+      <w:tr>
+        <w:trPr>
+          <w:cantSplit/>
+        </w:trPr>
+        <w:tc>
+          <w:tcPr>
+            <w:tcW w:type="dxa" w:w="5400"/>
+            <w:tcBorders>
+              <w:top w:val="single" w:color="D9D4D1" w:sz="4"/>
+              <w:left w:val="single" w:color="D9D4D1" w:sz="4"/>
+              <w:bottom w:val="single" w:color="D9D4D1" w:sz="4"/>
+              <w:right w:val="single" w:color="D9D4D1" w:sz="4"/>
+            </w:tcBorders>
+            <w:shd w:fill="FFFFFF" w:color="auto" w:val="clear"/>
+            <w:tcMar>
+              <w:top w:type="dxa" w:w="80"/>
+              <w:left w:type="dxa" w:w="120"/>
+              <w:bottom w:type="dxa" w:w="80"/>
+              <w:right w:type="dxa" w:w="120"/>
+            </w:tcMar>
+            <w:vAlign w:val="center"/>
+          </w:tcPr>
+          <w:p>
+            <w:pPr>
+              <w:spacing w:after="40"/>
+            </w:pPr>
+            <w:r>
+              <w:t xml:space="preserve">« Qu'est-ce qui est en retard ? Résume-moi la semaine. »</w:t>
+            </w:r>
+          </w:p>
+        </w:tc>
+        <w:tc>
+          <w:tcPr>
+            <w:tcW w:type="dxa" w:w="4238"/>
+            <w:tcBorders>
+              <w:top w:val="single" w:color="D9D4D1" w:sz="4"/>
+              <w:left w:val="single" w:color="D9D4D1" w:sz="4"/>
+              <w:bottom w:val="single" w:color="D9D4D1" w:sz="4"/>
+              <w:right w:val="single" w:color="D9D4D1" w:sz="4"/>
+            </w:tcBorders>
+            <w:shd w:fill="FFFFFF" w:color="auto" w:val="clear"/>
+            <w:tcMar>
+              <w:top w:type="dxa" w:w="80"/>
+              <w:left w:type="dxa" w:w="120"/>
+              <w:bottom w:type="dxa" w:w="80"/>
+              <w:right w:type="dxa" w:w="120"/>
+            </w:tcMar>
+            <w:vAlign w:val="center"/>
+          </w:tcPr>
+          <w:p>
+            <w:pPr>
+              <w:spacing w:after="40"/>
+            </w:pPr>
+            <w:r>
+              <w:t xml:space="preserve">liste les tâches en retard et les échéances des 7 prochains jours.</w:t>
+            </w:r>
+          </w:p>
+        </w:tc>
+      </w:tr>
+      <w:tr>
+        <w:trPr>
+          <w:cantSplit/>
+        </w:trPr>
+        <w:tc>
+          <w:tcPr>
+            <w:tcW w:type="dxa" w:w="5400"/>
+            <w:tcBorders>
+              <w:top w:val="single" w:color="D9D4D1" w:sz="4"/>
+              <w:left w:val="single" w:color="D9D4D1" w:sz="4"/>
+              <w:bottom w:val="single" w:color="D9D4D1" w:sz="4"/>
+              <w:right w:val="single" w:color="D9D4D1" w:sz="4"/>
+            </w:tcBorders>
+            <w:shd w:fill="F7F5F4" w:color="auto" w:val="clear"/>
+            <w:tcMar>
+              <w:top w:type="dxa" w:w="80"/>
+              <w:left w:type="dxa" w:w="120"/>
+              <w:bottom w:type="dxa" w:w="80"/>
+              <w:right w:type="dxa" w:w="120"/>
+            </w:tcMar>
+            <w:vAlign w:val="center"/>
+          </w:tcPr>
+          <w:p>
+            <w:pPr>
+              <w:spacing w:after="40"/>
+            </w:pPr>
+            <w:r>
+              <w:t xml:space="preserve">« Crée un devis urgent pour l'élevage Martin dans Le Roy, pour Claire, à rendre le 15/11, avec les étapes visite, chiffrage, envoi. »</w:t>
+            </w:r>
+          </w:p>
+        </w:tc>
+        <w:tc>
+          <w:tcPr>
+            <w:tcW w:type="dxa" w:w="4238"/>
+            <w:tcBorders>
+              <w:top w:val="single" w:color="D9D4D1" w:sz="4"/>
+              <w:left w:val="single" w:color="D9D4D1" w:sz="4"/>
+              <w:bottom w:val="single" w:color="D9D4D1" w:sz="4"/>
+              <w:right w:val="single" w:color="D9D4D1" w:sz="4"/>
+            </w:tcBorders>
+            <w:shd w:fill="F7F5F4" w:color="auto" w:val="clear"/>
+            <w:tcMar>
+              <w:top w:type="dxa" w:w="80"/>
+              <w:left w:type="dxa" w:w="120"/>
+              <w:bottom w:type="dxa" w:w="80"/>
+              <w:right w:type="dxa" w:w="120"/>
+            </w:tcMar>
+            <w:vAlign w:val="center"/>
+          </w:tcPr>
+          <w:p>
+            <w:pPr>
+              <w:spacing w:after="40"/>
+            </w:pPr>
+            <w:r>
+              <w:t xml:space="preserve">crée la tâche avec sa priorité et ses étapes.</w:t>
+            </w:r>
+          </w:p>
+        </w:tc>
+      </w:tr>
+      <w:tr>
+        <w:trPr>
+          <w:cantSplit/>
+        </w:trPr>
+        <w:tc>
+          <w:tcPr>
+            <w:tcW w:type="dxa" w:w="5400"/>
+            <w:tcBorders>
+              <w:top w:val="single" w:color="D9D4D1" w:sz="4"/>
+              <w:left w:val="single" w:color="D9D4D1" w:sz="4"/>
+              <w:bottom w:val="single" w:color="D9D4D1" w:sz="4"/>
+              <w:right w:val="single" w:color="D9D4D1" w:sz="4"/>
+            </w:tcBorders>
+            <w:shd w:fill="FFFFFF" w:color="auto" w:val="clear"/>
+            <w:tcMar>
+              <w:top w:type="dxa" w:w="80"/>
+              <w:left w:type="dxa" w:w="120"/>
+              <w:bottom w:type="dxa" w:w="80"/>
+              <w:right w:type="dxa" w:w="120"/>
+            </w:tcMar>
+            <w:vAlign w:val="center"/>
+          </w:tcPr>
+          <w:p>
+            <w:pPr>
+              <w:spacing w:after="40"/>
+            </w:pPr>
+            <w:r>
+              <w:t xml:space="preserve">« Coche l'étape chiffrage du devis Martin et ajoute un commentaire : client rappelé. »</w:t>
+            </w:r>
+          </w:p>
+        </w:tc>
+        <w:tc>
+          <w:tcPr>
+            <w:tcW w:type="dxa" w:w="4238"/>
+            <w:tcBorders>
+              <w:top w:val="single" w:color="D9D4D1" w:sz="4"/>
+              <w:left w:val="single" w:color="D9D4D1" w:sz="4"/>
+              <w:bottom w:val="single" w:color="D9D4D1" w:sz="4"/>
+              <w:right w:val="single" w:color="D9D4D1" w:sz="4"/>
+            </w:tcBorders>
+            <w:shd w:fill="FFFFFF" w:color="auto" w:val="clear"/>
+            <w:tcMar>
+              <w:top w:type="dxa" w:w="80"/>
+              <w:left w:type="dxa" w:w="120"/>
+              <w:bottom w:type="dxa" w:w="80"/>
+              <w:right w:type="dxa" w:w="120"/>
+            </w:tcMar>
+            <w:vAlign w:val="center"/>
+          </w:tcPr>
+          <w:p>
+            <w:pPr>
+              <w:spacing w:after="40"/>
+            </w:pPr>
+            <w:r>
+              <w:t xml:space="preserve">coche l'étape et ajoute le commentaire.</w:t>
+            </w:r>
+          </w:p>
+        </w:tc>
+      </w:tr>
+      <w:tr>
+        <w:trPr>
+          <w:cantSplit/>
+        </w:trPr>
+        <w:tc>
+          <w:tcPr>
+            <w:tcW w:type="dxa" w:w="5400"/>
+            <w:tcBorders>
+              <w:top w:val="single" w:color="D9D4D1" w:sz="4"/>
+              <w:left w:val="single" w:color="D9D4D1" w:sz="4"/>
+              <w:bottom w:val="single" w:color="D9D4D1" w:sz="4"/>
+              <w:right w:val="single" w:color="D9D4D1" w:sz="4"/>
+            </w:tcBorders>
+            <w:shd w:fill="F7F5F4" w:color="auto" w:val="clear"/>
+            <w:tcMar>
+              <w:top w:type="dxa" w:w="80"/>
+              <w:left w:type="dxa" w:w="120"/>
+              <w:bottom w:type="dxa" w:w="80"/>
+              <w:right w:type="dxa" w:w="120"/>
+            </w:tcMar>
+            <w:vAlign w:val="center"/>
+          </w:tcPr>
+          <w:p>
+            <w:pPr>
+              <w:spacing w:after="40"/>
+            </w:pPr>
+            <w:r>
+              <w:t xml:space="preserve">« Quelles tâches de Julien finissent ce mois-ci ? »</w:t>
+            </w:r>
+          </w:p>
+        </w:tc>
+        <w:tc>
+          <w:tcPr>
+            <w:tcW w:type="dxa" w:w="4238"/>
+            <w:tcBorders>
+              <w:top w:val="single" w:color="D9D4D1" w:sz="4"/>
+              <w:left w:val="single" w:color="D9D4D1" w:sz="4"/>
+              <w:bottom w:val="single" w:color="D9D4D1" w:sz="4"/>
+              <w:right w:val="single" w:color="D9D4D1" w:sz="4"/>
+            </w:tcBorders>
+            <w:shd w:fill="F7F5F4" w:color="auto" w:val="clear"/>
+            <w:tcMar>
+              <w:top w:type="dxa" w:w="80"/>
+              <w:left w:type="dxa" w:w="120"/>
+              <w:bottom w:type="dxa" w:w="80"/>
+              <w:right w:type="dxa" w:w="120"/>
+            </w:tcMar>
+            <w:vAlign w:val="center"/>
+          </w:tcPr>
+          <w:p>
+            <w:pPr>
+              <w:spacing w:after="40"/>
+            </w:pPr>
+            <w:r>
+              <w:t xml:space="preserve">filtre par personne et par date.</w:t>
+            </w:r>
+          </w:p>
+        </w:tc>
+      </w:tr>
+      <w:tr>
+        <w:trPr>
+          <w:cantSplit/>
+        </w:trPr>
+        <w:tc>
+          <w:tcPr>
+            <w:tcW w:type="dxa" w:w="5400"/>
+            <w:tcBorders>
+              <w:top w:val="single" w:color="D9D4D1" w:sz="4"/>
+              <w:left w:val="single" w:color="D9D4D1" w:sz="4"/>
+              <w:bottom w:val="single" w:color="D9D4D1" w:sz="4"/>
+              <w:right w:val="single" w:color="D9D4D1" w:sz="4"/>
+            </w:tcBorders>
+            <w:shd w:fill="FFFFFF" w:color="auto" w:val="clear"/>
+            <w:tcMar>
+              <w:top w:type="dxa" w:w="80"/>
+              <w:left w:type="dxa" w:w="120"/>
+              <w:bottom w:type="dxa" w:w="80"/>
+              <w:right w:type="dxa" w:w="120"/>
+            </w:tcMar>
+            <w:vAlign w:val="center"/>
+          </w:tcPr>
+          <w:p>
+            <w:pPr>
+              <w:spacing w:after="40"/>
+            </w:pPr>
+            <w:r>
+              <w:t xml:space="preserve">« Repousse la fin du chantier ventilation au 30 novembre. »</w:t>
+            </w:r>
+          </w:p>
+        </w:tc>
+        <w:tc>
+          <w:tcPr>
+            <w:tcW w:type="dxa" w:w="4238"/>
+            <w:tcBorders>
+              <w:top w:val="single" w:color="D9D4D1" w:sz="4"/>
+              <w:left w:val="single" w:color="D9D4D1" w:sz="4"/>
+              <w:bottom w:val="single" w:color="D9D4D1" w:sz="4"/>
+              <w:right w:val="single" w:color="D9D4D1" w:sz="4"/>
+            </w:tcBorders>
+            <w:shd w:fill="FFFFFF" w:color="auto" w:val="clear"/>
+            <w:tcMar>
+              <w:top w:type="dxa" w:w="80"/>
+              <w:left w:type="dxa" w:w="120"/>
+              <w:bottom w:type="dxa" w:w="80"/>
+              <w:right w:type="dxa" w:w="120"/>
+            </w:tcMar>
+            <w:vAlign w:val="center"/>
+          </w:tcPr>
+          <w:p>
+            <w:pPr>
+              <w:spacing w:after="40"/>
+            </w:pPr>
+            <w:r>
+              <w:t xml:space="preserve">modifie la date de fin.</w:t>
             </w:r>
           </w:p>
         </w:tc>
@@ -5623,20 +5345,10 @@
     </w:tbl>
     <w:p>
       <w:pPr>
-        <w:pStyle w:val="Heading1"/>
-        <w:keepNext/>
-        <w:pageBreakBefore/>
-      </w:pPr>
-      <w:r>
-        <w:t xml:space="preserve">11. Pour l'administrateur</w:t>
-      </w:r>
-    </w:p>
-    <w:p>
-      <w:pPr>
         <w:pStyle w:val="Heading2"/>
       </w:pPr>
       <w:r>
-        <w:t xml:space="preserve">Tout voir, et filtrer par personne</w:t>
+        <w:t xml:space="preserve">Votre lien personnel</w:t>
       </w:r>
     </w:p>
     <w:p>
@@ -5644,27 +5356,47 @@
         <w:spacing w:after="120"/>
       </w:pPr>
       <w:r>
-        <w:t xml:space="preserve">L'administrateur voit </w:t>
-      </w:r>
-      <w:r>
-        <w:rPr>
-          <w:b/>
-          <w:bCs/>
-        </w:rPr>
-        <w:t xml:space="preserve">toutes</w:t>
-      </w:r>
-      <w:r>
-        <w:t xml:space="preserve"> les tâches. La ligne </w:t>
-      </w:r>
-      <w:r>
-        <w:rPr>
-          <w:b/>
-          <w:bCs/>
-        </w:rPr>
-        <w:t xml:space="preserve">Afficher</w:t>
-      </w:r>
-      <w:r>
-        <w:t xml:space="preserve"> permet de choisir une ou plusieurs personnes (ou « Tout le monde »). Les groupes privés apparaissent sous la forme « Perso · Prénom ».</w:t>
+        <w:t xml:space="preserve">Dans </w:t>
+      </w:r>
+      <w:r>
+        <w:rPr>
+          <w:b/>
+          <w:bCs/>
+        </w:rPr>
+        <w:t xml:space="preserve">Compte → Lier à Claude ou ChatGPT</w:t>
+      </w:r>
+      <w:r>
+        <w:t xml:space="preserve">, </w:t>
+      </w:r>
+      <w:r>
+        <w:rPr>
+          <w:b/>
+          <w:bCs/>
+        </w:rPr>
+        <w:t xml:space="preserve">Créer une clé d'accès</w:t>
+      </w:r>
+      <w:r>
+        <w:t xml:space="preserve"> affiche un </w:t>
+      </w:r>
+      <w:r>
+        <w:rPr>
+          <w:b/>
+          <w:bCs/>
+        </w:rPr>
+        <w:t xml:space="preserve">lien personnel</w:t>
+      </w:r>
+      <w:r>
+        <w:t xml:space="preserve">. Copiez-le (il ne sera plus affiché) et collez-le dans Claude (« Paramètres → Connecteurs → Ajouter un connecteur personnalisé ») ou dans ChatGPT (« Paramètres → Applications et connecteurs → mode développeur → Créer », authentification « Aucune »). L'administrateur doit avoir </w:t>
+      </w:r>
+      <w:r>
+        <w:rPr>
+          <w:b/>
+          <w:bCs/>
+        </w:rPr>
+        <w:t xml:space="preserve">activé le connecteur</w:t>
+      </w:r>
+      <w:r>
+        <w:t xml:space="preserve"> au préalable.</w:t>
       </w:r>
     </w:p>
     <w:p>
@@ -5676,9 +5408,9 @@
       <w:r>
         <w:drawing>
           <wp:inline distT="0" distB="0" distL="0" distR="0">
-            <wp:extent cx="5143500" cy="3219450"/>
+            <wp:extent cx="4191000" cy="3686175"/>
             <wp:effectExtent t="0" r="0" b="0" l="0"/>
-            <wp:docPr id="1" name="11-admin-filtre.png" descr="Vue administrateur filtrée sur Claire." title="Vue administrateur filtrée sur Claire."/>
+            <wp:docPr id="1" name="16-chatgpt.png" descr="Compte → Lier à Claude ou ChatGPT : créer une clé, copier le lien ; l'administrateur active le connecteur." title="Compte → Lier à Claude ou ChatGPT : créer une clé, copier le lien ; l'administrateur active le connecteur."/>
             <wp:cNvGraphicFramePr>
               <a:graphicFrameLocks xmlns:a="http://schemas.openxmlformats.org/drawingml/2006/main" noChangeAspect="1"/>
             </wp:cNvGraphicFramePr>
@@ -5701,7 +5433,7 @@
                   <pic:spPr bwMode="auto">
                     <a:xfrm>
                       <a:off x="0" y="0"/>
-                      <a:ext cx="5143500" cy="3219450"/>
+                      <a:ext cx="4191000" cy="3686175"/>
                     </a:xfrm>
                     <a:prstGeom prst="rect">
                       <a:avLst/>
@@ -5727,7 +5459,141 @@
           <w:sz w:val="18"/>
           <w:szCs w:val="18"/>
         </w:rPr>
-        <w:t xml:space="preserve">Vue administrateur filtrée sur Claire.</w:t>
+        <w:t xml:space="preserve">Compte → Lier à Claude ou ChatGPT : créer une clé, copier le lien ; l'administrateur active le connecteur.</w:t>
+      </w:r>
+    </w:p>
+    <w:tbl>
+      <w:tblPr>
+        <w:tblW w:type="dxa" w:w="9638"/>
+        <w:tblBorders>
+          <w:top w:val="single" w:color="auto" w:sz="4"/>
+          <w:left w:val="single" w:color="auto" w:sz="4"/>
+          <w:bottom w:val="single" w:color="auto" w:sz="4"/>
+          <w:right w:val="single" w:color="auto" w:sz="4"/>
+          <w:insideH w:val="single" w:color="auto" w:sz="4"/>
+          <w:insideV w:val="single" w:color="auto" w:sz="4"/>
+        </w:tblBorders>
+      </w:tblPr>
+      <w:tblGrid>
+        <w:gridCol w:w="9638"/>
+      </w:tblGrid>
+      <w:tr>
+        <w:trPr>
+          <w:cantSplit/>
+        </w:trPr>
+        <w:tc>
+          <w:tcPr>
+            <w:tcW w:type="dxa" w:w="9638"/>
+            <w:tcBorders>
+              <w:top w:val="none" w:color="FFFFFF" w:sz="0"/>
+              <w:left w:val="single" w:color="C4122F" w:sz="24"/>
+              <w:bottom w:val="none" w:color="FFFFFF" w:sz="0"/>
+              <w:right w:val="none" w:color="FFFFFF" w:sz="0"/>
+            </w:tcBorders>
+            <w:shd w:fill="FBE6E9" w:color="auto" w:val="clear"/>
+            <w:tcMar>
+              <w:top w:type="dxa" w:w="120"/>
+              <w:left w:type="dxa" w:w="200"/>
+              <w:bottom w:type="dxa" w:w="120"/>
+              <w:right w:type="dxa" w:w="200"/>
+            </w:tcMar>
+          </w:tcPr>
+          <w:p>
+            <w:pPr>
+              <w:spacing w:after="60"/>
+            </w:pPr>
+            <w:r>
+              <w:rPr>
+                <w:b/>
+                <w:bCs/>
+                <w:color w:val="C4122F"/>
+              </w:rPr>
+              <w:t xml:space="preserve">❗  À savoir</w:t>
+            </w:r>
+          </w:p>
+          <w:p>
+            <w:pPr>
+              <w:spacing w:after="40"/>
+            </w:pPr>
+            <w:r>
+              <w:t xml:space="preserve">L'assistant agit </w:t>
+            </w:r>
+            <w:r>
+              <w:rPr>
+                <w:b/>
+                <w:bCs/>
+              </w:rPr>
+              <w:t xml:space="preserve">avec vos droits</w:t>
+            </w:r>
+            <w:r>
+              <w:t xml:space="preserve"> : il voit exactement ce que vous voyez, et ses actions apparaissent dans l'historique </w:t>
+            </w:r>
+            <w:r>
+              <w:rPr>
+                <w:b/>
+                <w:bCs/>
+              </w:rPr>
+              <w:t xml:space="preserve">à votre nom</w:t>
+            </w:r>
+            <w:r>
+              <w:t xml:space="preserve">.</w:t>
+            </w:r>
+          </w:p>
+          <w:p>
+            <w:pPr>
+              <w:spacing w:after="40"/>
+            </w:pPr>
+            <w:r>
+              <w:t xml:space="preserve">Il ne peut </w:t>
+            </w:r>
+            <w:r>
+              <w:rPr>
+                <w:b/>
+                <w:bCs/>
+              </w:rPr>
+              <w:t xml:space="preserve">rien supprimer</w:t>
+            </w:r>
+            <w:r>
+              <w:t xml:space="preserve">.</w:t>
+            </w:r>
+          </w:p>
+          <w:p>
+            <w:pPr>
+              <w:spacing w:after="40"/>
+            </w:pPr>
+            <w:r>
+              <w:t xml:space="preserve">Le lien est </w:t>
+            </w:r>
+            <w:r>
+              <w:rPr>
+                <w:b/>
+                <w:bCs/>
+              </w:rPr>
+              <w:t xml:space="preserve">personnel et secret</w:t>
+            </w:r>
+            <w:r>
+              <w:t xml:space="preserve"> : ne le partagez pas. En cas de doute, supprimez la clé (corbeille) et créez-en une nouvelle.</w:t>
+            </w:r>
+          </w:p>
+          <w:p>
+            <w:pPr>
+              <w:spacing w:after="40"/>
+            </w:pPr>
+            <w:r>
+              <w:t xml:space="preserve">Selon votre formule Claude ou ChatGPT, les connecteurs personnalisés peuvent ne pas être disponibles.</w:t>
+            </w:r>
+          </w:p>
+        </w:tc>
+      </w:tr>
+    </w:tbl>
+    <w:p>
+      <w:pPr>
+        <w:pStyle w:val="Heading1"/>
+        <w:keepNext/>
+        <w:pageBreakBefore/>
+      </w:pPr>
+      <w:r>
+        <w:t xml:space="preserve">11. Pour l'administrateur</w:t>
       </w:r>
     </w:p>
     <w:p>
@@ -5735,7 +5601,7 @@
         <w:pStyle w:val="Heading2"/>
       </w:pPr>
       <w:r>
-        <w:t xml:space="preserve">Gérer l'équipe</w:t>
+        <w:t xml:space="preserve">Tout voir, et filtrer par personne</w:t>
       </w:r>
     </w:p>
     <w:p>
@@ -5743,133 +5609,27 @@
         <w:spacing w:after="120"/>
       </w:pPr>
       <w:r>
-        <w:t xml:space="preserve">Onglet </w:t>
-      </w:r>
-      <w:r>
-        <w:rPr>
-          <w:b/>
-          <w:bCs/>
-        </w:rPr>
-        <w:t xml:space="preserve">Compte</w:t>
-      </w:r>
-      <w:r>
-        <w:t xml:space="preserve"> → partie </w:t>
-      </w:r>
-      <w:r>
-        <w:rPr>
-          <w:b/>
-          <w:bCs/>
-        </w:rPr>
-        <w:t xml:space="preserve">Équipe</w:t>
-      </w:r>
-      <w:r>
-        <w:t xml:space="preserve"> :</w:t>
-      </w:r>
-    </w:p>
-    <w:p>
-      <w:pPr>
-        <w:pStyle w:val="ListParagraph"/>
-        <w:numPr>
-          <w:ilvl w:val="0"/>
-          <w:numId w:val="3"/>
-        </w:numPr>
-        <w:spacing w:after="80"/>
-      </w:pPr>
-      <w:r>
-        <w:rPr>
-          <w:b/>
-          <w:bCs/>
-        </w:rPr>
-        <w:t xml:space="preserve">Ajouter</w:t>
-      </w:r>
-      <w:r>
-        <w:t xml:space="preserve"> une personne : nom, mot de passe provisoire, rôle → </w:t>
-      </w:r>
-      <w:r>
-        <w:rPr>
-          <w:b/>
-          <w:bCs/>
-        </w:rPr>
-        <w:t xml:space="preserve">Ajouter</w:t>
-      </w:r>
-      <w:r>
-        <w:t xml:space="preserve">. Elle reçoit automatiquement son groupe « Perso ».</w:t>
-      </w:r>
-    </w:p>
-    <w:p>
-      <w:pPr>
-        <w:pStyle w:val="ListParagraph"/>
-        <w:numPr>
-          <w:ilvl w:val="0"/>
-          <w:numId w:val="3"/>
-        </w:numPr>
-        <w:spacing w:after="80"/>
-      </w:pPr>
-      <w:r>
-        <w:rPr>
-          <w:b/>
-          <w:bCs/>
-        </w:rPr>
-        <w:t xml:space="preserve">Le crayon</w:t>
-      </w:r>
-      <w:r>
-        <w:t xml:space="preserve"> sur une ligne permet de : renommer, donner un </w:t>
-      </w:r>
-      <w:r>
-        <w:rPr>
-          <w:b/>
-          <w:bCs/>
-        </w:rPr>
-        <w:t xml:space="preserve">nouveau mot de passe</w:t>
-      </w:r>
-      <w:r>
-        <w:t xml:space="preserve"> (oubli), changer le rôle, ou </w:t>
-      </w:r>
-      <w:r>
-        <w:rPr>
-          <w:b/>
-          <w:bCs/>
-        </w:rPr>
-        <w:t xml:space="preserve">désactiver</w:t>
-      </w:r>
-      <w:r>
-        <w:t xml:space="preserve"> le compte (case « Compte actif »).</w:t>
-      </w:r>
-    </w:p>
-    <w:p>
-      <w:pPr>
-        <w:pStyle w:val="ListParagraph"/>
-        <w:numPr>
-          <w:ilvl w:val="0"/>
-          <w:numId w:val="3"/>
-        </w:numPr>
-        <w:spacing w:after="80"/>
-      </w:pPr>
-      <w:r>
-        <w:t xml:space="preserve">Un compte désactivé ne peut plus se connecter, mais </w:t>
-      </w:r>
-      <w:r>
-        <w:rPr>
-          <w:b/>
-          <w:bCs/>
-        </w:rPr>
-        <w:t xml:space="preserve">ses tâches restent</w:t>
-      </w:r>
-      <w:r>
-        <w:t xml:space="preserve">. On peut le réactiver à tout moment.</w:t>
-      </w:r>
-    </w:p>
-    <w:p>
-      <w:pPr>
-        <w:pStyle w:val="ListParagraph"/>
-        <w:numPr>
-          <w:ilvl w:val="0"/>
-          <w:numId w:val="3"/>
-        </w:numPr>
-        <w:spacing w:after="80"/>
-      </w:pPr>
-      <w:r>
-        <w:t xml:space="preserve">Il reste toujours au moins un administrateur actif (l'application l'empêche autrement).</w:t>
+        <w:t xml:space="preserve">L'administrateur voit </w:t>
+      </w:r>
+      <w:r>
+        <w:rPr>
+          <w:b/>
+          <w:bCs/>
+        </w:rPr>
+        <w:t xml:space="preserve">toutes</w:t>
+      </w:r>
+      <w:r>
+        <w:t xml:space="preserve"> les tâches. La ligne </w:t>
+      </w:r>
+      <w:r>
+        <w:rPr>
+          <w:b/>
+          <w:bCs/>
+        </w:rPr>
+        <w:t xml:space="preserve">Afficher</w:t>
+      </w:r>
+      <w:r>
+        <w:t xml:space="preserve"> permet de choisir une ou plusieurs personnes (ou « Tout le monde »). Les groupes privés apparaissent sous la forme « Perso · Prénom ».</w:t>
       </w:r>
     </w:p>
     <w:p>
@@ -5881,9 +5641,9 @@
       <w:r>
         <w:drawing>
           <wp:inline distT="0" distB="0" distL="0" distR="0">
-            <wp:extent cx="5334000" cy="3743325"/>
+            <wp:extent cx="5143500" cy="3219450"/>
             <wp:effectExtent t="0" r="0" b="0" l="0"/>
-            <wp:docPr id="1" name="12-equipe.png" descr="Modification d'un compte depuis la liste de l'équipe." title="Modification d'un compte depuis la liste de l'équipe."/>
+            <wp:docPr id="1" name="11-admin-filtre.png" descr="Vue administrateur filtrée sur Claire." title="Vue administrateur filtrée sur Claire."/>
             <wp:cNvGraphicFramePr>
               <a:graphicFrameLocks xmlns:a="http://schemas.openxmlformats.org/drawingml/2006/main" noChangeAspect="1"/>
             </wp:cNvGraphicFramePr>
@@ -5906,7 +5666,7 @@
                   <pic:spPr bwMode="auto">
                     <a:xfrm>
                       <a:off x="0" y="0"/>
-                      <a:ext cx="5334000" cy="3743325"/>
+                      <a:ext cx="5143500" cy="3219450"/>
                     </a:xfrm>
                     <a:prstGeom prst="rect">
                       <a:avLst/>
@@ -5932,7 +5692,7 @@
           <w:sz w:val="18"/>
           <w:szCs w:val="18"/>
         </w:rPr>
-        <w:t xml:space="preserve">Modification d'un compte depuis la liste de l'équipe.</w:t>
+        <w:t xml:space="preserve">Vue administrateur filtrée sur Claire.</w:t>
       </w:r>
     </w:p>
     <w:p>
@@ -5940,7 +5700,7 @@
         <w:pStyle w:val="Heading2"/>
       </w:pPr>
       <w:r>
-        <w:t xml:space="preserve">L'historique des tâches terminées</w:t>
+        <w:t xml:space="preserve">Gérer l'équipe</w:t>
       </w:r>
     </w:p>
     <w:p>
@@ -5948,37 +5708,133 @@
         <w:spacing w:after="120"/>
       </w:pPr>
       <w:r>
-        <w:t xml:space="preserve">L'onglet </w:t>
-      </w:r>
-      <w:r>
-        <w:rPr>
-          <w:b/>
-          <w:bCs/>
-        </w:rPr>
-        <w:t xml:space="preserve">Historique</w:t>
-      </w:r>
-      <w:r>
-        <w:t xml:space="preserve"> (visible par l'administrateur uniquement) liste toutes les tâches terminées : date, tâche, groupe, </w:t>
-      </w:r>
-      <w:r>
-        <w:rPr>
-          <w:b/>
-          <w:bCs/>
-        </w:rPr>
-        <w:t xml:space="preserve">qui l'a validée</w:t>
-      </w:r>
-      <w:r>
-        <w:t xml:space="preserve">, et si elle est encore affichée ou déjà archivée (plus de 7 jours). Cliquez sur une ligne pour voir chaque étape avec </w:t>
-      </w:r>
-      <w:r>
-        <w:rPr>
-          <w:b/>
-          <w:bCs/>
-        </w:rPr>
-        <w:t xml:space="preserve">qui l'a cochée et quand</w:t>
-      </w:r>
-      <w:r>
-        <w:t xml:space="preserve">. La recherche et l'export Excel fonctionnent aussi ici.</w:t>
+        <w:t xml:space="preserve">Onglet </w:t>
+      </w:r>
+      <w:r>
+        <w:rPr>
+          <w:b/>
+          <w:bCs/>
+        </w:rPr>
+        <w:t xml:space="preserve">Compte</w:t>
+      </w:r>
+      <w:r>
+        <w:t xml:space="preserve"> → partie </w:t>
+      </w:r>
+      <w:r>
+        <w:rPr>
+          <w:b/>
+          <w:bCs/>
+        </w:rPr>
+        <w:t xml:space="preserve">Équipe</w:t>
+      </w:r>
+      <w:r>
+        <w:t xml:space="preserve"> :</w:t>
+      </w:r>
+    </w:p>
+    <w:p>
+      <w:pPr>
+        <w:pStyle w:val="ListParagraph"/>
+        <w:numPr>
+          <w:ilvl w:val="0"/>
+          <w:numId w:val="3"/>
+        </w:numPr>
+        <w:spacing w:after="80"/>
+      </w:pPr>
+      <w:r>
+        <w:rPr>
+          <w:b/>
+          <w:bCs/>
+        </w:rPr>
+        <w:t xml:space="preserve">Ajouter</w:t>
+      </w:r>
+      <w:r>
+        <w:t xml:space="preserve"> une personne : nom, mot de passe provisoire, rôle → </w:t>
+      </w:r>
+      <w:r>
+        <w:rPr>
+          <w:b/>
+          <w:bCs/>
+        </w:rPr>
+        <w:t xml:space="preserve">Ajouter</w:t>
+      </w:r>
+      <w:r>
+        <w:t xml:space="preserve">. Elle reçoit automatiquement son groupe « Perso ».</w:t>
+      </w:r>
+    </w:p>
+    <w:p>
+      <w:pPr>
+        <w:pStyle w:val="ListParagraph"/>
+        <w:numPr>
+          <w:ilvl w:val="0"/>
+          <w:numId w:val="3"/>
+        </w:numPr>
+        <w:spacing w:after="80"/>
+      </w:pPr>
+      <w:r>
+        <w:rPr>
+          <w:b/>
+          <w:bCs/>
+        </w:rPr>
+        <w:t xml:space="preserve">Le crayon</w:t>
+      </w:r>
+      <w:r>
+        <w:t xml:space="preserve"> sur une ligne permet de : renommer, donner un </w:t>
+      </w:r>
+      <w:r>
+        <w:rPr>
+          <w:b/>
+          <w:bCs/>
+        </w:rPr>
+        <w:t xml:space="preserve">nouveau mot de passe</w:t>
+      </w:r>
+      <w:r>
+        <w:t xml:space="preserve"> (oubli), changer le rôle, ou </w:t>
+      </w:r>
+      <w:r>
+        <w:rPr>
+          <w:b/>
+          <w:bCs/>
+        </w:rPr>
+        <w:t xml:space="preserve">désactiver</w:t>
+      </w:r>
+      <w:r>
+        <w:t xml:space="preserve"> le compte (case « Compte actif »).</w:t>
+      </w:r>
+    </w:p>
+    <w:p>
+      <w:pPr>
+        <w:pStyle w:val="ListParagraph"/>
+        <w:numPr>
+          <w:ilvl w:val="0"/>
+          <w:numId w:val="3"/>
+        </w:numPr>
+        <w:spacing w:after="80"/>
+      </w:pPr>
+      <w:r>
+        <w:t xml:space="preserve">Un compte désactivé ne peut plus se connecter, mais </w:t>
+      </w:r>
+      <w:r>
+        <w:rPr>
+          <w:b/>
+          <w:bCs/>
+        </w:rPr>
+        <w:t xml:space="preserve">ses tâches restent</w:t>
+      </w:r>
+      <w:r>
+        <w:t xml:space="preserve">. On peut le réactiver à tout moment.</w:t>
+      </w:r>
+    </w:p>
+    <w:p>
+      <w:pPr>
+        <w:pStyle w:val="ListParagraph"/>
+        <w:numPr>
+          <w:ilvl w:val="0"/>
+          <w:numId w:val="3"/>
+        </w:numPr>
+        <w:spacing w:after="80"/>
+      </w:pPr>
+      <w:r>
+        <w:t xml:space="preserve">Il reste toujours au moins un administrateur actif (l'application l'empêche autrement).</w:t>
       </w:r>
     </w:p>
     <w:p>
@@ -5990,9 +5846,9 @@
       <w:r>
         <w:drawing>
           <wp:inline distT="0" distB="0" distL="0" distR="0">
-            <wp:extent cx="5143500" cy="3219450"/>
+            <wp:extent cx="5334000" cy="3752850"/>
             <wp:effectExtent t="0" r="0" b="0" l="0"/>
-            <wp:docPr id="1" name="17-historique.png" descr="L'historique : une ligne ouverte montre qui a validé chaque étape." title="L'historique : une ligne ouverte montre qui a validé chaque étape."/>
+            <wp:docPr id="1" name="12-equipe.png" descr="Modification d'un compte depuis la liste de l'équipe." title="Modification d'un compte depuis la liste de l'équipe."/>
             <wp:cNvGraphicFramePr>
               <a:graphicFrameLocks xmlns:a="http://schemas.openxmlformats.org/drawingml/2006/main" noChangeAspect="1"/>
             </wp:cNvGraphicFramePr>
@@ -6015,7 +5871,7 @@
                   <pic:spPr bwMode="auto">
                     <a:xfrm>
                       <a:off x="0" y="0"/>
-                      <a:ext cx="5143500" cy="3219450"/>
+                      <a:ext cx="5334000" cy="3752850"/>
                     </a:xfrm>
                     <a:prstGeom prst="rect">
                       <a:avLst/>
@@ -6041,7 +5897,7 @@
           <w:sz w:val="18"/>
           <w:szCs w:val="18"/>
         </w:rPr>
-        <w:t xml:space="preserve">L'historique : une ligne ouverte montre qui a validé chaque étape.</w:t>
+        <w:t xml:space="preserve">Modification d'un compte depuis la liste de l'équipe.</w:t>
       </w:r>
     </w:p>
     <w:p>
@@ -6049,7 +5905,7 @@
         <w:pStyle w:val="Heading2"/>
       </w:pPr>
       <w:r>
-        <w:t xml:space="preserve">Sauvegarde</w:t>
+        <w:t xml:space="preserve">L'historique des tâches terminées</w:t>
       </w:r>
     </w:p>
     <w:p>
@@ -6057,82 +5913,37 @@
         <w:spacing w:after="120"/>
       </w:pPr>
       <w:r>
-        <w:rPr>
-          <w:b/>
-          <w:bCs/>
-        </w:rPr>
-        <w:t xml:space="preserve">Compte</w:t>
-      </w:r>
-      <w:r>
-        <w:t xml:space="preserve"> → </w:t>
-      </w:r>
-      <w:r>
-        <w:rPr>
-          <w:b/>
-          <w:bCs/>
-        </w:rPr>
-        <w:t xml:space="preserve">Télécharger une sauvegarde complète</w:t>
-      </w:r>
-      <w:r>
-        <w:t xml:space="preserve"> : une copie de toute la base, à ranger sur une clé USB ou un disque réseau. Une sauvegarde est aussi faite automatiquement chaque jour sur le PC serveur.</w:t>
-      </w:r>
-    </w:p>
-    <w:p>
-      <w:pPr>
-        <w:pStyle w:val="Heading1"/>
-        <w:keepNext/>
-        <w:pageBreakBefore/>
-      </w:pPr>
-      <w:r>
-        <w:t xml:space="preserve">12. Sur tablette et téléphone</w:t>
-      </w:r>
-    </w:p>
-    <w:p>
-      <w:pPr>
-        <w:spacing w:after="120"/>
-      </w:pPr>
-      <w:r>
-        <w:t xml:space="preserve">L'application s'adapte aux petits écrans. Sur le Wi-Fi du bureau, ouvrez la même adresse, puis ajoutez-la à l'écran d'accueil (Chrome : menu </w:t>
-      </w:r>
-      <w:r>
-        <w:rPr>
-          <w:b/>
-          <w:bCs/>
-        </w:rPr>
-        <w:t xml:space="preserve">⋮</w:t>
-      </w:r>
-      <w:r>
-        <w:t xml:space="preserve"> → </w:t>
-      </w:r>
-      <w:r>
-        <w:rPr>
-          <w:b/>
-          <w:bCs/>
-        </w:rPr>
-        <w:t xml:space="preserve">Ajouter à l'écran d'accueil</w:t>
-      </w:r>
-      <w:r>
-        <w:t xml:space="preserve"> ; iPad : </w:t>
-      </w:r>
-      <w:r>
-        <w:rPr>
-          <w:b/>
-          <w:bCs/>
-        </w:rPr>
-        <w:t xml:space="preserve">Partager</w:t>
-      </w:r>
-      <w:r>
-        <w:t xml:space="preserve"> → </w:t>
-      </w:r>
-      <w:r>
-        <w:rPr>
-          <w:b/>
-          <w:bCs/>
-        </w:rPr>
-        <w:t xml:space="preserve">Sur l'écran d'accueil</w:t>
-      </w:r>
-      <w:r>
-        <w:t xml:space="preserve">).</w:t>
+        <w:t xml:space="preserve">L'onglet </w:t>
+      </w:r>
+      <w:r>
+        <w:rPr>
+          <w:b/>
+          <w:bCs/>
+        </w:rPr>
+        <w:t xml:space="preserve">Historique</w:t>
+      </w:r>
+      <w:r>
+        <w:t xml:space="preserve"> (visible par l'administrateur uniquement) liste toutes les tâches terminées : date, tâche, groupe, </w:t>
+      </w:r>
+      <w:r>
+        <w:rPr>
+          <w:b/>
+          <w:bCs/>
+        </w:rPr>
+        <w:t xml:space="preserve">qui l'a validée</w:t>
+      </w:r>
+      <w:r>
+        <w:t xml:space="preserve">, et si elle est encore affichée ou déjà archivée (plus de 7 jours). Cliquez sur une ligne pour voir chaque étape avec </w:t>
+      </w:r>
+      <w:r>
+        <w:rPr>
+          <w:b/>
+          <w:bCs/>
+        </w:rPr>
+        <w:t xml:space="preserve">qui l'a cochée et quand</w:t>
+      </w:r>
+      <w:r>
+        <w:t xml:space="preserve">. La recherche et l'export Excel fonctionnent aussi ici.</w:t>
       </w:r>
     </w:p>
     <w:p>
@@ -6144,9 +5955,9 @@
       <w:r>
         <w:drawing>
           <wp:inline distT="0" distB="0" distL="0" distR="0">
-            <wp:extent cx="2857500" cy="5715000"/>
+            <wp:extent cx="5143500" cy="3219450"/>
             <wp:effectExtent t="0" r="0" b="0" l="0"/>
-            <wp:docPr id="1" name="13-mobile.png" descr="L'accueil sur téléphone." title="L'accueil sur téléphone."/>
+            <wp:docPr id="1" name="17-historique.png" descr="L'historique : une ligne ouverte montre qui a validé chaque étape." title="L'historique : une ligne ouverte montre qui a validé chaque étape."/>
             <wp:cNvGraphicFramePr>
               <a:graphicFrameLocks xmlns:a="http://schemas.openxmlformats.org/drawingml/2006/main" noChangeAspect="1"/>
             </wp:cNvGraphicFramePr>
@@ -6169,6 +5980,173 @@
                   <pic:spPr bwMode="auto">
                     <a:xfrm>
                       <a:off x="0" y="0"/>
+                      <a:ext cx="5143500" cy="3219450"/>
+                    </a:xfrm>
+                    <a:prstGeom prst="rect">
+                      <a:avLst/>
+                    </a:prstGeom>
+                  </pic:spPr>
+                </pic:pic>
+              </a:graphicData>
+            </a:graphic>
+          </wp:inline>
+        </w:drawing>
+      </w:r>
+    </w:p>
+    <w:p>
+      <w:pPr>
+        <w:spacing w:after="200"/>
+        <w:jc w:val="center"/>
+      </w:pPr>
+      <w:r>
+        <w:rPr>
+          <w:i/>
+          <w:iCs/>
+          <w:color w:val="666A6F"/>
+          <w:sz w:val="18"/>
+          <w:szCs w:val="18"/>
+        </w:rPr>
+        <w:t xml:space="preserve">L'historique : une ligne ouverte montre qui a validé chaque étape.</w:t>
+      </w:r>
+    </w:p>
+    <w:p>
+      <w:pPr>
+        <w:pStyle w:val="Heading2"/>
+      </w:pPr>
+      <w:r>
+        <w:t xml:space="preserve">Sauvegarde</w:t>
+      </w:r>
+    </w:p>
+    <w:p>
+      <w:pPr>
+        <w:spacing w:after="120"/>
+      </w:pPr>
+      <w:r>
+        <w:rPr>
+          <w:b/>
+          <w:bCs/>
+        </w:rPr>
+        <w:t xml:space="preserve">Compte</w:t>
+      </w:r>
+      <w:r>
+        <w:t xml:space="preserve"> → </w:t>
+      </w:r>
+      <w:r>
+        <w:rPr>
+          <w:b/>
+          <w:bCs/>
+        </w:rPr>
+        <w:t xml:space="preserve">Télécharger une sauvegarde complète</w:t>
+      </w:r>
+      <w:r>
+        <w:t xml:space="preserve"> : une copie de toute la base, à ranger sur une clé USB ou un disque réseau. OVHcloud fait aussi des sauvegardes automatiques de la base de données. Le fichier téléchargé (</w:t>
+      </w:r>
+      <w:r>
+        <w:rPr>
+          <w:rFonts w:ascii="Consolas" w:cs="Consolas" w:eastAsia="Consolas" w:hAnsi="Consolas"/>
+          <w:color w:val="3D3A39"/>
+          <w:sz w:val="20"/>
+          <w:szCs w:val="20"/>
+          <w:shd w:fill="EDEAE8" w:color="auto" w:val="clear"/>
+        </w:rPr>
+        <w:t xml:space="preserve">.sql</w:t>
+      </w:r>
+      <w:r>
+        <w:t xml:space="preserve">) se réimporte dans phpMyAdmin (voir le guide d'installation).</w:t>
+      </w:r>
+    </w:p>
+    <w:p>
+      <w:pPr>
+        <w:pStyle w:val="Heading1"/>
+        <w:keepNext/>
+        <w:pageBreakBefore/>
+      </w:pPr>
+      <w:r>
+        <w:t xml:space="preserve">12. Sur tablette et téléphone</w:t>
+      </w:r>
+    </w:p>
+    <w:p>
+      <w:pPr>
+        <w:spacing w:after="120"/>
+      </w:pPr>
+      <w:r>
+        <w:t xml:space="preserve">L'application s'adapte aux petits écrans. Ouvrez la même adresse (ou scannez le QR code de la page Compte), puis ajoutez-la à l'écran d'accueil (Chrome : menu </w:t>
+      </w:r>
+      <w:r>
+        <w:rPr>
+          <w:b/>
+          <w:bCs/>
+        </w:rPr>
+        <w:t xml:space="preserve">⋮</w:t>
+      </w:r>
+      <w:r>
+        <w:t xml:space="preserve"> → </w:t>
+      </w:r>
+      <w:r>
+        <w:rPr>
+          <w:b/>
+          <w:bCs/>
+        </w:rPr>
+        <w:t xml:space="preserve">Ajouter à l'écran d'accueil</w:t>
+      </w:r>
+      <w:r>
+        <w:t xml:space="preserve"> ; iPad : </w:t>
+      </w:r>
+      <w:r>
+        <w:rPr>
+          <w:b/>
+          <w:bCs/>
+        </w:rPr>
+        <w:t xml:space="preserve">Partager</w:t>
+      </w:r>
+      <w:r>
+        <w:t xml:space="preserve"> → </w:t>
+      </w:r>
+      <w:r>
+        <w:rPr>
+          <w:b/>
+          <w:bCs/>
+        </w:rPr>
+        <w:t xml:space="preserve">Sur l'écran d'accueil</w:t>
+      </w:r>
+      <w:r>
+        <w:t xml:space="preserve">).</w:t>
+      </w:r>
+    </w:p>
+    <w:p>
+      <w:pPr>
+        <w:keepNext/>
+        <w:spacing w:after="60" w:before="120" w:line="240" w:lineRule="auto"/>
+        <w:jc w:val="center"/>
+      </w:pPr>
+      <w:r>
+        <w:drawing>
+          <wp:inline distT="0" distB="0" distL="0" distR="0">
+            <wp:extent cx="2857500" cy="5715000"/>
+            <wp:effectExtent t="0" r="0" b="0" l="0"/>
+            <wp:docPr id="1" name="13-mobile.png" descr="L'accueil sur téléphone." title="L'accueil sur téléphone."/>
+            <wp:cNvGraphicFramePr>
+              <a:graphicFrameLocks xmlns:a="http://schemas.openxmlformats.org/drawingml/2006/main" noChangeAspect="1"/>
+            </wp:cNvGraphicFramePr>
+            <a:graphic xmlns:a="http://schemas.openxmlformats.org/drawingml/2006/main">
+              <a:graphicData uri="http://schemas.openxmlformats.org/drawingml/2006/picture">
+                <pic:pic xmlns:pic="http://schemas.openxmlformats.org/drawingml/2006/picture">
+                  <pic:nvPicPr>
+                    <pic:cNvPr id="0" name="" descr=""/>
+                    <pic:cNvPicPr>
+                      <a:picLocks noChangeAspect="1" noChangeArrowheads="1"/>
+                    </pic:cNvPicPr>
+                  </pic:nvPicPr>
+                  <pic:blipFill>
+                    <a:blip r:embed="rId29" cstate="none"/>
+                    <a:srcRect/>
+                    <a:stretch>
+                      <a:fillRect/>
+                    </a:stretch>
+                  </pic:blipFill>
+                  <pic:spPr bwMode="auto">
+                    <a:xfrm>
+                      <a:off x="0" y="0"/>
                       <a:ext cx="2857500" cy="5715000"/>
                     </a:xfrm>
                     <a:prstGeom prst="rect">
@@ -6355,7 +6333,7 @@
               <w:spacing w:after="40"/>
             </w:pPr>
             <w:r>
-              <w:t xml:space="preserve">Ils apparaissent tout seuls en quelques secondes. Sinon, appuyez sur </w:t>
+              <w:t xml:space="preserve">Ils apparaissent tout seuls en quelques secondes (l'écran vérifie toutes les 5 secondes). Sinon, appuyez sur </w:t>
             </w:r>
             <w:r>
               <w:rPr>
@@ -6424,7 +6402,7 @@
               <w:spacing w:after="40"/>
             </w:pPr>
             <w:r>
-              <w:t xml:space="preserve">Le PC serveur est éteint ou en veille. L'application se reconnecte toute seule dès qu'il revient.</w:t>
+              <w:t xml:space="preserve">Votre connexion Internet est coupée. L'application se reconnecte toute seule dès qu'elle revient.</w:t>
             </w:r>
           </w:p>
         </w:tc>
@@ -6791,7 +6769,7 @@
               <w:spacing w:after="40"/>
             </w:pPr>
             <w:r>
-              <w:t xml:space="preserve">Puis-je utiliser l'application de chez moi ?</w:t>
+              <w:t xml:space="preserve">Puis-je utiliser l'application de chez moi ou sur un chantier ?</w:t>
             </w:r>
           </w:p>
         </w:tc>
@@ -6818,7 +6796,7 @@
               <w:spacing w:after="40"/>
             </w:pPr>
             <w:r>
-              <w:t xml:space="preserve">Non : elle ne fonctionne que sur le réseau du bureau, par sécurité.</w:t>
+              <w:t xml:space="preserve">Oui : le site est accessible partout où il y a Internet, avec votre nom et votre mot de passe.</w:t>
             </w:r>
           </w:p>
         </w:tc>
